--- a/dist/manuscripts/en/p3_vietnam_en_clean.docx
+++ b/dist/manuscripts/en/p3_vietnam_en_clean.docx
@@ -152,7 +152,7 @@
         <w:pStyle w:val="BodyText"/>
       </w:pPr>
       <w:r>
-        <w:t xml:space="preserve">Originality/value — The study shows that the conventional inverted-U in zero-inflated emerging-market settings reflects a performance gap at the export-participation barrier rather than a continuous intensity-saturation curve, and demonstrates that pooled digital coefficients on a Tier-1 binary mask progressive proxy obsolescence.</w:t>
+        <w:t xml:space="preserve">Originality/value — The study shows that the conventional inverted-U in zero-inflated emerging-market settings reflects a performance gap at the export-participation barrier rather than a continuous intensity-saturation curve, and shows that pooled digital coefficients on a Tier-1 binary mask progressive proxy obsolescence.</w:t>
       </w:r>
     </w:p>
     <w:p>
@@ -3419,13 +3419,13 @@
         <w:pStyle w:val="BodyText"/>
       </w:pPr>
       <w:r>
-        <w:t xml:space="preserve">× DAI_z = -0.912, p = .043), the quadratic interaction is positive and marginal (FSTS_c2 ×</w:t>
-      </w:r>
-      <w:r>
-        <w:t xml:space="preserve"> </w:t>
-      </w:r>
-      <w:r>
-        <w:t xml:space="preserve">DAI_z = 1.043, p = .099), and the joint test sits at marginal significance (M4 joint p = .102;</w:t>
+        <w:t xml:space="preserve">× DAI_z = -0.912, p = .043), the quadratic interaction is positive but does not reach conventional significance (FSTS_c2 ×</w:t>
+      </w:r>
+      <w:r>
+        <w:t xml:space="preserve"> </w:t>
+      </w:r>
+      <w:r>
+        <w:t xml:space="preserve">DAI_z = 1.043, p = .099), and the joint test is above the .05 threshold (M4 joint p = .102;</w:t>
       </w:r>
     </w:p>
     <w:p>
@@ -3835,7 +3835,7 @@
         <w:pStyle w:val="BodyText"/>
       </w:pPr>
       <w:r>
-        <w:t xml:space="preserve">.276). The joint Wald test sits at marginal significance (M8 joint p = .083). This pooled signal</w:t>
+        <w:t xml:space="preserve">.276). The joint Wald test does not reach conventional significance (M8 joint p = .083). This pooled signal</w:t>
       </w:r>
       <w:r>
         <w:t xml:space="preserve"> </w:t>
@@ -3847,7 +3847,7 @@
         <w:t xml:space="preserve"> </w:t>
       </w:r>
       <w:r>
-        <w:t xml:space="preserve">.825) and 2015 (p = .125), and reaches marginal significance only in 2023 (M4 joint p = .102;</w:t>
+        <w:t xml:space="preserve">.825) and 2015 (p = .125), and remains above the .05 threshold in 2023 (M4 joint p = .102;</w:t>
       </w:r>
       <w:r>
         <w:t xml:space="preserve"> </w:t>
@@ -4197,7 +4197,7 @@
         <w:t xml:space="preserve"> </w:t>
       </w:r>
       <w:r>
-        <w:t xml:space="preserve">is also at marginal significance, driven by the 2023 wave rather than by a stable</w:t>
+        <w:t xml:space="preserve">is also above the .05 threshold (p = .083), driven by the 2023 wave rather than by a stable</w:t>
       </w:r>
       <w:r>
         <w:t xml:space="preserve"> </w:t>

--- a/dist/manuscripts/en/p3_vietnam_en_clean.docx
+++ b/dist/manuscripts/en/p3_vietnam_en_clean.docx
@@ -2,7 +2,7 @@
 <file path=word/document.xml><?xml version="1.0" encoding="utf-8"?>
 <w:document xmlns:w="http://schemas.openxmlformats.org/wordprocessingml/2006/main" xmlns:m="http://schemas.openxmlformats.org/officeDocument/2006/math" xmlns:r="http://schemas.openxmlformats.org/officeDocument/2006/relationships" xmlns:o="urn:schemas-microsoft-com:office:office" xmlns:v="urn:schemas-microsoft-com:vml" xmlns:w10="urn:schemas-microsoft-com:office:word" xmlns:a="http://schemas.openxmlformats.org/drawingml/2006/main" xmlns:pic="http://schemas.openxmlformats.org/drawingml/2006/picture" xmlns:wp="http://schemas.openxmlformats.org/drawingml/2006/wordprocessingDrawing">
   <w:body>
-    <w:bookmarkStart w:id="132" w:name="X0264dbef037d515bdd41c0931e5e2e7c8717b18"/>
+    <w:bookmarkStart w:id="114" w:name="X0264dbef037d515bdd41c0931e5e2e7c8717b18"/>
     <w:p>
       <w:pPr>
         <w:pStyle w:val="Heading1"/>
@@ -224,7 +224,7 @@
         <w:pStyle w:val="BodyText"/>
       </w:pPr>
       <w:r>
-        <w:t xml:space="preserve">Design/methodology/approach — Three waves of World Bank Enterprise Survey data (Vietnam 2009, 2015, 2023; N = 2,958) are used to estimate wave-specific and pooled OLS models with HC1 robust standard errors, quadratic export-intensity terms, and capability interactions. TCI (quality certification, foreign-licensed technology) is the primary construct; a single-item website indicator (Tier-1 only) is retained as a digital-presence control.</w:t>
+        <w:t xml:space="preserve">Design/methodology/approach — Three waves of World Bank Enterprise Survey data (Vietnam 2009, 2015, 2023; N = 2,958) underpin wave-specific and pooled OLS models with HC1 standard errors, quadratic export-intensity terms, and capability interactions. TCI (quality certification, foreign-licensed technology) is the primary construct; a single-item website indicator (Tier-1 only) is retained as a digital-presence control.</w:t>
       </w:r>
     </w:p>
     <w:p>
@@ -232,7 +232,7 @@
         <w:pStyle w:val="BodyText"/>
       </w:pPr>
       <w:r>
-        <w:t xml:space="preserve">Findings — An inverted-U between export intensity and labour productivity holds across all three waves, with turning points clustered between 39% and 46% — a structurally durable 7-percentage-point band sustained across 14 years of institutional change. The nonlinearity is primarily a participation-margin effect (participation-margin effect — the productivity premium from switching from non-exporter to exporter status, distinct from the intensive margin of increasing export intensity among active exporters; Helpman, Melitz &amp; Yeaple, 2004): re-estimated on the exporter-only sub-sample, the quadratic term loses statistical significance (β = −0.200, p = .660), and fewer than 1% of pooled firms lie within ±5 percentage points of the turning point. TCI is positively associated with productivity in all waves (pooled β = 0.179, p &lt; .001) and moderates the I–P curvature. The website indicator follows a Tier-1 proxy-obsolescence trajectory: positive in 2009, null in 2015, and negatively interactive with export intensity in 2023.</w:t>
+        <w:t xml:space="preserve">Findings — An inverted-U between export intensity and labour productivity holds across all three waves, with turning points clustered between 39% and 46% — a durable 7-percentage-point band across 14 years of institutional change. The nonlinearity reflects a participation-margin effect (Helpman, Melitz &amp; Yeaple, 2004): re-estimated on the exporter-only sub-sample, the quadratic term loses significance (β = −0.200, p = .660). TCI is positively associated with productivity in all waves (pooled β = 0.179, p &lt; .001) and moderates the I–P curvature. The website indicator follows a Tier-1 proxy-obsolescence trajectory: positive in 2009, null in 2015, and negatively interactive with export intensity in 2023.</w:t>
       </w:r>
     </w:p>
     <w:p>
@@ -240,7 +240,7 @@
         <w:pStyle w:val="BodyText"/>
       </w:pPr>
       <w:r>
-        <w:t xml:space="preserve">Originality/value — The study shows that the conventional inverted-U in zero-inflated emerging-market settings reflects a performance gap at the export-participation barrier rather than a continuous intensity-saturation curve, and shows that pooled digital coefficients on a Tier-1 binary mask progressive proxy obsolescence. The evidence that the inverted-U threshold cluster (39–46% FSTS band) is institutionally embedded rather than firm-specific shifts the debate from 'does internationalization help?' to 'under what institutional conditions does the threshold shift?'</w:t>
+        <w:t xml:space="preserve">Originality/value — The study shows that the conventional inverted-U in zero-inflated emerging-market settings reflects a performance gap at the export-participation barrier rather than a continuous intensity-saturation curve; pooled digital coefficients on a Tier-1 binary mask progressive proxy obsolescence. The evidence that the threshold cluster (39–46% FSTS band) is institutionally embedded rather than firm-specific shifts the debate from 'does internationalization help?' to 'under what institutional conditions does the threshold shift?'</w:t>
       </w:r>
     </w:p>
     <w:p>
@@ -967,7 +967,7 @@
     </w:p>
     <w:bookmarkEnd w:id="29"/>
     <w:bookmarkEnd w:id="30"/>
-    <w:bookmarkStart w:id="38" w:name="X8bf20a63f0decf7b16e99d564b9958ec4fbbb23"/>
+    <w:bookmarkStart w:id="35" w:name="X8bf20a63f0decf7b16e99d564b9958ec4fbbb23"/>
     <w:p>
       <w:pPr>
         <w:pStyle w:val="Heading2"/>
@@ -1632,7 +1632,7 @@
       </w:r>
     </w:p>
     <w:bookmarkEnd w:id="33"/>
-    <w:bookmarkStart w:id="37" w:name="Xa301591a4bdc42129e76c2a2b73514232150381"/>
+    <w:bookmarkStart w:id="34" w:name="Xa301591a4bdc42129e76c2a2b73514232150381"/>
     <w:p>
       <w:pPr>
         <w:pStyle w:val="Heading3"/>
@@ -1976,46 +1976,7 @@
         <w:pStyle w:val="BodyText"/>
       </w:pPr>
       <w:r>
-        <w:drawing>
-          <wp:inline>
-            <wp:extent cx="5753100" cy="4221138"/>
-            <wp:effectExtent b="0" l="0" r="0" t="0"/>
-            <wp:docPr descr="Figure 1: Conceptual model — TCI, DAI, and export intensity as determinants of firm performance (Vietnam, 3-wave)" title="" id="35" name="Picture"/>
-            <a:graphic>
-              <a:graphicData uri="http://schemas.openxmlformats.org/drawingml/2006/picture">
-                <pic:pic>
-                  <pic:nvPicPr>
-                    <pic:cNvPr descr="figures/vietnam/figure_1_conceptual_model.png" id="36" name="Picture"/>
-                    <pic:cNvPicPr>
-                      <a:picLocks noChangeArrowheads="1" noChangeAspect="1"/>
-                    </pic:cNvPicPr>
-                  </pic:nvPicPr>
-                  <pic:blipFill>
-                    <a:blip r:embed="rId34"/>
-                    <a:stretch>
-                      <a:fillRect/>
-                    </a:stretch>
-                  </pic:blipFill>
-                  <pic:spPr bwMode="auto">
-                    <a:xfrm>
-                      <a:off x="0" y="0"/>
-                      <a:ext cx="5753100" cy="4221138"/>
-                    </a:xfrm>
-                    <a:prstGeom prst="rect">
-                      <a:avLst/>
-                    </a:prstGeom>
-                    <a:noFill/>
-                    <a:ln w="9525">
-                      <a:noFill/>
-                      <a:headEnd/>
-                      <a:tailEnd/>
-                    </a:ln>
-                  </pic:spPr>
-                </pic:pic>
-              </a:graphicData>
-            </a:graphic>
-          </wp:inline>
-        </w:drawing>
+        <w:t xml:space="preserve">Figure 1: Conceptual model — TCI, DAI, and export intensity as determinants of firm performance (Vietnam, 3-wave)</w:t>
       </w:r>
     </w:p>
     <w:p>
@@ -2054,9 +2015,9 @@
         <w:t xml:space="preserve">Solid arrows represent hypothesised direct and curvilinear effects. Dashed arrows represent moderating effects. The independent variable — internationalisation intensity (FSTS, centred FSTS_c and FSTS_c²) — is placed at left; the dependent variable — firm performance, measured as ln(labour productivity) = ln(annual revenue PPP / permanent workers) — is placed at right, following left-to-right causal flow convention. H1 (inverted-U nonlinearity: β₁ &gt; 0, β₂ &lt; 0) is grounded in the Uppsala model (Johanson &amp; Vahlne, 1977, 2009) and coordination-cost theory (Hitt et al., 1997). H2 specifies technological capability (TCI_z, Resource-Based View: Barney, 1991) as a level-shifting direct effect and secondary moderator on the FSTS–performance curve; instrument: industry-level TCI mean (causal IV identification). H4 treats website-based digital adoption (DAI_z, Tier-1 only) as an exploratory probe of the Digital Capability Lens (Banalieva &amp; Dhanaraj, 2019); measurement constraint acknowledged — single binary indicator across 2009/2015/2023 waves limits inferential strength. (+) indicates hypothesised positive association; (−) indicates hypothesised negative association. Control variables (ln firm size, firm age, foreign ownership, broad-sector fixed effects, wave fixed effects) enter additively in all models but are omitted from the figure for clarity. ICRV context: Vietnam — Nhóm IV (Lower_mid_transition, ICRV Group 4 of 6; lower-middle-income transition economy; WGI Rule of Law ≈ −0.09 in 2023, World Bank). Data: WBES 2009, 2015, 2023; N = 2,958 (pooled), n_wave = 989/956/1,013.</w:t>
       </w:r>
     </w:p>
-    <w:bookmarkEnd w:id="37"/>
-    <w:bookmarkEnd w:id="38"/>
-    <w:bookmarkStart w:id="44" w:name="Xfd2f05febb90fd7f58b14547dd9b33901f267a5"/>
+    <w:bookmarkEnd w:id="34"/>
+    <w:bookmarkEnd w:id="35"/>
+    <w:bookmarkStart w:id="41" w:name="Xfd2f05febb90fd7f58b14547dd9b33901f267a5"/>
     <w:p>
       <w:pPr>
         <w:pStyle w:val="Heading2"/>
@@ -2065,7 +2026,7 @@
         <w:t xml:space="preserve">3. Data, variables, and empirical strategy</w:t>
       </w:r>
     </w:p>
-    <w:bookmarkStart w:id="39" w:name="X690a6f2a93b97075aa335e9e4cac18d5293d91d"/>
+    <w:bookmarkStart w:id="36" w:name="X690a6f2a93b97075aa335e9e4cac18d5293d91d"/>
     <w:p>
       <w:pPr>
         <w:pStyle w:val="Heading3"/>
@@ -2130,8 +2091,8 @@
         <w:t xml:space="preserve">across stages.</w:t>
       </w:r>
     </w:p>
-    <w:bookmarkEnd w:id="39"/>
-    <w:bookmarkStart w:id="40" w:name="Xbcf9f12e79107fa2c089aaf13fc6c4fb773f1c2"/>
+    <w:bookmarkEnd w:id="36"/>
+    <w:bookmarkStart w:id="37" w:name="Xbcf9f12e79107fa2c089aaf13fc6c4fb773f1c2"/>
     <w:p>
       <w:pPr>
         <w:pStyle w:val="Heading3"/>
@@ -3023,8 +2984,8 @@
         <w:t xml:space="preserve">and 2023 respectively; pooled N is 2,958.</w:t>
       </w:r>
     </w:p>
-    <w:bookmarkEnd w:id="40"/>
-    <w:bookmarkStart w:id="41" w:name="Xc5fe1f3cf583535f12a87a680dcd317400b3da2"/>
+    <w:bookmarkEnd w:id="37"/>
+    <w:bookmarkStart w:id="38" w:name="Xc5fe1f3cf583535f12a87a680dcd317400b3da2"/>
     <w:p>
       <w:pPr>
         <w:pStyle w:val="Heading3"/>
@@ -3367,8 +3328,8 @@
         <w:t xml:space="preserve">All models are estimated by OLS with HC1 heteroscedasticity-consistent standard errors. Wave fixed effects (λ_t) are included in pooled specifications only. The M0–M8 sequence is estimated wave-by-wave and jointly on the pooled three-wave file, yielding four sets of estimates (2009, 2015, 2023, pooled).</w:t>
       </w:r>
     </w:p>
-    <w:bookmarkEnd w:id="41"/>
-    <w:bookmarkStart w:id="42" w:name="Xe803d156752d85865c6c4f44f4ca9bbe59bf0f9"/>
+    <w:bookmarkEnd w:id="38"/>
+    <w:bookmarkStart w:id="39" w:name="Xe803d156752d85865c6c4f44f4ca9bbe59bf0f9"/>
     <w:p>
       <w:pPr>
         <w:pStyle w:val="Heading3"/>
@@ -3447,8 +3408,8 @@
         <w:t xml:space="preserve">The repeated-cross-section data structure (three non-overlapping surveys of different firms) precludes within-firm fixed-effects estimation; the identification strategy therefore relies on the three complementary approaches above rather than panel differencing. All inferences are described as associations with the selection-robustness caveats noted above, consistent with the inferential conventions for cross-sectional WBES data (Antonakis et al., 2010; Shaver, 2020).</w:t>
       </w:r>
     </w:p>
-    <w:bookmarkEnd w:id="42"/>
-    <w:bookmarkStart w:id="43" w:name="X976281aae9d7cc6accc3a8a15180eec1c0b7e58"/>
+    <w:bookmarkEnd w:id="39"/>
+    <w:bookmarkStart w:id="40" w:name="X976281aae9d7cc6accc3a8a15180eec1c0b7e58"/>
     <w:p>
       <w:pPr>
         <w:pStyle w:val="Heading3"/>
@@ -3521,9 +3482,9 @@
         <w:t xml:space="preserve">of associational evidence (Aguinis et al., 2021; Shaver, 2020).</w:t>
       </w:r>
     </w:p>
-    <w:bookmarkEnd w:id="43"/>
-    <w:bookmarkEnd w:id="44"/>
-    <w:bookmarkStart w:id="67" w:name="X121719332867ee227f0a04b486098cee978c6e6"/>
+    <w:bookmarkEnd w:id="40"/>
+    <w:bookmarkEnd w:id="41"/>
+    <w:bookmarkStart w:id="49" w:name="X121719332867ee227f0a04b486098cee978c6e6"/>
     <w:p>
       <w:pPr>
         <w:pStyle w:val="Heading2"/>
@@ -3588,7 +3549,7 @@
         <w:t xml:space="preserve">/ 20.55), consistent with broader Vietnamese productivity convergence over the period.</w:t>
       </w:r>
     </w:p>
-    <w:bookmarkStart w:id="46" w:name="X0cdd773083ddb6504e3d3ab10ff1c76267ec612"/>
+    <w:bookmarkStart w:id="43" w:name="X0cdd773083ddb6504e3d3ab10ff1c76267ec612"/>
     <w:p>
       <w:pPr>
         <w:pStyle w:val="Heading3"/>
@@ -4233,7 +4194,7 @@
       <w:r>
         <w:t xml:space="preserve"> </w:t>
       </w:r>
-      <w:hyperlink r:id="rId45">
+      <w:hyperlink r:id="rId42">
         <w:r>
           <w:rPr>
             <w:rStyle w:val="Hyperlink"/>
@@ -4498,8 +4459,8 @@
         <w:t xml:space="preserve">higher export intensity rather than uniformly across the export-intensity range.</w:t>
       </w:r>
     </w:p>
-    <w:bookmarkEnd w:id="46"/>
-    <w:bookmarkStart w:id="59" w:name="Xaa4851a9c1b3e08eeca0ab72ae930e2b05bff75"/>
+    <w:bookmarkEnd w:id="43"/>
+    <w:bookmarkStart w:id="44" w:name="Xaa4851a9c1b3e08eeca0ab72ae930e2b05bff75"/>
     <w:p>
       <w:pPr>
         <w:pStyle w:val="Heading3"/>
@@ -4513,11 +4474,486 @@
         <w:pStyle w:val="FirstParagraph"/>
       </w:pPr>
       <w:r>
-        <w:t xml:space="preserve">The pooled estimates confirm that the internationalisation–performance relationship is nonlinear on average. In the pooled M2 specification, the linear FSTS_c term is positive (β = 0.984, p &lt; .001) and the quadratic FSTS_c² term is negative (β = -1.909, p &lt; .001); the Lind–Mehlum test rejects monotonicity at p &lt; .001 with an estimated turning point at 39.7 per cent of direct-export intensity. The curvature persists in the full M8 specification (FSTS_c β = 0.845, p = .006; FSTS_c² β = -1.650, p &lt; .001); the positive linear and negative quadratic coefficients together confirm the inverted-U, consistent with H1 and aligning with the meta-analytic evidence on the nonlinear shape of internationalisation returns in emerging-market firms (Marano et al., 2016).</w:t>
-      </w:r>
-      <w:r>
-        <w:t xml:space="preserve"> </w:t>
-      </w:r>
+        <w:t xml:space="preserve">The pooled estimates confirm that the internationalisation–performance relationship is nonlinear on average. In the pooled M2 specification, the linear FSTS_c term is positive (β = 0.984, p &lt; .001) and the quadratic FSTS_c² term is negative (β = -1.909, p &lt; .001); the Lind–Mehlum test rejects monotonicity at p &lt; .001 with an estimated turning point at 39.7 per cent of direct-export intensity. Following Haans, Pieters, and He (2016), all four formal conditions for a genuine inverted-U are met: (C1) β₁ = +0.984 (p &lt; .001), confirming a positive ascending limb; (C2) β₂ = −1.909 (p &lt; .001), confirming concavity; (C3) TP* = −β₁/(2β₂) = 39.7% falls within the observed FSTS range [0%, 100%]; and (C4) the predicted marginal return of internationalisation is positive at the lower data bound (FSTS = 0%, slope ≈ +1.52) and negative at the upper data bound (FSTS = 100%, slope ≈ −2.30), with opposite signs confirmed by the Lind–Mehlum (2010) u-test (p &lt; .001 binding). The curvature persists in the full M8 specification (FSTS_c β = 0.845, p = .006; FSTS_c² β = -1.650, p &lt; .001); the positive linear and negative quadratic coefficients together confirm the inverted-U, consistent with H1 and aligning with the meta-analytic evidence on the nonlinear shape of internationalisation returns in emerging-market firms (Marano et al., 2016).</w:t>
+      </w:r>
+      <w:r>
+        <w:t xml:space="preserve"> </w:t>
+      </w:r>
+      <w:r>
+        <w:rPr>
+          <w:iCs/>
+          <w:i/>
+        </w:rPr>
+        <w:t xml:space="preserve">Table 4b — Marginal effect of internationalisation on ln(labour productivity) at selected FSTS values (pooled M2, N = 2,958)</w:t>
+      </w:r>
+    </w:p>
+    <w:tbl>
+      <w:tblPr>
+        <w:tblStyle w:val="Table"/>
+        <w:tblW w:type="auto" w:w="0"/>
+        <w:tblLook w:firstRow="1" w:lastRow="0" w:firstColumn="0" w:lastColumn="0" w:noHBand="0" w:noVBand="0" w:val="0020"/>
+        <w:jc w:val="start"/>
+      </w:tblPr>
+      <w:tblGrid>
+        <w:gridCol w:w="1980"/>
+        <w:gridCol w:w="1980"/>
+        <w:gridCol w:w="1980"/>
+        <w:gridCol w:w="1980"/>
+      </w:tblGrid>
+      <w:tr>
+        <w:trPr>
+          <w:tblHeader w:val="true"/>
+        </w:trPr>
+        <w:tc>
+          <w:tcPr/>
+          <w:p>
+            <w:pPr>
+              <w:pStyle w:val="Compact"/>
+              <w:jc w:val="left"/>
+            </w:pPr>
+            <w:r>
+              <w:t xml:space="preserve">FSTS level</w:t>
+            </w:r>
+          </w:p>
+        </w:tc>
+        <w:tc>
+          <w:tcPr/>
+          <w:p>
+            <w:pPr>
+              <w:pStyle w:val="Compact"/>
+              <w:jc w:val="left"/>
+            </w:pPr>
+            <w:r>
+              <w:t xml:space="preserve">FSTSc (centred)</w:t>
+            </w:r>
+          </w:p>
+        </w:tc>
+        <w:tc>
+          <w:tcPr/>
+          <w:p>
+            <w:pPr>
+              <w:pStyle w:val="Compact"/>
+              <w:jc w:val="left"/>
+            </w:pPr>
+            <w:r>
+              <w:t xml:space="preserve">Marginal effect dy/dFSTS</w:t>
+            </w:r>
+          </w:p>
+        </w:tc>
+        <w:tc>
+          <w:tcPr/>
+          <w:p>
+            <w:pPr>
+              <w:pStyle w:val="Compact"/>
+              <w:jc w:val="left"/>
+            </w:pPr>
+            <w:r>
+              <w:t xml:space="preserve">Direction</w:t>
+            </w:r>
+          </w:p>
+        </w:tc>
+      </w:tr>
+      <w:tr>
+        <w:tc>
+          <w:tcPr/>
+          <w:p>
+            <w:pPr>
+              <w:pStyle w:val="Compact"/>
+              <w:jc w:val="left"/>
+            </w:pPr>
+            <w:r>
+              <w:t xml:space="preserve">10%</w:t>
+            </w:r>
+          </w:p>
+        </w:tc>
+        <w:tc>
+          <w:tcPr/>
+          <w:p>
+            <w:pPr>
+              <w:pStyle w:val="Compact"/>
+              <w:jc w:val="left"/>
+            </w:pPr>
+            <w:r>
+              <w:t xml:space="preserve">−0.039</w:t>
+            </w:r>
+          </w:p>
+        </w:tc>
+        <w:tc>
+          <w:tcPr/>
+          <w:p>
+            <w:pPr>
+              <w:pStyle w:val="Compact"/>
+              <w:jc w:val="left"/>
+            </w:pPr>
+            <w:r>
+              <w:t xml:space="preserve">+1.13</w:t>
+            </w:r>
+          </w:p>
+        </w:tc>
+        <w:tc>
+          <w:tcPr/>
+          <w:p>
+            <w:pPr>
+              <w:pStyle w:val="Compact"/>
+              <w:jc w:val="left"/>
+            </w:pPr>
+            <w:r>
+              <w:t xml:space="preserve">Positive (ascending)</w:t>
+            </w:r>
+          </w:p>
+        </w:tc>
+      </w:tr>
+      <w:tr>
+        <w:tc>
+          <w:tcPr/>
+          <w:p>
+            <w:pPr>
+              <w:pStyle w:val="Compact"/>
+              <w:jc w:val="left"/>
+            </w:pPr>
+            <w:r>
+              <w:t xml:space="preserve">20%</w:t>
+            </w:r>
+          </w:p>
+        </w:tc>
+        <w:tc>
+          <w:tcPr/>
+          <w:p>
+            <w:pPr>
+              <w:pStyle w:val="Compact"/>
+              <w:jc w:val="left"/>
+            </w:pPr>
+            <w:r>
+              <w:t xml:space="preserve">+0.061</w:t>
+            </w:r>
+          </w:p>
+        </w:tc>
+        <w:tc>
+          <w:tcPr/>
+          <w:p>
+            <w:pPr>
+              <w:pStyle w:val="Compact"/>
+              <w:jc w:val="left"/>
+            </w:pPr>
+            <w:r>
+              <w:t xml:space="preserve">+0.75</w:t>
+            </w:r>
+          </w:p>
+        </w:tc>
+        <w:tc>
+          <w:tcPr/>
+          <w:p>
+            <w:pPr>
+              <w:pStyle w:val="Compact"/>
+              <w:jc w:val="left"/>
+            </w:pPr>
+            <w:r>
+              <w:t xml:space="preserve">Positive (ascending)</w:t>
+            </w:r>
+          </w:p>
+        </w:tc>
+      </w:tr>
+      <w:tr>
+        <w:tc>
+          <w:tcPr/>
+          <w:p>
+            <w:pPr>
+              <w:pStyle w:val="Compact"/>
+              <w:jc w:val="left"/>
+            </w:pPr>
+            <w:r>
+              <w:t xml:space="preserve">30%</w:t>
+            </w:r>
+          </w:p>
+        </w:tc>
+        <w:tc>
+          <w:tcPr/>
+          <w:p>
+            <w:pPr>
+              <w:pStyle w:val="Compact"/>
+              <w:jc w:val="left"/>
+            </w:pPr>
+            <w:r>
+              <w:t xml:space="preserve">+0.161</w:t>
+            </w:r>
+          </w:p>
+        </w:tc>
+        <w:tc>
+          <w:tcPr/>
+          <w:p>
+            <w:pPr>
+              <w:pStyle w:val="Compact"/>
+              <w:jc w:val="left"/>
+            </w:pPr>
+            <w:r>
+              <w:t xml:space="preserve">+0.37</w:t>
+            </w:r>
+          </w:p>
+        </w:tc>
+        <w:tc>
+          <w:tcPr/>
+          <w:p>
+            <w:pPr>
+              <w:pStyle w:val="Compact"/>
+              <w:jc w:val="left"/>
+            </w:pPr>
+            <w:r>
+              <w:t xml:space="preserve">Positive, declining</w:t>
+            </w:r>
+          </w:p>
+        </w:tc>
+      </w:tr>
+      <w:tr>
+        <w:tc>
+          <w:tcPr/>
+          <w:p>
+            <w:pPr>
+              <w:pStyle w:val="Compact"/>
+              <w:jc w:val="left"/>
+            </w:pPr>
+            <w:r>
+              <w:rPr>
+                <w:bCs/>
+                <w:b/>
+              </w:rPr>
+              <w:t xml:space="preserve">39.7%</w:t>
+            </w:r>
+          </w:p>
+        </w:tc>
+        <w:tc>
+          <w:tcPr/>
+          <w:p>
+            <w:pPr>
+              <w:pStyle w:val="Compact"/>
+              <w:jc w:val="left"/>
+            </w:pPr>
+            <w:r>
+              <w:rPr>
+                <w:bCs/>
+                <w:b/>
+              </w:rPr>
+              <w:t xml:space="preserve">+0.258</w:t>
+            </w:r>
+          </w:p>
+        </w:tc>
+        <w:tc>
+          <w:tcPr/>
+          <w:p>
+            <w:pPr>
+              <w:pStyle w:val="Compact"/>
+              <w:jc w:val="left"/>
+            </w:pPr>
+            <w:r>
+              <w:rPr>
+                <w:bCs/>
+                <w:b/>
+              </w:rPr>
+              <w:t xml:space="preserve">0.00</w:t>
+            </w:r>
+          </w:p>
+        </w:tc>
+        <w:tc>
+          <w:tcPr/>
+          <w:p>
+            <w:pPr>
+              <w:pStyle w:val="Compact"/>
+              <w:jc w:val="left"/>
+            </w:pPr>
+            <w:r>
+              <w:rPr>
+                <w:iCs/>
+                <w:i/>
+                <w:iCs/>
+                <w:i/>
+              </w:rPr>
+              <w:t xml:space="preserve">Turning point (TP</w:t>
+            </w:r>
+            <w:r>
+              <w:rPr>
+                <w:iCs/>
+                <w:i/>
+              </w:rPr>
+              <w:t xml:space="preserve">)</w:t>
+            </w:r>
+            <w:r>
+              <w:t xml:space="preserve">*</w:t>
+            </w:r>
+          </w:p>
+        </w:tc>
+      </w:tr>
+      <w:tr>
+        <w:tc>
+          <w:tcPr/>
+          <w:p>
+            <w:pPr>
+              <w:pStyle w:val="Compact"/>
+              <w:jc w:val="left"/>
+            </w:pPr>
+            <w:r>
+              <w:t xml:space="preserve">50%</w:t>
+            </w:r>
+          </w:p>
+        </w:tc>
+        <w:tc>
+          <w:tcPr/>
+          <w:p>
+            <w:pPr>
+              <w:pStyle w:val="Compact"/>
+              <w:jc w:val="left"/>
+            </w:pPr>
+            <w:r>
+              <w:t xml:space="preserve">+0.361</w:t>
+            </w:r>
+          </w:p>
+        </w:tc>
+        <w:tc>
+          <w:tcPr/>
+          <w:p>
+            <w:pPr>
+              <w:pStyle w:val="Compact"/>
+              <w:jc w:val="left"/>
+            </w:pPr>
+            <w:r>
+              <w:t xml:space="preserve">−0.39</w:t>
+            </w:r>
+          </w:p>
+        </w:tc>
+        <w:tc>
+          <w:tcPr/>
+          <w:p>
+            <w:pPr>
+              <w:pStyle w:val="Compact"/>
+              <w:jc w:val="left"/>
+            </w:pPr>
+            <w:r>
+              <w:t xml:space="preserve">Negative (descending)</w:t>
+            </w:r>
+          </w:p>
+        </w:tc>
+      </w:tr>
+      <w:tr>
+        <w:tc>
+          <w:tcPr/>
+          <w:p>
+            <w:pPr>
+              <w:pStyle w:val="Compact"/>
+              <w:jc w:val="left"/>
+            </w:pPr>
+            <w:r>
+              <w:t xml:space="preserve">60%</w:t>
+            </w:r>
+          </w:p>
+        </w:tc>
+        <w:tc>
+          <w:tcPr/>
+          <w:p>
+            <w:pPr>
+              <w:pStyle w:val="Compact"/>
+              <w:jc w:val="left"/>
+            </w:pPr>
+            <w:r>
+              <w:t xml:space="preserve">+0.461</w:t>
+            </w:r>
+          </w:p>
+        </w:tc>
+        <w:tc>
+          <w:tcPr/>
+          <w:p>
+            <w:pPr>
+              <w:pStyle w:val="Compact"/>
+              <w:jc w:val="left"/>
+            </w:pPr>
+            <w:r>
+              <w:t xml:space="preserve">−0.78</w:t>
+            </w:r>
+          </w:p>
+        </w:tc>
+        <w:tc>
+          <w:tcPr/>
+          <w:p>
+            <w:pPr>
+              <w:pStyle w:val="Compact"/>
+              <w:jc w:val="left"/>
+            </w:pPr>
+            <w:r>
+              <w:t xml:space="preserve">Negative</w:t>
+            </w:r>
+          </w:p>
+        </w:tc>
+      </w:tr>
+      <w:tr>
+        <w:tc>
+          <w:tcPr/>
+          <w:p>
+            <w:pPr>
+              <w:pStyle w:val="Compact"/>
+              <w:jc w:val="left"/>
+            </w:pPr>
+            <w:r>
+              <w:t xml:space="preserve">70%</w:t>
+            </w:r>
+          </w:p>
+        </w:tc>
+        <w:tc>
+          <w:tcPr/>
+          <w:p>
+            <w:pPr>
+              <w:pStyle w:val="Compact"/>
+              <w:jc w:val="left"/>
+            </w:pPr>
+            <w:r>
+              <w:t xml:space="preserve">+0.561</w:t>
+            </w:r>
+          </w:p>
+        </w:tc>
+        <w:tc>
+          <w:tcPr/>
+          <w:p>
+            <w:pPr>
+              <w:pStyle w:val="Compact"/>
+              <w:jc w:val="left"/>
+            </w:pPr>
+            <w:r>
+              <w:t xml:space="preserve">−1.16</w:t>
+            </w:r>
+          </w:p>
+        </w:tc>
+        <w:tc>
+          <w:tcPr/>
+          <w:p>
+            <w:pPr>
+              <w:pStyle w:val="Compact"/>
+              <w:jc w:val="left"/>
+            </w:pPr>
+            <w:r>
+              <w:t xml:space="preserve">Negative</w:t>
+            </w:r>
+          </w:p>
+        </w:tc>
+      </w:tr>
+    </w:tbl>
+    <w:p>
+      <w:pPr>
+        <w:pStyle w:val="BodyText"/>
+      </w:pPr>
+      <w:r>
+        <w:rPr>
+          <w:iCs/>
+          <w:i/>
+        </w:rPr>
+        <w:t xml:space="preserve">Note:</w:t>
+      </w:r>
+      <w:r>
+        <w:t xml:space="preserve"> </w:t>
+      </w:r>
+      <w:r>
+        <w:t xml:space="preserve">Marginal effect = β₁ + 2β₂ × (FSTS − mean_FSTS) where β₁ = 0.984, β₂ = −1.909, mean_FSTS ≈ 13.9%. SEs omitted pending full covariance matrix; the Lind–Mehlum u-test (p &lt; .001) confirms that slopes at the data boundaries (FSTS=0: +1.52; FSTS=100%: −2.30) are jointly inconsistent with monotonicity.</w:t>
+      </w:r>
+    </w:p>
+    <w:p>
+      <w:pPr>
+        <w:pStyle w:val="BodyText"/>
+      </w:pPr>
       <w:r>
         <w:t xml:space="preserve">The pooled evidence shows that both technological capability and basic digital adoption are positively associated with firm performance on average. In the pooled M7 dual-direct specification, TCI_z is positive (β = 0.179, p &lt; .001), and DAI_z is positive and significant (β = 0.078, p = .004). In the full M8 specification, the TCI_z coefficient is essentially unchanged (β = 0.184, p &lt; .001), while the DAI_z direct coefficient becomes statistically indistinguishable from zero (β = 0.032, p = .537) once the interaction terms are entered.</w:t>
       </w:r>
@@ -4657,46 +5093,7 @@
         <w:pStyle w:val="BodyText"/>
       </w:pPr>
       <w:r>
-        <w:drawing>
-          <wp:inline>
-            <wp:extent cx="5753100" cy="3835399"/>
-            <wp:effectExtent b="0" l="0" r="0" t="0"/>
-            <wp:docPr descr="Figure 2a: Wave 2009 — predicted ln(labour productivity) vs FSTS" title="" id="48" name="Picture"/>
-            <a:graphic>
-              <a:graphicData uri="http://schemas.openxmlformats.org/drawingml/2006/picture">
-                <pic:pic>
-                  <pic:nvPicPr>
-                    <pic:cNvPr descr="figures/vietnam/figure_2a.png" id="49" name="Picture"/>
-                    <pic:cNvPicPr>
-                      <a:picLocks noChangeArrowheads="1" noChangeAspect="1"/>
-                    </pic:cNvPicPr>
-                  </pic:nvPicPr>
-                  <pic:blipFill>
-                    <a:blip r:embed="rId47"/>
-                    <a:stretch>
-                      <a:fillRect/>
-                    </a:stretch>
-                  </pic:blipFill>
-                  <pic:spPr bwMode="auto">
-                    <a:xfrm>
-                      <a:off x="0" y="0"/>
-                      <a:ext cx="5753100" cy="3835399"/>
-                    </a:xfrm>
-                    <a:prstGeom prst="rect">
-                      <a:avLst/>
-                    </a:prstGeom>
-                    <a:noFill/>
-                    <a:ln w="9525">
-                      <a:noFill/>
-                      <a:headEnd/>
-                      <a:tailEnd/>
-                    </a:ln>
-                  </pic:spPr>
-                </pic:pic>
-              </a:graphicData>
-            </a:graphic>
-          </wp:inline>
-        </w:drawing>
+        <w:t xml:space="preserve">Figure 2a: Wave 2009 — predicted ln(labour productivity) vs FSTS</w:t>
       </w:r>
     </w:p>
     <w:p>
@@ -4722,46 +5119,7 @@
         <w:pStyle w:val="BodyText"/>
       </w:pPr>
       <w:r>
-        <w:drawing>
-          <wp:inline>
-            <wp:extent cx="5753100" cy="3835399"/>
-            <wp:effectExtent b="0" l="0" r="0" t="0"/>
-            <wp:docPr descr="Figure 2b: Wave 2015 — predicted ln(labour productivity) vs FSTS" title="" id="51" name="Picture"/>
-            <a:graphic>
-              <a:graphicData uri="http://schemas.openxmlformats.org/drawingml/2006/picture">
-                <pic:pic>
-                  <pic:nvPicPr>
-                    <pic:cNvPr descr="figures/vietnam/figure_2b.png" id="52" name="Picture"/>
-                    <pic:cNvPicPr>
-                      <a:picLocks noChangeArrowheads="1" noChangeAspect="1"/>
-                    </pic:cNvPicPr>
-                  </pic:nvPicPr>
-                  <pic:blipFill>
-                    <a:blip r:embed="rId50"/>
-                    <a:stretch>
-                      <a:fillRect/>
-                    </a:stretch>
-                  </pic:blipFill>
-                  <pic:spPr bwMode="auto">
-                    <a:xfrm>
-                      <a:off x="0" y="0"/>
-                      <a:ext cx="5753100" cy="3835399"/>
-                    </a:xfrm>
-                    <a:prstGeom prst="rect">
-                      <a:avLst/>
-                    </a:prstGeom>
-                    <a:noFill/>
-                    <a:ln w="9525">
-                      <a:noFill/>
-                      <a:headEnd/>
-                      <a:tailEnd/>
-                    </a:ln>
-                  </pic:spPr>
-                </pic:pic>
-              </a:graphicData>
-            </a:graphic>
-          </wp:inline>
-        </w:drawing>
+        <w:t xml:space="preserve">Figure 2b: Wave 2015 — predicted ln(labour productivity) vs FSTS</w:t>
       </w:r>
     </w:p>
     <w:p>
@@ -4787,46 +5145,7 @@
         <w:pStyle w:val="BodyText"/>
       </w:pPr>
       <w:r>
-        <w:drawing>
-          <wp:inline>
-            <wp:extent cx="5753100" cy="3835399"/>
-            <wp:effectExtent b="0" l="0" r="0" t="0"/>
-            <wp:docPr descr="Figure 2c: Wave 2023 — predicted ln(labour productivity) vs FSTS" title="" id="54" name="Picture"/>
-            <a:graphic>
-              <a:graphicData uri="http://schemas.openxmlformats.org/drawingml/2006/picture">
-                <pic:pic>
-                  <pic:nvPicPr>
-                    <pic:cNvPr descr="figures/vietnam/figure_2c.png" id="55" name="Picture"/>
-                    <pic:cNvPicPr>
-                      <a:picLocks noChangeArrowheads="1" noChangeAspect="1"/>
-                    </pic:cNvPicPr>
-                  </pic:nvPicPr>
-                  <pic:blipFill>
-                    <a:blip r:embed="rId53"/>
-                    <a:stretch>
-                      <a:fillRect/>
-                    </a:stretch>
-                  </pic:blipFill>
-                  <pic:spPr bwMode="auto">
-                    <a:xfrm>
-                      <a:off x="0" y="0"/>
-                      <a:ext cx="5753100" cy="3835399"/>
-                    </a:xfrm>
-                    <a:prstGeom prst="rect">
-                      <a:avLst/>
-                    </a:prstGeom>
-                    <a:noFill/>
-                    <a:ln w="9525">
-                      <a:noFill/>
-                      <a:headEnd/>
-                      <a:tailEnd/>
-                    </a:ln>
-                  </pic:spPr>
-                </pic:pic>
-              </a:graphicData>
-            </a:graphic>
-          </wp:inline>
-        </w:drawing>
+        <w:t xml:space="preserve">Figure 2c: Wave 2023 — predicted ln(labour productivity) vs FSTS</w:t>
       </w:r>
     </w:p>
     <w:p>
@@ -4852,46 +5171,7 @@
         <w:pStyle w:val="BodyText"/>
       </w:pPr>
       <w:r>
-        <w:drawing>
-          <wp:inline>
-            <wp:extent cx="5753100" cy="3835399"/>
-            <wp:effectExtent b="0" l="0" r="0" t="0"/>
-            <wp:docPr descr="Figure 2d: Pooled (2009+2015+2023) — predicted ln(labour productivity) vs FSTS" title="" id="57" name="Picture"/>
-            <a:graphic>
-              <a:graphicData uri="http://schemas.openxmlformats.org/drawingml/2006/picture">
-                <pic:pic>
-                  <pic:nvPicPr>
-                    <pic:cNvPr descr="figures/vietnam/figure_2d.png" id="58" name="Picture"/>
-                    <pic:cNvPicPr>
-                      <a:picLocks noChangeArrowheads="1" noChangeAspect="1"/>
-                    </pic:cNvPicPr>
-                  </pic:nvPicPr>
-                  <pic:blipFill>
-                    <a:blip r:embed="rId56"/>
-                    <a:stretch>
-                      <a:fillRect/>
-                    </a:stretch>
-                  </pic:blipFill>
-                  <pic:spPr bwMode="auto">
-                    <a:xfrm>
-                      <a:off x="0" y="0"/>
-                      <a:ext cx="5753100" cy="3835399"/>
-                    </a:xfrm>
-                    <a:prstGeom prst="rect">
-                      <a:avLst/>
-                    </a:prstGeom>
-                    <a:noFill/>
-                    <a:ln w="9525">
-                      <a:noFill/>
-                      <a:headEnd/>
-                      <a:tailEnd/>
-                    </a:ln>
-                  </pic:spPr>
-                </pic:pic>
-              </a:graphicData>
-            </a:graphic>
-          </wp:inline>
-        </w:drawing>
+        <w:t xml:space="preserve">Figure 2d: Pooled (2009+2015+2023) — predicted ln(labour productivity) vs FSTS</w:t>
       </w:r>
     </w:p>
     <w:p>
@@ -4912,8 +5192,8 @@
         <w:t xml:space="preserve">Predicted ln(labour productivity) as a function of FSTS for the pooled sample (M2). Turning point ≈ 40% FSTS (Lind-Mehlum p &lt; .001).</w:t>
       </w:r>
     </w:p>
-    <w:bookmarkEnd w:id="59"/>
-    <w:bookmarkStart w:id="63" w:name="X41c3dce096fbfa1c0be6a58d0741b2aa56fb860"/>
+    <w:bookmarkEnd w:id="44"/>
+    <w:bookmarkStart w:id="45" w:name="X41c3dce096fbfa1c0be6a58d0741b2aa56fb860"/>
     <w:p>
       <w:pPr>
         <w:pStyle w:val="Heading3"/>
@@ -5067,46 +5347,7 @@
         <w:pStyle w:val="BodyText"/>
       </w:pPr>
       <w:r>
-        <w:drawing>
-          <wp:inline>
-            <wp:extent cx="5753100" cy="2401293"/>
-            <wp:effectExtent b="0" l="0" r="0" t="0"/>
-            <wp:docPr descr="Figure 3: Moderator marginal effects — TCI and DAI interactions with FSTS (Vietnam)" title="" id="61" name="Picture"/>
-            <a:graphic>
-              <a:graphicData uri="http://schemas.openxmlformats.org/drawingml/2006/picture">
-                <pic:pic>
-                  <pic:nvPicPr>
-                    <pic:cNvPr descr="figures/vietnam/figure_3_moderator_marginals.png" id="62" name="Picture"/>
-                    <pic:cNvPicPr>
-                      <a:picLocks noChangeArrowheads="1" noChangeAspect="1"/>
-                    </pic:cNvPicPr>
-                  </pic:nvPicPr>
-                  <pic:blipFill>
-                    <a:blip r:embed="rId60"/>
-                    <a:stretch>
-                      <a:fillRect/>
-                    </a:stretch>
-                  </pic:blipFill>
-                  <pic:spPr bwMode="auto">
-                    <a:xfrm>
-                      <a:off x="0" y="0"/>
-                      <a:ext cx="5753100" cy="2401293"/>
-                    </a:xfrm>
-                    <a:prstGeom prst="rect">
-                      <a:avLst/>
-                    </a:prstGeom>
-                    <a:noFill/>
-                    <a:ln w="9525">
-                      <a:noFill/>
-                      <a:headEnd/>
-                      <a:tailEnd/>
-                    </a:ln>
-                  </pic:spPr>
-                </pic:pic>
-              </a:graphicData>
-            </a:graphic>
-          </wp:inline>
-        </w:drawing>
+        <w:t xml:space="preserve">Figure 3: Moderator marginal effects — TCI and DAI interactions with FSTS (Vietnam)</w:t>
       </w:r>
     </w:p>
     <w:p>
@@ -5127,8 +5368,8 @@
         <w:t xml:space="preserve">Marginal effects of TCI_z and DAI_z on ln(labour productivity) across FSTS levels (M7/M8). TCI shows a stable positive level-shift across waves; DAI moderation is wave-specific, with the 2023 interaction showing attenuation at high FSTS (Type I moderation: slope-flattening, shape preserved).</w:t>
       </w:r>
     </w:p>
-    <w:bookmarkEnd w:id="63"/>
-    <w:bookmarkStart w:id="64" w:name="X3b4c7e0874095eca8ced8b4f3eaf74e392e9461"/>
+    <w:bookmarkEnd w:id="45"/>
+    <w:bookmarkStart w:id="46" w:name="X3b4c7e0874095eca8ced8b4f3eaf74e392e9461"/>
     <w:p>
       <w:pPr>
         <w:pStyle w:val="Heading3"/>
@@ -5199,8 +5440,8 @@
         <w:t xml:space="preserve">Table 3 summarises the directional interpretation of the focal coefficients from the full specifications by wave and for the pooled sample.</w:t>
       </w:r>
     </w:p>
-    <w:bookmarkEnd w:id="64"/>
-    <w:bookmarkStart w:id="66" w:name="Xa4c02e0b9d1c1dfbd229ca8e93a765eb24721f0"/>
+    <w:bookmarkEnd w:id="46"/>
+    <w:bookmarkStart w:id="48" w:name="Xa4c02e0b9d1c1dfbd229ca8e93a765eb24721f0"/>
     <w:p>
       <w:pPr>
         <w:pStyle w:val="Heading3"/>
@@ -5423,6 +5664,14 @@
       <w:r>
         <w:t xml:space="preserve"> </w:t>
       </w:r>
+      <w:r>
+        <w:t xml:space="preserve">Functional form check — cubic extension. To test whether an S-curve (cubic) specification better captures the I–P pattern, we augment the pooled M2 with a cubic term FSTS_c³. The cubic coefficient is not statistically significant (β = −1.763, p = .287), and model-fit criteria favour the quadratic: AIC decreases by 0.99 and BIC decreases by 7.0 when moving from the cubic back to the quadratic specification. The cubic term does not alter the turning-point estimate or any focal coefficient substantively. The simpler inverted-U (M2) is therefore preferred over the S-curve on both inferential and parsimony grounds.</w:t>
+      </w:r>
+    </w:p>
+    <w:p>
+      <w:pPr>
+        <w:pStyle w:val="BodyText"/>
+      </w:pPr>
       <w:r>
         <w:t xml:space="preserve">Density-around-turning-point check. We also report the within-sample mass of firms in the curvature zone. Defining a ±5 percentage-point band around the wave-specific turning point (TP), the share of firms with FSTS within the band is 0.6 % (6 of 989) in 2009, 1.2 % (11 of</w:t>
       </w:r>
@@ -5473,7 +5722,7 @@
         <w:t xml:space="preserve">turning-point magnitude.</w:t>
       </w:r>
     </w:p>
-    <w:bookmarkStart w:id="65" w:name="robustness-to-endogeneity-and-selection"/>
+    <w:bookmarkStart w:id="47" w:name="robustness-to-endogeneity-and-selection"/>
     <w:p>
       <w:pPr>
         <w:pStyle w:val="Heading4"/>
@@ -16895,7 +17144,7 @@
       <w:r>
         <w:t xml:space="preserve"> </w:t>
       </w:r>
-      <w:hyperlink r:id="rId45">
+      <w:hyperlink r:id="rId42">
         <w:r>
           <w:rPr>
             <w:rStyle w:val="Hyperlink"/>
@@ -17566,10 +17815,10 @@
         <w:t xml:space="preserve">Cross-wave coefficient equality tests following Paternoster et al. (1998). Failure to reject indicates coefficient stability across waves. FSTSc and FSTSc² comparisons support wave-specific heterogeneity in TCI and DAI direct effects but not in the I–P curvature parameters. Turning points (already reported in Table 5 above) are derived from M2 (lnLP = β₀ + β₁ FSTS_c + β₂ FSTS_c² + controls + sector FE [+ wave FE in pooled]) back-transformed to the raw FSTS scale; 95% CI uses the delta method; Lind–Mehlum p-values follow the Sasabuchi-style endpoint test (Lind &amp; Mehlum, 2010). Source: WBES Vietnam 2009, 2015, 2023; authors' calculations.</w:t>
       </w:r>
     </w:p>
-    <w:bookmarkEnd w:id="65"/>
-    <w:bookmarkEnd w:id="66"/>
-    <w:bookmarkEnd w:id="67"/>
-    <w:bookmarkStart w:id="73" w:name="X735612638e4e736e4693e459c258977262c0dfc"/>
+    <w:bookmarkEnd w:id="47"/>
+    <w:bookmarkEnd w:id="48"/>
+    <w:bookmarkEnd w:id="49"/>
+    <w:bookmarkStart w:id="55" w:name="X735612638e4e736e4693e459c258977262c0dfc"/>
     <w:p>
       <w:pPr>
         <w:pStyle w:val="Heading2"/>
@@ -17586,7 +17835,7 @@
         <w:t xml:space="preserve">The results should first be located against the meta-analytic baseline. Wu, Fan, and Chen (2022, MIR) establish a positive average I–P relationship for emerging-market multinationals — a useful macro-level anchor, but one that aggregates across institutional contexts in which the functional form may vary substantially. Country-level heterogeneity in the I–P curve shape remains under-specified in that meta-analysis. Vietnam — as a single-party transitional economy with rapid but uneven digital infrastructure uptake — provides a critical test of whether the pooled meta-level estimate masks functional-form nonlinearity at the within-country level. The present evidence is consistent with that concern: the inverted-U is robust within Vietnam but is driven predominantly by a participation-margin step rather than by within-exporter saturation, a structure that pooling across exporters and non-exporters in cross-country meta-analyses would tend to inflate into an apparent continuous curvature. The within-Vietnam temporal durability of the threshold (39–46 % band sustained across 14 years) additionally confirms that institutional context — held constant in this single-country design — stabilises the curve shape in a way that cross-country designs cannot isolate. Our finding of a reproducible inverted-U at FSTS ≈ 39–46% in Vietnam, despite the cross-national skepticism articulated by Pisani, Garcia-Bernardo, and Heemskerk (2020, SMJ), is consistent with the view that single-country institutional contexts retain functional-form heterogeneity that pooled cross-national samples obscure through aggregation.</w:t>
       </w:r>
     </w:p>
-    <w:bookmarkStart w:id="68" w:name="Xa5f80b6bc0b8dd7b33d639445ac723c1ee9ad4a"/>
+    <w:bookmarkStart w:id="50" w:name="Xa5f80b6bc0b8dd7b33d639445ac723c1ee9ad4a"/>
     <w:p>
       <w:pPr>
         <w:pStyle w:val="Heading3"/>
@@ -17659,8 +17908,8 @@
         <w:t xml:space="preserve">stand in the broader trajectory of internationalisation and transition, as captured in repeated cross-sectional snapshots rather than within-firm longitudinal records.</w:t>
       </w:r>
     </w:p>
-    <w:bookmarkEnd w:id="68"/>
-    <w:bookmarkStart w:id="69" w:name="Xa30cb53845d80e9f381e97d931a6564a08369b5"/>
+    <w:bookmarkEnd w:id="50"/>
+    <w:bookmarkStart w:id="51" w:name="Xa30cb53845d80e9f381e97d931a6564a08369b5"/>
     <w:p>
       <w:pPr>
         <w:pStyle w:val="Heading3"/>
@@ -17871,8 +18120,8 @@
         <w:t xml:space="preserve">a single label.</w:t>
       </w:r>
     </w:p>
-    <w:bookmarkEnd w:id="69"/>
-    <w:bookmarkStart w:id="70" w:name="X946dfeb74c2174371e94edd51e868f8bb309c10"/>
+    <w:bookmarkEnd w:id="51"/>
+    <w:bookmarkStart w:id="52" w:name="X946dfeb74c2174371e94edd51e868f8bb309c10"/>
     <w:p>
       <w:pPr>
         <w:pStyle w:val="Heading3"/>
@@ -18175,8 +18424,8 @@
         <w:t xml:space="preserve">indistinguishable across waves.</w:t>
       </w:r>
     </w:p>
-    <w:bookmarkEnd w:id="70"/>
-    <w:bookmarkStart w:id="71" w:name="Xd9a4ebc909e2b14dcfe03b7b8686207326328b4"/>
+    <w:bookmarkEnd w:id="52"/>
+    <w:bookmarkStart w:id="53" w:name="Xd9a4ebc909e2b14dcfe03b7b8686207326328b4"/>
     <w:p>
       <w:pPr>
         <w:pStyle w:val="Heading3"/>
@@ -18295,8 +18544,8 @@
         <w:t xml:space="preserve">Two cross-cutting principles emerge. First, managers should avoid conflating basic digital adoption with deeper technological capability — the constructs do not behave identically across periods or under identification-robust estimation, and Tier-1 digital expenditure does not substitute for the foreign-technology, standards, and process-integration investments that the TCI channel reflects. Second, allocation decisions should be staged against the empirically identified thresholds rather than against generic digital-transformation prescriptions: investment in incremental Tier-1 presence at high export intensity may absorb scarce capital with limited productivity return, while investment in TCI-channel capability around the 39–46 % band corresponds to where the cross-wave evidence is most consistent with a productivity-enhancing effect. The threshold-conditioned framing translates the step-function and Tier-1 saturation findings into actionable allocation guidance without overstating the causal status of the cross-sectional coefficients.</w:t>
       </w:r>
     </w:p>
-    <w:bookmarkEnd w:id="71"/>
-    <w:bookmarkStart w:id="72" w:name="X0d482379a65faf52764848d2b168aee0725ece4"/>
+    <w:bookmarkEnd w:id="53"/>
+    <w:bookmarkStart w:id="54" w:name="X0d482379a65faf52764848d2b168aee0725ece4"/>
     <w:p>
       <w:pPr>
         <w:pStyle w:val="Heading3"/>
@@ -18459,9 +18708,9 @@
         <w:t xml:space="preserve">update identifies the cultivation of high-tech industrial talent as a binding constraint mediating digital and capability investment into sustainable productivity gains — reinforcing the argument that policy evaluation in transitional settings must monitor the capability environment, not adoption rates alone.</w:t>
       </w:r>
     </w:p>
-    <w:bookmarkEnd w:id="72"/>
-    <w:bookmarkEnd w:id="73"/>
-    <w:bookmarkStart w:id="74" w:name="Xf3d63d3bef15b3e862b66ed5bd48a577996a1bc"/>
+    <w:bookmarkEnd w:id="54"/>
+    <w:bookmarkEnd w:id="55"/>
+    <w:bookmarkStart w:id="56" w:name="Xf3d63d3bef15b3e862b66ed5bd48a577996a1bc"/>
     <w:p>
       <w:pPr>
         <w:pStyle w:val="Heading2"/>
@@ -18640,8 +18889,8 @@
         <w:t xml:space="preserve">Sixth, the analysis is limited to Vietnam as a single transitional economy at a particular stage of its digital and institutional development. Understanding how the DAI moderation pattern documented here — negative at high export intensity under Tier-1-only adoption — compares with patterns in other emerging markets at different institutional stages, or with patterns in digitally advanced economies where the same interaction is predicted to be positive, requires cross-setting comparative designs that systematically vary institutional transaction costs and digital infrastructure quality. Such designs would also allow more direct tests of the context-contingent framing developed in §2.1.</w:t>
       </w:r>
     </w:p>
-    <w:bookmarkEnd w:id="74"/>
-    <w:bookmarkStart w:id="75" w:name="X19cad7d15381a9dfa000caf49ac5c69889e188d"/>
+    <w:bookmarkEnd w:id="56"/>
+    <w:bookmarkStart w:id="57" w:name="X19cad7d15381a9dfa000caf49ac5c69889e188d"/>
     <w:p>
       <w:pPr>
         <w:pStyle w:val="Heading2"/>
@@ -18674,8 +18923,8 @@
         <w:t xml:space="preserve">The results also show that technological capability and the baseline website-presence indicator should not be treated as interchangeable, and that conflating them under a single "digital adoption" or "digital transformation" label would obscure their differing identification properties. Technological capability is comparatively stable and identification-robust across specifications. The baseline DAI_z control is more wave-sensitive and attenuates to a null under instrumental-variable estimation, consistent with Tier-1 proxy obsolescence as website ownership diffuses to near-universal levels in the Vietnamese firm population. Within the constraint of a single binary website indicator, this paper makes no claim about dynamic digital capability moderation; any such test awaits richer Tier 2–4 indicators not currently available cross-wave in the WBES Vietnam instrument.</w:t>
       </w:r>
     </w:p>
-    <w:bookmarkEnd w:id="75"/>
-    <w:bookmarkStart w:id="76" w:name="conflict-of-interest"/>
+    <w:bookmarkEnd w:id="57"/>
+    <w:bookmarkStart w:id="58" w:name="conflict-of-interest"/>
     <w:p>
       <w:pPr>
         <w:pStyle w:val="Heading2"/>
@@ -18692,8 +18941,8 @@
         <w:t xml:space="preserve">The authors declare no conflict of interest.</w:t>
       </w:r>
     </w:p>
-    <w:bookmarkEnd w:id="76"/>
-    <w:bookmarkStart w:id="77" w:name="funding"/>
+    <w:bookmarkEnd w:id="58"/>
+    <w:bookmarkStart w:id="59" w:name="funding"/>
     <w:p>
       <w:pPr>
         <w:pStyle w:val="Heading2"/>
@@ -18716,8 +18965,8 @@
         <w:t xml:space="preserve">not-for-profit sectors.</w:t>
       </w:r>
     </w:p>
-    <w:bookmarkEnd w:id="77"/>
-    <w:bookmarkStart w:id="78" w:name="data-availability-statement"/>
+    <w:bookmarkEnd w:id="59"/>
+    <w:bookmarkStart w:id="60" w:name="data-availability-statement"/>
     <w:p>
       <w:pPr>
         <w:pStyle w:val="Heading2"/>
@@ -18764,8 +19013,8 @@
         <w:t xml:space="preserve">and may be shared to the extent permitted by the data-access terms.</w:t>
       </w:r>
     </w:p>
-    <w:bookmarkEnd w:id="78"/>
-    <w:bookmarkStart w:id="79" w:name="X799c23334c5944d058eaf15944a1408ff96b683"/>
+    <w:bookmarkEnd w:id="60"/>
+    <w:bookmarkStart w:id="61" w:name="X799c23334c5944d058eaf15944a1408ff96b683"/>
     <w:p>
       <w:pPr>
         <w:pStyle w:val="Heading2"/>
@@ -18816,8 +19065,8 @@
         <w:t xml:space="preserve">publication.</w:t>
       </w:r>
     </w:p>
-    <w:bookmarkEnd w:id="79"/>
-    <w:bookmarkStart w:id="80" w:name="acknowledgements"/>
+    <w:bookmarkEnd w:id="61"/>
+    <w:bookmarkStart w:id="62" w:name="acknowledgements"/>
     <w:p>
       <w:pPr>
         <w:pStyle w:val="Heading2"/>
@@ -18896,8 +19145,8 @@
         <w:t xml:space="preserve">and computational reproducibility.</w:t>
       </w:r>
     </w:p>
-    <w:bookmarkEnd w:id="80"/>
-    <w:bookmarkStart w:id="81" w:name="supplementary-materials"/>
+    <w:bookmarkEnd w:id="62"/>
+    <w:bookmarkStart w:id="63" w:name="supplementary-materials"/>
     <w:p>
       <w:pPr>
         <w:pStyle w:val="Heading2"/>
@@ -18949,8 +19198,8 @@
         </w:pict>
       </w:r>
     </w:p>
-    <w:bookmarkEnd w:id="81"/>
-    <w:bookmarkStart w:id="131" w:name="references"/>
+    <w:bookmarkEnd w:id="63"/>
+    <w:bookmarkStart w:id="113" w:name="references"/>
     <w:p>
       <w:pPr>
         <w:pStyle w:val="Heading2"/>
@@ -18982,7 +19231,7 @@
       <w:r>
         <w:t xml:space="preserve"> </w:t>
       </w:r>
-      <w:hyperlink r:id="rId82">
+      <w:hyperlink r:id="rId64">
         <w:r>
           <w:rPr>
             <w:rStyle w:val="Hyperlink"/>
@@ -19012,7 +19261,7 @@
       <w:r>
         <w:t xml:space="preserve"> </w:t>
       </w:r>
-      <w:hyperlink r:id="rId83">
+      <w:hyperlink r:id="rId65">
         <w:r>
           <w:rPr>
             <w:rStyle w:val="Hyperlink"/>
@@ -19042,7 +19291,7 @@
       <w:r>
         <w:t xml:space="preserve"> </w:t>
       </w:r>
-      <w:hyperlink r:id="rId84">
+      <w:hyperlink r:id="rId66">
         <w:r>
           <w:rPr>
             <w:rStyle w:val="Hyperlink"/>
@@ -19072,7 +19321,7 @@
       <w:r>
         <w:t xml:space="preserve"> </w:t>
       </w:r>
-      <w:hyperlink r:id="rId85">
+      <w:hyperlink r:id="rId67">
         <w:r>
           <w:rPr>
             <w:rStyle w:val="Hyperlink"/>
@@ -19102,7 +19351,7 @@
       <w:r>
         <w:t xml:space="preserve"> </w:t>
       </w:r>
-      <w:hyperlink r:id="rId86">
+      <w:hyperlink r:id="rId68">
         <w:r>
           <w:rPr>
             <w:rStyle w:val="Hyperlink"/>
@@ -19132,7 +19381,7 @@
       <w:r>
         <w:t xml:space="preserve"> </w:t>
       </w:r>
-      <w:hyperlink r:id="rId87">
+      <w:hyperlink r:id="rId69">
         <w:r>
           <w:rPr>
             <w:rStyle w:val="Hyperlink"/>
@@ -19162,7 +19411,7 @@
       <w:r>
         <w:t xml:space="preserve"> </w:t>
       </w:r>
-      <w:hyperlink r:id="rId88">
+      <w:hyperlink r:id="rId70">
         <w:r>
           <w:rPr>
             <w:rStyle w:val="Hyperlink"/>
@@ -19192,7 +19441,7 @@
       <w:r>
         <w:t xml:space="preserve"> </w:t>
       </w:r>
-      <w:hyperlink r:id="rId89">
+      <w:hyperlink r:id="rId71">
         <w:r>
           <w:rPr>
             <w:rStyle w:val="Hyperlink"/>
@@ -19222,7 +19471,7 @@
       <w:r>
         <w:t xml:space="preserve"> </w:t>
       </w:r>
-      <w:hyperlink r:id="rId90">
+      <w:hyperlink r:id="rId72">
         <w:r>
           <w:rPr>
             <w:rStyle w:val="Hyperlink"/>
@@ -19252,7 +19501,7 @@
       <w:r>
         <w:t xml:space="preserve"> </w:t>
       </w:r>
-      <w:hyperlink r:id="rId91">
+      <w:hyperlink r:id="rId73">
         <w:r>
           <w:rPr>
             <w:rStyle w:val="Hyperlink"/>
@@ -19282,7 +19531,7 @@
       <w:r>
         <w:t xml:space="preserve"> </w:t>
       </w:r>
-      <w:hyperlink r:id="rId92">
+      <w:hyperlink r:id="rId74">
         <w:r>
           <w:rPr>
             <w:rStyle w:val="Hyperlink"/>
@@ -19312,7 +19561,7 @@
       <w:r>
         <w:t xml:space="preserve"> </w:t>
       </w:r>
-      <w:hyperlink r:id="rId93">
+      <w:hyperlink r:id="rId75">
         <w:r>
           <w:rPr>
             <w:rStyle w:val="Hyperlink"/>
@@ -19342,7 +19591,7 @@
       <w:r>
         <w:t xml:space="preserve"> </w:t>
       </w:r>
-      <w:hyperlink r:id="rId94">
+      <w:hyperlink r:id="rId76">
         <w:r>
           <w:rPr>
             <w:rStyle w:val="Hyperlink"/>
@@ -19372,7 +19621,7 @@
       <w:r>
         <w:t xml:space="preserve"> </w:t>
       </w:r>
-      <w:hyperlink r:id="rId95">
+      <w:hyperlink r:id="rId77">
         <w:r>
           <w:rPr>
             <w:rStyle w:val="Hyperlink"/>
@@ -19402,7 +19651,7 @@
       <w:r>
         <w:t xml:space="preserve"> </w:t>
       </w:r>
-      <w:hyperlink r:id="rId96">
+      <w:hyperlink r:id="rId78">
         <w:r>
           <w:rPr>
             <w:rStyle w:val="Hyperlink"/>
@@ -19432,7 +19681,7 @@
       <w:r>
         <w:t xml:space="preserve"> </w:t>
       </w:r>
-      <w:hyperlink r:id="rId97">
+      <w:hyperlink r:id="rId79">
         <w:r>
           <w:rPr>
             <w:rStyle w:val="Hyperlink"/>
@@ -19462,7 +19711,7 @@
       <w:r>
         <w:t xml:space="preserve"> </w:t>
       </w:r>
-      <w:hyperlink r:id="rId98">
+      <w:hyperlink r:id="rId80">
         <w:r>
           <w:rPr>
             <w:rStyle w:val="Hyperlink"/>
@@ -19492,7 +19741,7 @@
       <w:r>
         <w:t xml:space="preserve"> </w:t>
       </w:r>
-      <w:hyperlink r:id="rId99">
+      <w:hyperlink r:id="rId81">
         <w:r>
           <w:rPr>
             <w:rStyle w:val="Hyperlink"/>
@@ -19522,7 +19771,7 @@
       <w:r>
         <w:t xml:space="preserve"> </w:t>
       </w:r>
-      <w:hyperlink r:id="rId100">
+      <w:hyperlink r:id="rId82">
         <w:r>
           <w:rPr>
             <w:rStyle w:val="Hyperlink"/>
@@ -19555,7 +19804,7 @@
       <w:r>
         <w:t xml:space="preserve"> </w:t>
       </w:r>
-      <w:hyperlink r:id="rId101">
+      <w:hyperlink r:id="rId83">
         <w:r>
           <w:rPr>
             <w:rStyle w:val="Hyperlink"/>
@@ -19585,7 +19834,7 @@
       <w:r>
         <w:t xml:space="preserve"> </w:t>
       </w:r>
-      <w:hyperlink r:id="rId102">
+      <w:hyperlink r:id="rId84">
         <w:r>
           <w:rPr>
             <w:rStyle w:val="Hyperlink"/>
@@ -19615,7 +19864,7 @@
       <w:r>
         <w:t xml:space="preserve"> </w:t>
       </w:r>
-      <w:hyperlink r:id="rId103">
+      <w:hyperlink r:id="rId85">
         <w:r>
           <w:rPr>
             <w:rStyle w:val="Hyperlink"/>
@@ -19645,7 +19894,7 @@
       <w:r>
         <w:t xml:space="preserve"> </w:t>
       </w:r>
-      <w:hyperlink r:id="rId104">
+      <w:hyperlink r:id="rId86">
         <w:r>
           <w:rPr>
             <w:rStyle w:val="Hyperlink"/>
@@ -19675,7 +19924,7 @@
       <w:r>
         <w:t xml:space="preserve"> </w:t>
       </w:r>
-      <w:hyperlink r:id="rId105">
+      <w:hyperlink r:id="rId87">
         <w:r>
           <w:rPr>
             <w:rStyle w:val="Hyperlink"/>
@@ -19705,7 +19954,7 @@
       <w:r>
         <w:t xml:space="preserve"> </w:t>
       </w:r>
-      <w:hyperlink r:id="rId106">
+      <w:hyperlink r:id="rId88">
         <w:r>
           <w:rPr>
             <w:rStyle w:val="Hyperlink"/>
@@ -19735,7 +19984,7 @@
       <w:r>
         <w:t xml:space="preserve"> </w:t>
       </w:r>
-      <w:hyperlink r:id="rId107">
+      <w:hyperlink r:id="rId89">
         <w:r>
           <w:rPr>
             <w:rStyle w:val="Hyperlink"/>
@@ -19765,7 +20014,7 @@
       <w:r>
         <w:t xml:space="preserve"> </w:t>
       </w:r>
-      <w:hyperlink r:id="rId108">
+      <w:hyperlink r:id="rId90">
         <w:r>
           <w:rPr>
             <w:rStyle w:val="Hyperlink"/>
@@ -19795,7 +20044,7 @@
       <w:r>
         <w:t xml:space="preserve"> </w:t>
       </w:r>
-      <w:hyperlink r:id="rId109">
+      <w:hyperlink r:id="rId91">
         <w:r>
           <w:rPr>
             <w:rStyle w:val="Hyperlink"/>
@@ -19825,7 +20074,7 @@
       <w:r>
         <w:t xml:space="preserve"> </w:t>
       </w:r>
-      <w:hyperlink r:id="rId110">
+      <w:hyperlink r:id="rId92">
         <w:r>
           <w:rPr>
             <w:rStyle w:val="Hyperlink"/>
@@ -19855,7 +20104,7 @@
       <w:r>
         <w:t xml:space="preserve"> </w:t>
       </w:r>
-      <w:hyperlink r:id="rId111">
+      <w:hyperlink r:id="rId93">
         <w:r>
           <w:rPr>
             <w:rStyle w:val="Hyperlink"/>
@@ -19885,7 +20134,7 @@
       <w:r>
         <w:t xml:space="preserve"> </w:t>
       </w:r>
-      <w:hyperlink r:id="rId112">
+      <w:hyperlink r:id="rId94">
         <w:r>
           <w:rPr>
             <w:rStyle w:val="Hyperlink"/>
@@ -19918,7 +20167,7 @@
       <w:r>
         <w:t xml:space="preserve"> </w:t>
       </w:r>
-      <w:hyperlink r:id="rId113">
+      <w:hyperlink r:id="rId95">
         <w:r>
           <w:rPr>
             <w:rStyle w:val="Hyperlink"/>
@@ -19948,7 +20197,7 @@
       <w:r>
         <w:t xml:space="preserve"> </w:t>
       </w:r>
-      <w:hyperlink r:id="rId114">
+      <w:hyperlink r:id="rId96">
         <w:r>
           <w:rPr>
             <w:rStyle w:val="Hyperlink"/>
@@ -19978,7 +20227,7 @@
       <w:r>
         <w:t xml:space="preserve"> </w:t>
       </w:r>
-      <w:hyperlink r:id="rId115">
+      <w:hyperlink r:id="rId97">
         <w:r>
           <w:rPr>
             <w:rStyle w:val="Hyperlink"/>
@@ -20008,7 +20257,7 @@
       <w:r>
         <w:t xml:space="preserve"> </w:t>
       </w:r>
-      <w:hyperlink r:id="rId116">
+      <w:hyperlink r:id="rId98">
         <w:r>
           <w:rPr>
             <w:rStyle w:val="Hyperlink"/>
@@ -20038,7 +20287,7 @@
       <w:r>
         <w:t xml:space="preserve"> </w:t>
       </w:r>
-      <w:hyperlink r:id="rId117">
+      <w:hyperlink r:id="rId99">
         <w:r>
           <w:rPr>
             <w:rStyle w:val="Hyperlink"/>
@@ -20068,7 +20317,7 @@
       <w:r>
         <w:t xml:space="preserve"> </w:t>
       </w:r>
-      <w:hyperlink r:id="rId118">
+      <w:hyperlink r:id="rId100">
         <w:r>
           <w:rPr>
             <w:rStyle w:val="Hyperlink"/>
@@ -20098,7 +20347,7 @@
       <w:r>
         <w:t xml:space="preserve"> </w:t>
       </w:r>
-      <w:hyperlink r:id="rId119">
+      <w:hyperlink r:id="rId101">
         <w:r>
           <w:rPr>
             <w:rStyle w:val="Hyperlink"/>
@@ -20128,7 +20377,7 @@
       <w:r>
         <w:t xml:space="preserve"> </w:t>
       </w:r>
-      <w:hyperlink r:id="rId120">
+      <w:hyperlink r:id="rId102">
         <w:r>
           <w:rPr>
             <w:rStyle w:val="Hyperlink"/>
@@ -20158,7 +20407,7 @@
       <w:r>
         <w:t xml:space="preserve"> </w:t>
       </w:r>
-      <w:hyperlink r:id="rId121">
+      <w:hyperlink r:id="rId103">
         <w:r>
           <w:rPr>
             <w:rStyle w:val="Hyperlink"/>
@@ -20188,7 +20437,7 @@
       <w:r>
         <w:t xml:space="preserve"> </w:t>
       </w:r>
-      <w:hyperlink r:id="rId122">
+      <w:hyperlink r:id="rId104">
         <w:r>
           <w:rPr>
             <w:rStyle w:val="Hyperlink"/>
@@ -20218,7 +20467,7 @@
       <w:r>
         <w:t xml:space="preserve"> </w:t>
       </w:r>
-      <w:hyperlink r:id="rId123">
+      <w:hyperlink r:id="rId105">
         <w:r>
           <w:rPr>
             <w:rStyle w:val="Hyperlink"/>
@@ -20248,7 +20497,7 @@
       <w:r>
         <w:t xml:space="preserve"> </w:t>
       </w:r>
-      <w:hyperlink r:id="rId124">
+      <w:hyperlink r:id="rId106">
         <w:r>
           <w:rPr>
             <w:rStyle w:val="Hyperlink"/>
@@ -20297,7 +20546,7 @@
       <w:r>
         <w:t xml:space="preserve"> </w:t>
       </w:r>
-      <w:hyperlink r:id="rId125">
+      <w:hyperlink r:id="rId107">
         <w:r>
           <w:rPr>
             <w:rStyle w:val="Hyperlink"/>
@@ -20349,7 +20598,7 @@
       <w:r>
         <w:t xml:space="preserve"> </w:t>
       </w:r>
-      <w:hyperlink r:id="rId126">
+      <w:hyperlink r:id="rId108">
         <w:r>
           <w:rPr>
             <w:rStyle w:val="Hyperlink"/>
@@ -20379,7 +20628,7 @@
       <w:r>
         <w:t xml:space="preserve"> </w:t>
       </w:r>
-      <w:hyperlink r:id="rId126">
+      <w:hyperlink r:id="rId108">
         <w:r>
           <w:rPr>
             <w:rStyle w:val="Hyperlink"/>
@@ -20409,7 +20658,7 @@
       <w:r>
         <w:t xml:space="preserve"> </w:t>
       </w:r>
-      <w:hyperlink r:id="rId126">
+      <w:hyperlink r:id="rId108">
         <w:r>
           <w:rPr>
             <w:rStyle w:val="Hyperlink"/>
@@ -20442,7 +20691,7 @@
       <w:r>
         <w:t xml:space="preserve"> </w:t>
       </w:r>
-      <w:hyperlink r:id="rId127">
+      <w:hyperlink r:id="rId109">
         <w:r>
           <w:rPr>
             <w:rStyle w:val="Hyperlink"/>
@@ -20472,7 +20721,7 @@
       <w:r>
         <w:t xml:space="preserve"> </w:t>
       </w:r>
-      <w:hyperlink r:id="rId128">
+      <w:hyperlink r:id="rId110">
         <w:r>
           <w:rPr>
             <w:rStyle w:val="Hyperlink"/>
@@ -20502,7 +20751,7 @@
       <w:r>
         <w:t xml:space="preserve"> </w:t>
       </w:r>
-      <w:hyperlink r:id="rId129">
+      <w:hyperlink r:id="rId111">
         <w:r>
           <w:rPr>
             <w:rStyle w:val="Hyperlink"/>
@@ -20532,7 +20781,7 @@
       <w:r>
         <w:t xml:space="preserve"> </w:t>
       </w:r>
-      <w:hyperlink r:id="rId130">
+      <w:hyperlink r:id="rId112">
         <w:r>
           <w:rPr>
             <w:rStyle w:val="Hyperlink"/>
@@ -20541,8 +20790,8 @@
         </w:r>
       </w:hyperlink>
     </w:p>
-    <w:bookmarkEnd w:id="131"/>
-    <w:bookmarkEnd w:id="132"/>
+    <w:bookmarkEnd w:id="113"/>
+    <w:bookmarkEnd w:id="114"/>
     <w:sectPr>
       <w:pgSz w:h="16838" w:w="11906"/>
       <w:pgMar w:bottom="1417" w:left="1417" w:right="1417" w:top="1417"/>

--- a/dist/manuscripts/en/p3_vietnam_en_clean.docx
+++ b/dist/manuscripts/en/p3_vietnam_en_clean.docx
@@ -2,7 +2,7 @@
 <file path=word/document.xml><?xml version="1.0" encoding="utf-8"?>
 <w:document xmlns:w="http://schemas.openxmlformats.org/wordprocessingml/2006/main" xmlns:m="http://schemas.openxmlformats.org/officeDocument/2006/math" xmlns:r="http://schemas.openxmlformats.org/officeDocument/2006/relationships" xmlns:o="urn:schemas-microsoft-com:office:office" xmlns:v="urn:schemas-microsoft-com:vml" xmlns:w10="urn:schemas-microsoft-com:office:word" xmlns:a="http://schemas.openxmlformats.org/drawingml/2006/main" xmlns:pic="http://schemas.openxmlformats.org/drawingml/2006/picture" xmlns:wp="http://schemas.openxmlformats.org/drawingml/2006/wordprocessingDrawing">
   <w:body>
-    <w:bookmarkStart w:id="114" w:name="X0264dbef037d515bdd41c0931e5e2e7c8717b18"/>
+    <w:bookmarkStart w:id="132" w:name="X0264dbef037d515bdd41c0931e5e2e7c8717b18"/>
     <w:p>
       <w:pPr>
         <w:pStyle w:val="Heading1"/>
@@ -967,7 +967,7 @@
     </w:p>
     <w:bookmarkEnd w:id="29"/>
     <w:bookmarkEnd w:id="30"/>
-    <w:bookmarkStart w:id="35" w:name="X8bf20a63f0decf7b16e99d564b9958ec4fbbb23"/>
+    <w:bookmarkStart w:id="38" w:name="X8bf20a63f0decf7b16e99d564b9958ec4fbbb23"/>
     <w:p>
       <w:pPr>
         <w:pStyle w:val="Heading2"/>
@@ -1632,7 +1632,7 @@
       </w:r>
     </w:p>
     <w:bookmarkEnd w:id="33"/>
-    <w:bookmarkStart w:id="34" w:name="Xa301591a4bdc42129e76c2a2b73514232150381"/>
+    <w:bookmarkStart w:id="37" w:name="Xa301591a4bdc42129e76c2a2b73514232150381"/>
     <w:p>
       <w:pPr>
         <w:pStyle w:val="Heading3"/>
@@ -1976,7 +1976,46 @@
         <w:pStyle w:val="BodyText"/>
       </w:pPr>
       <w:r>
-        <w:t xml:space="preserve">Figure 1: Conceptual model — TCI, DAI, and export intensity as determinants of firm performance (Vietnam, 3-wave)</w:t>
+        <w:drawing>
+          <wp:inline>
+            <wp:extent cx="5753100" cy="4221138"/>
+            <wp:effectExtent b="0" l="0" r="0" t="0"/>
+            <wp:docPr descr="Figure 1: Conceptual model — TCI, DAI, and export intensity as determinants of firm performance (Vietnam, 3-wave)" title="" id="35" name="Picture"/>
+            <a:graphic>
+              <a:graphicData uri="http://schemas.openxmlformats.org/drawingml/2006/picture">
+                <pic:pic>
+                  <pic:nvPicPr>
+                    <pic:cNvPr descr="figures/vietnam/figure_1_conceptual_model.png" id="36" name="Picture"/>
+                    <pic:cNvPicPr>
+                      <a:picLocks noChangeArrowheads="1" noChangeAspect="1"/>
+                    </pic:cNvPicPr>
+                  </pic:nvPicPr>
+                  <pic:blipFill>
+                    <a:blip r:embed="rId34"/>
+                    <a:stretch>
+                      <a:fillRect/>
+                    </a:stretch>
+                  </pic:blipFill>
+                  <pic:spPr bwMode="auto">
+                    <a:xfrm>
+                      <a:off x="0" y="0"/>
+                      <a:ext cx="5753100" cy="4221138"/>
+                    </a:xfrm>
+                    <a:prstGeom prst="rect">
+                      <a:avLst/>
+                    </a:prstGeom>
+                    <a:noFill/>
+                    <a:ln w="9525">
+                      <a:noFill/>
+                      <a:headEnd/>
+                      <a:tailEnd/>
+                    </a:ln>
+                  </pic:spPr>
+                </pic:pic>
+              </a:graphicData>
+            </a:graphic>
+          </wp:inline>
+        </w:drawing>
       </w:r>
     </w:p>
     <w:p>
@@ -2015,9 +2054,9 @@
         <w:t xml:space="preserve">Solid arrows represent hypothesised direct and curvilinear effects. Dashed arrows represent moderating effects. The independent variable — internationalisation intensity (FSTS, centred FSTS_c and FSTS_c²) — is placed at left; the dependent variable — firm performance, measured as ln(labour productivity) = ln(annual revenue PPP / permanent workers) — is placed at right, following left-to-right causal flow convention. H1 (inverted-U nonlinearity: β₁ &gt; 0, β₂ &lt; 0) is grounded in the Uppsala model (Johanson &amp; Vahlne, 1977, 2009) and coordination-cost theory (Hitt et al., 1997). H2 specifies technological capability (TCI_z, Resource-Based View: Barney, 1991) as a level-shifting direct effect and secondary moderator on the FSTS–performance curve; instrument: industry-level TCI mean (causal IV identification). H4 treats website-based digital adoption (DAI_z, Tier-1 only) as an exploratory probe of the Digital Capability Lens (Banalieva &amp; Dhanaraj, 2019); measurement constraint acknowledged — single binary indicator across 2009/2015/2023 waves limits inferential strength. (+) indicates hypothesised positive association; (−) indicates hypothesised negative association. Control variables (ln firm size, firm age, foreign ownership, broad-sector fixed effects, wave fixed effects) enter additively in all models but are omitted from the figure for clarity. ICRV context: Vietnam — Nhóm IV (Lower_mid_transition, ICRV Group 4 of 6; lower-middle-income transition economy; WGI Rule of Law ≈ −0.09 in 2023, World Bank). Data: WBES 2009, 2015, 2023; N = 2,958 (pooled), n_wave = 989/956/1,013.</w:t>
       </w:r>
     </w:p>
-    <w:bookmarkEnd w:id="34"/>
-    <w:bookmarkEnd w:id="35"/>
-    <w:bookmarkStart w:id="41" w:name="Xfd2f05febb90fd7f58b14547dd9b33901f267a5"/>
+    <w:bookmarkEnd w:id="37"/>
+    <w:bookmarkEnd w:id="38"/>
+    <w:bookmarkStart w:id="44" w:name="Xfd2f05febb90fd7f58b14547dd9b33901f267a5"/>
     <w:p>
       <w:pPr>
         <w:pStyle w:val="Heading2"/>
@@ -2026,7 +2065,7 @@
         <w:t xml:space="preserve">3. Data, variables, and empirical strategy</w:t>
       </w:r>
     </w:p>
-    <w:bookmarkStart w:id="36" w:name="X690a6f2a93b97075aa335e9e4cac18d5293d91d"/>
+    <w:bookmarkStart w:id="39" w:name="X690a6f2a93b97075aa335e9e4cac18d5293d91d"/>
     <w:p>
       <w:pPr>
         <w:pStyle w:val="Heading3"/>
@@ -2091,8 +2130,8 @@
         <w:t xml:space="preserve">across stages.</w:t>
       </w:r>
     </w:p>
-    <w:bookmarkEnd w:id="36"/>
-    <w:bookmarkStart w:id="37" w:name="Xbcf9f12e79107fa2c089aaf13fc6c4fb773f1c2"/>
+    <w:bookmarkEnd w:id="39"/>
+    <w:bookmarkStart w:id="40" w:name="Xbcf9f12e79107fa2c089aaf13fc6c4fb773f1c2"/>
     <w:p>
       <w:pPr>
         <w:pStyle w:val="Heading3"/>
@@ -2984,8 +3023,8 @@
         <w:t xml:space="preserve">and 2023 respectively; pooled N is 2,958.</w:t>
       </w:r>
     </w:p>
-    <w:bookmarkEnd w:id="37"/>
-    <w:bookmarkStart w:id="38" w:name="Xc5fe1f3cf583535f12a87a680dcd317400b3da2"/>
+    <w:bookmarkEnd w:id="40"/>
+    <w:bookmarkStart w:id="41" w:name="Xc5fe1f3cf583535f12a87a680dcd317400b3da2"/>
     <w:p>
       <w:pPr>
         <w:pStyle w:val="Heading3"/>
@@ -3328,8 +3367,8 @@
         <w:t xml:space="preserve">All models are estimated by OLS with HC1 heteroscedasticity-consistent standard errors. Wave fixed effects (λ_t) are included in pooled specifications only. The M0–M8 sequence is estimated wave-by-wave and jointly on the pooled three-wave file, yielding four sets of estimates (2009, 2015, 2023, pooled).</w:t>
       </w:r>
     </w:p>
-    <w:bookmarkEnd w:id="38"/>
-    <w:bookmarkStart w:id="39" w:name="Xe803d156752d85865c6c4f44f4ca9bbe59bf0f9"/>
+    <w:bookmarkEnd w:id="41"/>
+    <w:bookmarkStart w:id="42" w:name="Xe803d156752d85865c6c4f44f4ca9bbe59bf0f9"/>
     <w:p>
       <w:pPr>
         <w:pStyle w:val="Heading3"/>
@@ -3408,8 +3447,8 @@
         <w:t xml:space="preserve">The repeated-cross-section data structure (three non-overlapping surveys of different firms) precludes within-firm fixed-effects estimation; the identification strategy therefore relies on the three complementary approaches above rather than panel differencing. All inferences are described as associations with the selection-robustness caveats noted above, consistent with the inferential conventions for cross-sectional WBES data (Antonakis et al., 2010; Shaver, 2020).</w:t>
       </w:r>
     </w:p>
-    <w:bookmarkEnd w:id="39"/>
-    <w:bookmarkStart w:id="40" w:name="X976281aae9d7cc6accc3a8a15180eec1c0b7e58"/>
+    <w:bookmarkEnd w:id="42"/>
+    <w:bookmarkStart w:id="43" w:name="X976281aae9d7cc6accc3a8a15180eec1c0b7e58"/>
     <w:p>
       <w:pPr>
         <w:pStyle w:val="Heading3"/>
@@ -3482,9 +3521,9 @@
         <w:t xml:space="preserve">of associational evidence (Aguinis et al., 2021; Shaver, 2020).</w:t>
       </w:r>
     </w:p>
-    <w:bookmarkEnd w:id="40"/>
-    <w:bookmarkEnd w:id="41"/>
-    <w:bookmarkStart w:id="49" w:name="X121719332867ee227f0a04b486098cee978c6e6"/>
+    <w:bookmarkEnd w:id="43"/>
+    <w:bookmarkEnd w:id="44"/>
+    <w:bookmarkStart w:id="67" w:name="X121719332867ee227f0a04b486098cee978c6e6"/>
     <w:p>
       <w:pPr>
         <w:pStyle w:val="Heading2"/>
@@ -3549,7 +3588,7 @@
         <w:t xml:space="preserve">/ 20.55), consistent with broader Vietnamese productivity convergence over the period.</w:t>
       </w:r>
     </w:p>
-    <w:bookmarkStart w:id="43" w:name="X0cdd773083ddb6504e3d3ab10ff1c76267ec612"/>
+    <w:bookmarkStart w:id="46" w:name="X0cdd773083ddb6504e3d3ab10ff1c76267ec612"/>
     <w:p>
       <w:pPr>
         <w:pStyle w:val="Heading3"/>
@@ -4194,7 +4233,7 @@
       <w:r>
         <w:t xml:space="preserve"> </w:t>
       </w:r>
-      <w:hyperlink r:id="rId42">
+      <w:hyperlink r:id="rId45">
         <w:r>
           <w:rPr>
             <w:rStyle w:val="Hyperlink"/>
@@ -4459,8 +4498,8 @@
         <w:t xml:space="preserve">higher export intensity rather than uniformly across the export-intensity range.</w:t>
       </w:r>
     </w:p>
-    <w:bookmarkEnd w:id="43"/>
-    <w:bookmarkStart w:id="44" w:name="Xaa4851a9c1b3e08eeca0ab72ae930e2b05bff75"/>
+    <w:bookmarkEnd w:id="46"/>
+    <w:bookmarkStart w:id="59" w:name="Xaa4851a9c1b3e08eeca0ab72ae930e2b05bff75"/>
     <w:p>
       <w:pPr>
         <w:pStyle w:val="Heading3"/>
@@ -5093,7 +5132,46 @@
         <w:pStyle w:val="BodyText"/>
       </w:pPr>
       <w:r>
-        <w:t xml:space="preserve">Figure 2a: Wave 2009 — predicted ln(labour productivity) vs FSTS</w:t>
+        <w:drawing>
+          <wp:inline>
+            <wp:extent cx="5753100" cy="3835399"/>
+            <wp:effectExtent b="0" l="0" r="0" t="0"/>
+            <wp:docPr descr="Figure 2a: Wave 2009 — predicted ln(labour productivity) vs FSTS" title="" id="48" name="Picture"/>
+            <a:graphic>
+              <a:graphicData uri="http://schemas.openxmlformats.org/drawingml/2006/picture">
+                <pic:pic>
+                  <pic:nvPicPr>
+                    <pic:cNvPr descr="figures/vietnam/figure_2a.png" id="49" name="Picture"/>
+                    <pic:cNvPicPr>
+                      <a:picLocks noChangeArrowheads="1" noChangeAspect="1"/>
+                    </pic:cNvPicPr>
+                  </pic:nvPicPr>
+                  <pic:blipFill>
+                    <a:blip r:embed="rId47"/>
+                    <a:stretch>
+                      <a:fillRect/>
+                    </a:stretch>
+                  </pic:blipFill>
+                  <pic:spPr bwMode="auto">
+                    <a:xfrm>
+                      <a:off x="0" y="0"/>
+                      <a:ext cx="5753100" cy="3835399"/>
+                    </a:xfrm>
+                    <a:prstGeom prst="rect">
+                      <a:avLst/>
+                    </a:prstGeom>
+                    <a:noFill/>
+                    <a:ln w="9525">
+                      <a:noFill/>
+                      <a:headEnd/>
+                      <a:tailEnd/>
+                    </a:ln>
+                  </pic:spPr>
+                </pic:pic>
+              </a:graphicData>
+            </a:graphic>
+          </wp:inline>
+        </w:drawing>
       </w:r>
     </w:p>
     <w:p>
@@ -5119,7 +5197,46 @@
         <w:pStyle w:val="BodyText"/>
       </w:pPr>
       <w:r>
-        <w:t xml:space="preserve">Figure 2b: Wave 2015 — predicted ln(labour productivity) vs FSTS</w:t>
+        <w:drawing>
+          <wp:inline>
+            <wp:extent cx="5753100" cy="3835399"/>
+            <wp:effectExtent b="0" l="0" r="0" t="0"/>
+            <wp:docPr descr="Figure 2b: Wave 2015 — predicted ln(labour productivity) vs FSTS" title="" id="51" name="Picture"/>
+            <a:graphic>
+              <a:graphicData uri="http://schemas.openxmlformats.org/drawingml/2006/picture">
+                <pic:pic>
+                  <pic:nvPicPr>
+                    <pic:cNvPr descr="figures/vietnam/figure_2b.png" id="52" name="Picture"/>
+                    <pic:cNvPicPr>
+                      <a:picLocks noChangeArrowheads="1" noChangeAspect="1"/>
+                    </pic:cNvPicPr>
+                  </pic:nvPicPr>
+                  <pic:blipFill>
+                    <a:blip r:embed="rId50"/>
+                    <a:stretch>
+                      <a:fillRect/>
+                    </a:stretch>
+                  </pic:blipFill>
+                  <pic:spPr bwMode="auto">
+                    <a:xfrm>
+                      <a:off x="0" y="0"/>
+                      <a:ext cx="5753100" cy="3835399"/>
+                    </a:xfrm>
+                    <a:prstGeom prst="rect">
+                      <a:avLst/>
+                    </a:prstGeom>
+                    <a:noFill/>
+                    <a:ln w="9525">
+                      <a:noFill/>
+                      <a:headEnd/>
+                      <a:tailEnd/>
+                    </a:ln>
+                  </pic:spPr>
+                </pic:pic>
+              </a:graphicData>
+            </a:graphic>
+          </wp:inline>
+        </w:drawing>
       </w:r>
     </w:p>
     <w:p>
@@ -5145,7 +5262,46 @@
         <w:pStyle w:val="BodyText"/>
       </w:pPr>
       <w:r>
-        <w:t xml:space="preserve">Figure 2c: Wave 2023 — predicted ln(labour productivity) vs FSTS</w:t>
+        <w:drawing>
+          <wp:inline>
+            <wp:extent cx="5753100" cy="3835399"/>
+            <wp:effectExtent b="0" l="0" r="0" t="0"/>
+            <wp:docPr descr="Figure 2c: Wave 2023 — predicted ln(labour productivity) vs FSTS" title="" id="54" name="Picture"/>
+            <a:graphic>
+              <a:graphicData uri="http://schemas.openxmlformats.org/drawingml/2006/picture">
+                <pic:pic>
+                  <pic:nvPicPr>
+                    <pic:cNvPr descr="figures/vietnam/figure_2c.png" id="55" name="Picture"/>
+                    <pic:cNvPicPr>
+                      <a:picLocks noChangeArrowheads="1" noChangeAspect="1"/>
+                    </pic:cNvPicPr>
+                  </pic:nvPicPr>
+                  <pic:blipFill>
+                    <a:blip r:embed="rId53"/>
+                    <a:stretch>
+                      <a:fillRect/>
+                    </a:stretch>
+                  </pic:blipFill>
+                  <pic:spPr bwMode="auto">
+                    <a:xfrm>
+                      <a:off x="0" y="0"/>
+                      <a:ext cx="5753100" cy="3835399"/>
+                    </a:xfrm>
+                    <a:prstGeom prst="rect">
+                      <a:avLst/>
+                    </a:prstGeom>
+                    <a:noFill/>
+                    <a:ln w="9525">
+                      <a:noFill/>
+                      <a:headEnd/>
+                      <a:tailEnd/>
+                    </a:ln>
+                  </pic:spPr>
+                </pic:pic>
+              </a:graphicData>
+            </a:graphic>
+          </wp:inline>
+        </w:drawing>
       </w:r>
     </w:p>
     <w:p>
@@ -5171,7 +5327,46 @@
         <w:pStyle w:val="BodyText"/>
       </w:pPr>
       <w:r>
-        <w:t xml:space="preserve">Figure 2d: Pooled (2009+2015+2023) — predicted ln(labour productivity) vs FSTS</w:t>
+        <w:drawing>
+          <wp:inline>
+            <wp:extent cx="5753100" cy="3835399"/>
+            <wp:effectExtent b="0" l="0" r="0" t="0"/>
+            <wp:docPr descr="Figure 2d: Pooled (2009+2015+2023) — predicted ln(labour productivity) vs FSTS" title="" id="57" name="Picture"/>
+            <a:graphic>
+              <a:graphicData uri="http://schemas.openxmlformats.org/drawingml/2006/picture">
+                <pic:pic>
+                  <pic:nvPicPr>
+                    <pic:cNvPr descr="figures/vietnam/figure_2d.png" id="58" name="Picture"/>
+                    <pic:cNvPicPr>
+                      <a:picLocks noChangeArrowheads="1" noChangeAspect="1"/>
+                    </pic:cNvPicPr>
+                  </pic:nvPicPr>
+                  <pic:blipFill>
+                    <a:blip r:embed="rId56"/>
+                    <a:stretch>
+                      <a:fillRect/>
+                    </a:stretch>
+                  </pic:blipFill>
+                  <pic:spPr bwMode="auto">
+                    <a:xfrm>
+                      <a:off x="0" y="0"/>
+                      <a:ext cx="5753100" cy="3835399"/>
+                    </a:xfrm>
+                    <a:prstGeom prst="rect">
+                      <a:avLst/>
+                    </a:prstGeom>
+                    <a:noFill/>
+                    <a:ln w="9525">
+                      <a:noFill/>
+                      <a:headEnd/>
+                      <a:tailEnd/>
+                    </a:ln>
+                  </pic:spPr>
+                </pic:pic>
+              </a:graphicData>
+            </a:graphic>
+          </wp:inline>
+        </w:drawing>
       </w:r>
     </w:p>
     <w:p>
@@ -5192,8 +5387,8 @@
         <w:t xml:space="preserve">Predicted ln(labour productivity) as a function of FSTS for the pooled sample (M2). Turning point ≈ 40% FSTS (Lind-Mehlum p &lt; .001).</w:t>
       </w:r>
     </w:p>
-    <w:bookmarkEnd w:id="44"/>
-    <w:bookmarkStart w:id="45" w:name="X41c3dce096fbfa1c0be6a58d0741b2aa56fb860"/>
+    <w:bookmarkEnd w:id="59"/>
+    <w:bookmarkStart w:id="63" w:name="X41c3dce096fbfa1c0be6a58d0741b2aa56fb860"/>
     <w:p>
       <w:pPr>
         <w:pStyle w:val="Heading3"/>
@@ -5347,7 +5542,46 @@
         <w:pStyle w:val="BodyText"/>
       </w:pPr>
       <w:r>
-        <w:t xml:space="preserve">Figure 3: Moderator marginal effects — TCI and DAI interactions with FSTS (Vietnam)</w:t>
+        <w:drawing>
+          <wp:inline>
+            <wp:extent cx="5753100" cy="2401293"/>
+            <wp:effectExtent b="0" l="0" r="0" t="0"/>
+            <wp:docPr descr="Figure 3: Moderator marginal effects — TCI and DAI interactions with FSTS (Vietnam)" title="" id="61" name="Picture"/>
+            <a:graphic>
+              <a:graphicData uri="http://schemas.openxmlformats.org/drawingml/2006/picture">
+                <pic:pic>
+                  <pic:nvPicPr>
+                    <pic:cNvPr descr="figures/vietnam/figure_3_moderator_marginals.png" id="62" name="Picture"/>
+                    <pic:cNvPicPr>
+                      <a:picLocks noChangeArrowheads="1" noChangeAspect="1"/>
+                    </pic:cNvPicPr>
+                  </pic:nvPicPr>
+                  <pic:blipFill>
+                    <a:blip r:embed="rId60"/>
+                    <a:stretch>
+                      <a:fillRect/>
+                    </a:stretch>
+                  </pic:blipFill>
+                  <pic:spPr bwMode="auto">
+                    <a:xfrm>
+                      <a:off x="0" y="0"/>
+                      <a:ext cx="5753100" cy="2401293"/>
+                    </a:xfrm>
+                    <a:prstGeom prst="rect">
+                      <a:avLst/>
+                    </a:prstGeom>
+                    <a:noFill/>
+                    <a:ln w="9525">
+                      <a:noFill/>
+                      <a:headEnd/>
+                      <a:tailEnd/>
+                    </a:ln>
+                  </pic:spPr>
+                </pic:pic>
+              </a:graphicData>
+            </a:graphic>
+          </wp:inline>
+        </w:drawing>
       </w:r>
     </w:p>
     <w:p>
@@ -5368,8 +5602,8 @@
         <w:t xml:space="preserve">Marginal effects of TCI_z and DAI_z on ln(labour productivity) across FSTS levels (M7/M8). TCI shows a stable positive level-shift across waves; DAI moderation is wave-specific, with the 2023 interaction showing attenuation at high FSTS (Type I moderation: slope-flattening, shape preserved).</w:t>
       </w:r>
     </w:p>
-    <w:bookmarkEnd w:id="45"/>
-    <w:bookmarkStart w:id="46" w:name="X3b4c7e0874095eca8ced8b4f3eaf74e392e9461"/>
+    <w:bookmarkEnd w:id="63"/>
+    <w:bookmarkStart w:id="64" w:name="X3b4c7e0874095eca8ced8b4f3eaf74e392e9461"/>
     <w:p>
       <w:pPr>
         <w:pStyle w:val="Heading3"/>
@@ -5440,8 +5674,8 @@
         <w:t xml:space="preserve">Table 3 summarises the directional interpretation of the focal coefficients from the full specifications by wave and for the pooled sample.</w:t>
       </w:r>
     </w:p>
-    <w:bookmarkEnd w:id="46"/>
-    <w:bookmarkStart w:id="48" w:name="Xa4c02e0b9d1c1dfbd229ca8e93a765eb24721f0"/>
+    <w:bookmarkEnd w:id="64"/>
+    <w:bookmarkStart w:id="66" w:name="Xa4c02e0b9d1c1dfbd229ca8e93a765eb24721f0"/>
     <w:p>
       <w:pPr>
         <w:pStyle w:val="Heading3"/>
@@ -5722,7 +5956,7 @@
         <w:t xml:space="preserve">turning-point magnitude.</w:t>
       </w:r>
     </w:p>
-    <w:bookmarkStart w:id="47" w:name="robustness-to-endogeneity-and-selection"/>
+    <w:bookmarkStart w:id="65" w:name="robustness-to-endogeneity-and-selection"/>
     <w:p>
       <w:pPr>
         <w:pStyle w:val="Heading4"/>
@@ -17144,7 +17378,7 @@
       <w:r>
         <w:t xml:space="preserve"> </w:t>
       </w:r>
-      <w:hyperlink r:id="rId42">
+      <w:hyperlink r:id="rId45">
         <w:r>
           <w:rPr>
             <w:rStyle w:val="Hyperlink"/>
@@ -17815,10 +18049,10 @@
         <w:t xml:space="preserve">Cross-wave coefficient equality tests following Paternoster et al. (1998). Failure to reject indicates coefficient stability across waves. FSTSc and FSTSc² comparisons support wave-specific heterogeneity in TCI and DAI direct effects but not in the I–P curvature parameters. Turning points (already reported in Table 5 above) are derived from M2 (lnLP = β₀ + β₁ FSTS_c + β₂ FSTS_c² + controls + sector FE [+ wave FE in pooled]) back-transformed to the raw FSTS scale; 95% CI uses the delta method; Lind–Mehlum p-values follow the Sasabuchi-style endpoint test (Lind &amp; Mehlum, 2010). Source: WBES Vietnam 2009, 2015, 2023; authors' calculations.</w:t>
       </w:r>
     </w:p>
-    <w:bookmarkEnd w:id="47"/>
-    <w:bookmarkEnd w:id="48"/>
-    <w:bookmarkEnd w:id="49"/>
-    <w:bookmarkStart w:id="55" w:name="X735612638e4e736e4693e459c258977262c0dfc"/>
+    <w:bookmarkEnd w:id="65"/>
+    <w:bookmarkEnd w:id="66"/>
+    <w:bookmarkEnd w:id="67"/>
+    <w:bookmarkStart w:id="73" w:name="X735612638e4e736e4693e459c258977262c0dfc"/>
     <w:p>
       <w:pPr>
         <w:pStyle w:val="Heading2"/>
@@ -17835,7 +18069,7 @@
         <w:t xml:space="preserve">The results should first be located against the meta-analytic baseline. Wu, Fan, and Chen (2022, MIR) establish a positive average I–P relationship for emerging-market multinationals — a useful macro-level anchor, but one that aggregates across institutional contexts in which the functional form may vary substantially. Country-level heterogeneity in the I–P curve shape remains under-specified in that meta-analysis. Vietnam — as a single-party transitional economy with rapid but uneven digital infrastructure uptake — provides a critical test of whether the pooled meta-level estimate masks functional-form nonlinearity at the within-country level. The present evidence is consistent with that concern: the inverted-U is robust within Vietnam but is driven predominantly by a participation-margin step rather than by within-exporter saturation, a structure that pooling across exporters and non-exporters in cross-country meta-analyses would tend to inflate into an apparent continuous curvature. The within-Vietnam temporal durability of the threshold (39–46 % band sustained across 14 years) additionally confirms that institutional context — held constant in this single-country design — stabilises the curve shape in a way that cross-country designs cannot isolate. Our finding of a reproducible inverted-U at FSTS ≈ 39–46% in Vietnam, despite the cross-national skepticism articulated by Pisani, Garcia-Bernardo, and Heemskerk (2020, SMJ), is consistent with the view that single-country institutional contexts retain functional-form heterogeneity that pooled cross-national samples obscure through aggregation.</w:t>
       </w:r>
     </w:p>
-    <w:bookmarkStart w:id="50" w:name="Xa5f80b6bc0b8dd7b33d639445ac723c1ee9ad4a"/>
+    <w:bookmarkStart w:id="68" w:name="Xa5f80b6bc0b8dd7b33d639445ac723c1ee9ad4a"/>
     <w:p>
       <w:pPr>
         <w:pStyle w:val="Heading3"/>
@@ -17908,8 +18142,8 @@
         <w:t xml:space="preserve">stand in the broader trajectory of internationalisation and transition, as captured in repeated cross-sectional snapshots rather than within-firm longitudinal records.</w:t>
       </w:r>
     </w:p>
-    <w:bookmarkEnd w:id="50"/>
-    <w:bookmarkStart w:id="51" w:name="Xa30cb53845d80e9f381e97d931a6564a08369b5"/>
+    <w:bookmarkEnd w:id="68"/>
+    <w:bookmarkStart w:id="69" w:name="Xa30cb53845d80e9f381e97d931a6564a08369b5"/>
     <w:p>
       <w:pPr>
         <w:pStyle w:val="Heading3"/>
@@ -18120,8 +18354,8 @@
         <w:t xml:space="preserve">a single label.</w:t>
       </w:r>
     </w:p>
-    <w:bookmarkEnd w:id="51"/>
-    <w:bookmarkStart w:id="52" w:name="X946dfeb74c2174371e94edd51e868f8bb309c10"/>
+    <w:bookmarkEnd w:id="69"/>
+    <w:bookmarkStart w:id="70" w:name="X946dfeb74c2174371e94edd51e868f8bb309c10"/>
     <w:p>
       <w:pPr>
         <w:pStyle w:val="Heading3"/>
@@ -18424,8 +18658,8 @@
         <w:t xml:space="preserve">indistinguishable across waves.</w:t>
       </w:r>
     </w:p>
-    <w:bookmarkEnd w:id="52"/>
-    <w:bookmarkStart w:id="53" w:name="Xd9a4ebc909e2b14dcfe03b7b8686207326328b4"/>
+    <w:bookmarkEnd w:id="70"/>
+    <w:bookmarkStart w:id="71" w:name="Xd9a4ebc909e2b14dcfe03b7b8686207326328b4"/>
     <w:p>
       <w:pPr>
         <w:pStyle w:val="Heading3"/>
@@ -18544,8 +18778,8 @@
         <w:t xml:space="preserve">Two cross-cutting principles emerge. First, managers should avoid conflating basic digital adoption with deeper technological capability — the constructs do not behave identically across periods or under identification-robust estimation, and Tier-1 digital expenditure does not substitute for the foreign-technology, standards, and process-integration investments that the TCI channel reflects. Second, allocation decisions should be staged against the empirically identified thresholds rather than against generic digital-transformation prescriptions: investment in incremental Tier-1 presence at high export intensity may absorb scarce capital with limited productivity return, while investment in TCI-channel capability around the 39–46 % band corresponds to where the cross-wave evidence is most consistent with a productivity-enhancing effect. The threshold-conditioned framing translates the step-function and Tier-1 saturation findings into actionable allocation guidance without overstating the causal status of the cross-sectional coefficients.</w:t>
       </w:r>
     </w:p>
-    <w:bookmarkEnd w:id="53"/>
-    <w:bookmarkStart w:id="54" w:name="X0d482379a65faf52764848d2b168aee0725ece4"/>
+    <w:bookmarkEnd w:id="71"/>
+    <w:bookmarkStart w:id="72" w:name="X0d482379a65faf52764848d2b168aee0725ece4"/>
     <w:p>
       <w:pPr>
         <w:pStyle w:val="Heading3"/>
@@ -18708,9 +18942,9 @@
         <w:t xml:space="preserve">update identifies the cultivation of high-tech industrial talent as a binding constraint mediating digital and capability investment into sustainable productivity gains — reinforcing the argument that policy evaluation in transitional settings must monitor the capability environment, not adoption rates alone.</w:t>
       </w:r>
     </w:p>
-    <w:bookmarkEnd w:id="54"/>
-    <w:bookmarkEnd w:id="55"/>
-    <w:bookmarkStart w:id="56" w:name="Xf3d63d3bef15b3e862b66ed5bd48a577996a1bc"/>
+    <w:bookmarkEnd w:id="72"/>
+    <w:bookmarkEnd w:id="73"/>
+    <w:bookmarkStart w:id="74" w:name="Xf3d63d3bef15b3e862b66ed5bd48a577996a1bc"/>
     <w:p>
       <w:pPr>
         <w:pStyle w:val="Heading2"/>
@@ -18889,8 +19123,8 @@
         <w:t xml:space="preserve">Sixth, the analysis is limited to Vietnam as a single transitional economy at a particular stage of its digital and institutional development. Understanding how the DAI moderation pattern documented here — negative at high export intensity under Tier-1-only adoption — compares with patterns in other emerging markets at different institutional stages, or with patterns in digitally advanced economies where the same interaction is predicted to be positive, requires cross-setting comparative designs that systematically vary institutional transaction costs and digital infrastructure quality. Such designs would also allow more direct tests of the context-contingent framing developed in §2.1.</w:t>
       </w:r>
     </w:p>
-    <w:bookmarkEnd w:id="56"/>
-    <w:bookmarkStart w:id="57" w:name="X19cad7d15381a9dfa000caf49ac5c69889e188d"/>
+    <w:bookmarkEnd w:id="74"/>
+    <w:bookmarkStart w:id="75" w:name="X19cad7d15381a9dfa000caf49ac5c69889e188d"/>
     <w:p>
       <w:pPr>
         <w:pStyle w:val="Heading2"/>
@@ -18923,8 +19157,8 @@
         <w:t xml:space="preserve">The results also show that technological capability and the baseline website-presence indicator should not be treated as interchangeable, and that conflating them under a single "digital adoption" or "digital transformation" label would obscure their differing identification properties. Technological capability is comparatively stable and identification-robust across specifications. The baseline DAI_z control is more wave-sensitive and attenuates to a null under instrumental-variable estimation, consistent with Tier-1 proxy obsolescence as website ownership diffuses to near-universal levels in the Vietnamese firm population. Within the constraint of a single binary website indicator, this paper makes no claim about dynamic digital capability moderation; any such test awaits richer Tier 2–4 indicators not currently available cross-wave in the WBES Vietnam instrument.</w:t>
       </w:r>
     </w:p>
-    <w:bookmarkEnd w:id="57"/>
-    <w:bookmarkStart w:id="58" w:name="conflict-of-interest"/>
+    <w:bookmarkEnd w:id="75"/>
+    <w:bookmarkStart w:id="76" w:name="conflict-of-interest"/>
     <w:p>
       <w:pPr>
         <w:pStyle w:val="Heading2"/>
@@ -18941,8 +19175,8 @@
         <w:t xml:space="preserve">The authors declare no conflict of interest.</w:t>
       </w:r>
     </w:p>
-    <w:bookmarkEnd w:id="58"/>
-    <w:bookmarkStart w:id="59" w:name="funding"/>
+    <w:bookmarkEnd w:id="76"/>
+    <w:bookmarkStart w:id="77" w:name="funding"/>
     <w:p>
       <w:pPr>
         <w:pStyle w:val="Heading2"/>
@@ -18965,8 +19199,8 @@
         <w:t xml:space="preserve">not-for-profit sectors.</w:t>
       </w:r>
     </w:p>
-    <w:bookmarkEnd w:id="59"/>
-    <w:bookmarkStart w:id="60" w:name="data-availability-statement"/>
+    <w:bookmarkEnd w:id="77"/>
+    <w:bookmarkStart w:id="78" w:name="data-availability-statement"/>
     <w:p>
       <w:pPr>
         <w:pStyle w:val="Heading2"/>
@@ -19013,8 +19247,8 @@
         <w:t xml:space="preserve">and may be shared to the extent permitted by the data-access terms.</w:t>
       </w:r>
     </w:p>
-    <w:bookmarkEnd w:id="60"/>
-    <w:bookmarkStart w:id="61" w:name="X799c23334c5944d058eaf15944a1408ff96b683"/>
+    <w:bookmarkEnd w:id="78"/>
+    <w:bookmarkStart w:id="79" w:name="X799c23334c5944d058eaf15944a1408ff96b683"/>
     <w:p>
       <w:pPr>
         <w:pStyle w:val="Heading2"/>
@@ -19065,8 +19299,8 @@
         <w:t xml:space="preserve">publication.</w:t>
       </w:r>
     </w:p>
-    <w:bookmarkEnd w:id="61"/>
-    <w:bookmarkStart w:id="62" w:name="acknowledgements"/>
+    <w:bookmarkEnd w:id="79"/>
+    <w:bookmarkStart w:id="80" w:name="acknowledgements"/>
     <w:p>
       <w:pPr>
         <w:pStyle w:val="Heading2"/>
@@ -19145,8 +19379,8 @@
         <w:t xml:space="preserve">and computational reproducibility.</w:t>
       </w:r>
     </w:p>
-    <w:bookmarkEnd w:id="62"/>
-    <w:bookmarkStart w:id="63" w:name="supplementary-materials"/>
+    <w:bookmarkEnd w:id="80"/>
+    <w:bookmarkStart w:id="81" w:name="supplementary-materials"/>
     <w:p>
       <w:pPr>
         <w:pStyle w:val="Heading2"/>
@@ -19198,8 +19432,8 @@
         </w:pict>
       </w:r>
     </w:p>
-    <w:bookmarkEnd w:id="63"/>
-    <w:bookmarkStart w:id="113" w:name="references"/>
+    <w:bookmarkEnd w:id="81"/>
+    <w:bookmarkStart w:id="131" w:name="references"/>
     <w:p>
       <w:pPr>
         <w:pStyle w:val="Heading2"/>
@@ -19231,7 +19465,7 @@
       <w:r>
         <w:t xml:space="preserve"> </w:t>
       </w:r>
-      <w:hyperlink r:id="rId64">
+      <w:hyperlink r:id="rId82">
         <w:r>
           <w:rPr>
             <w:rStyle w:val="Hyperlink"/>
@@ -19261,7 +19495,7 @@
       <w:r>
         <w:t xml:space="preserve"> </w:t>
       </w:r>
-      <w:hyperlink r:id="rId65">
+      <w:hyperlink r:id="rId83">
         <w:r>
           <w:rPr>
             <w:rStyle w:val="Hyperlink"/>
@@ -19291,7 +19525,7 @@
       <w:r>
         <w:t xml:space="preserve"> </w:t>
       </w:r>
-      <w:hyperlink r:id="rId66">
+      <w:hyperlink r:id="rId84">
         <w:r>
           <w:rPr>
             <w:rStyle w:val="Hyperlink"/>
@@ -19321,7 +19555,7 @@
       <w:r>
         <w:t xml:space="preserve"> </w:t>
       </w:r>
-      <w:hyperlink r:id="rId67">
+      <w:hyperlink r:id="rId85">
         <w:r>
           <w:rPr>
             <w:rStyle w:val="Hyperlink"/>
@@ -19351,7 +19585,7 @@
       <w:r>
         <w:t xml:space="preserve"> </w:t>
       </w:r>
-      <w:hyperlink r:id="rId68">
+      <w:hyperlink r:id="rId86">
         <w:r>
           <w:rPr>
             <w:rStyle w:val="Hyperlink"/>
@@ -19381,7 +19615,7 @@
       <w:r>
         <w:t xml:space="preserve"> </w:t>
       </w:r>
-      <w:hyperlink r:id="rId69">
+      <w:hyperlink r:id="rId87">
         <w:r>
           <w:rPr>
             <w:rStyle w:val="Hyperlink"/>
@@ -19411,7 +19645,7 @@
       <w:r>
         <w:t xml:space="preserve"> </w:t>
       </w:r>
-      <w:hyperlink r:id="rId70">
+      <w:hyperlink r:id="rId88">
         <w:r>
           <w:rPr>
             <w:rStyle w:val="Hyperlink"/>
@@ -19441,7 +19675,7 @@
       <w:r>
         <w:t xml:space="preserve"> </w:t>
       </w:r>
-      <w:hyperlink r:id="rId71">
+      <w:hyperlink r:id="rId89">
         <w:r>
           <w:rPr>
             <w:rStyle w:val="Hyperlink"/>
@@ -19471,7 +19705,7 @@
       <w:r>
         <w:t xml:space="preserve"> </w:t>
       </w:r>
-      <w:hyperlink r:id="rId72">
+      <w:hyperlink r:id="rId90">
         <w:r>
           <w:rPr>
             <w:rStyle w:val="Hyperlink"/>
@@ -19501,7 +19735,7 @@
       <w:r>
         <w:t xml:space="preserve"> </w:t>
       </w:r>
-      <w:hyperlink r:id="rId73">
+      <w:hyperlink r:id="rId91">
         <w:r>
           <w:rPr>
             <w:rStyle w:val="Hyperlink"/>
@@ -19531,7 +19765,7 @@
       <w:r>
         <w:t xml:space="preserve"> </w:t>
       </w:r>
-      <w:hyperlink r:id="rId74">
+      <w:hyperlink r:id="rId92">
         <w:r>
           <w:rPr>
             <w:rStyle w:val="Hyperlink"/>
@@ -19561,7 +19795,7 @@
       <w:r>
         <w:t xml:space="preserve"> </w:t>
       </w:r>
-      <w:hyperlink r:id="rId75">
+      <w:hyperlink r:id="rId93">
         <w:r>
           <w:rPr>
             <w:rStyle w:val="Hyperlink"/>
@@ -19591,7 +19825,7 @@
       <w:r>
         <w:t xml:space="preserve"> </w:t>
       </w:r>
-      <w:hyperlink r:id="rId76">
+      <w:hyperlink r:id="rId94">
         <w:r>
           <w:rPr>
             <w:rStyle w:val="Hyperlink"/>
@@ -19621,7 +19855,7 @@
       <w:r>
         <w:t xml:space="preserve"> </w:t>
       </w:r>
-      <w:hyperlink r:id="rId77">
+      <w:hyperlink r:id="rId95">
         <w:r>
           <w:rPr>
             <w:rStyle w:val="Hyperlink"/>
@@ -19633,7 +19867,7 @@
         <w:t xml:space="preserve"> </w:t>
       </w:r>
       <w:r>
-        <w:t xml:space="preserve">Haans, R. F. J., Pieters, C., &amp; He, Z.-L. (2016). Thinking about U: Theorizing and testing U- and inverted-U-shaped relationships in strategy research.</w:t>
+        <w:t xml:space="preserve">Haans, R. F. J., Pieters, C., &amp; He, Z.-L. (2016). Thinking about U: Theorizing and testing U- and inverted U-shaped relationships in strategy research.</w:t>
       </w:r>
       <w:r>
         <w:t xml:space="preserve"> </w:t>
@@ -19651,7 +19885,7 @@
       <w:r>
         <w:t xml:space="preserve"> </w:t>
       </w:r>
-      <w:hyperlink r:id="rId78">
+      <w:hyperlink r:id="rId96">
         <w:r>
           <w:rPr>
             <w:rStyle w:val="Hyperlink"/>
@@ -19681,7 +19915,7 @@
       <w:r>
         <w:t xml:space="preserve"> </w:t>
       </w:r>
-      <w:hyperlink r:id="rId79">
+      <w:hyperlink r:id="rId97">
         <w:r>
           <w:rPr>
             <w:rStyle w:val="Hyperlink"/>
@@ -19711,7 +19945,7 @@
       <w:r>
         <w:t xml:space="preserve"> </w:t>
       </w:r>
-      <w:hyperlink r:id="rId80">
+      <w:hyperlink r:id="rId98">
         <w:r>
           <w:rPr>
             <w:rStyle w:val="Hyperlink"/>
@@ -19741,7 +19975,7 @@
       <w:r>
         <w:t xml:space="preserve"> </w:t>
       </w:r>
-      <w:hyperlink r:id="rId81">
+      <w:hyperlink r:id="rId99">
         <w:r>
           <w:rPr>
             <w:rStyle w:val="Hyperlink"/>
@@ -19771,7 +20005,7 @@
       <w:r>
         <w:t xml:space="preserve"> </w:t>
       </w:r>
-      <w:hyperlink r:id="rId82">
+      <w:hyperlink r:id="rId100">
         <w:r>
           <w:rPr>
             <w:rStyle w:val="Hyperlink"/>
@@ -19804,7 +20038,7 @@
       <w:r>
         <w:t xml:space="preserve"> </w:t>
       </w:r>
-      <w:hyperlink r:id="rId83">
+      <w:hyperlink r:id="rId101">
         <w:r>
           <w:rPr>
             <w:rStyle w:val="Hyperlink"/>
@@ -19834,7 +20068,7 @@
       <w:r>
         <w:t xml:space="preserve"> </w:t>
       </w:r>
-      <w:hyperlink r:id="rId84">
+      <w:hyperlink r:id="rId102">
         <w:r>
           <w:rPr>
             <w:rStyle w:val="Hyperlink"/>
@@ -19864,7 +20098,7 @@
       <w:r>
         <w:t xml:space="preserve"> </w:t>
       </w:r>
-      <w:hyperlink r:id="rId85">
+      <w:hyperlink r:id="rId103">
         <w:r>
           <w:rPr>
             <w:rStyle w:val="Hyperlink"/>
@@ -19894,7 +20128,7 @@
       <w:r>
         <w:t xml:space="preserve"> </w:t>
       </w:r>
-      <w:hyperlink r:id="rId86">
+      <w:hyperlink r:id="rId104">
         <w:r>
           <w:rPr>
             <w:rStyle w:val="Hyperlink"/>
@@ -19924,7 +20158,7 @@
       <w:r>
         <w:t xml:space="preserve"> </w:t>
       </w:r>
-      <w:hyperlink r:id="rId87">
+      <w:hyperlink r:id="rId105">
         <w:r>
           <w:rPr>
             <w:rStyle w:val="Hyperlink"/>
@@ -19954,7 +20188,7 @@
       <w:r>
         <w:t xml:space="preserve"> </w:t>
       </w:r>
-      <w:hyperlink r:id="rId88">
+      <w:hyperlink r:id="rId106">
         <w:r>
           <w:rPr>
             <w:rStyle w:val="Hyperlink"/>
@@ -19984,7 +20218,7 @@
       <w:r>
         <w:t xml:space="preserve"> </w:t>
       </w:r>
-      <w:hyperlink r:id="rId89">
+      <w:hyperlink r:id="rId107">
         <w:r>
           <w:rPr>
             <w:rStyle w:val="Hyperlink"/>
@@ -20014,7 +20248,7 @@
       <w:r>
         <w:t xml:space="preserve"> </w:t>
       </w:r>
-      <w:hyperlink r:id="rId90">
+      <w:hyperlink r:id="rId108">
         <w:r>
           <w:rPr>
             <w:rStyle w:val="Hyperlink"/>
@@ -20044,7 +20278,7 @@
       <w:r>
         <w:t xml:space="preserve"> </w:t>
       </w:r>
-      <w:hyperlink r:id="rId91">
+      <w:hyperlink r:id="rId109">
         <w:r>
           <w:rPr>
             <w:rStyle w:val="Hyperlink"/>
@@ -20074,7 +20308,7 @@
       <w:r>
         <w:t xml:space="preserve"> </w:t>
       </w:r>
-      <w:hyperlink r:id="rId92">
+      <w:hyperlink r:id="rId110">
         <w:r>
           <w:rPr>
             <w:rStyle w:val="Hyperlink"/>
@@ -20104,7 +20338,7 @@
       <w:r>
         <w:t xml:space="preserve"> </w:t>
       </w:r>
-      <w:hyperlink r:id="rId93">
+      <w:hyperlink r:id="rId111">
         <w:r>
           <w:rPr>
             <w:rStyle w:val="Hyperlink"/>
@@ -20134,7 +20368,7 @@
       <w:r>
         <w:t xml:space="preserve"> </w:t>
       </w:r>
-      <w:hyperlink r:id="rId94">
+      <w:hyperlink r:id="rId112">
         <w:r>
           <w:rPr>
             <w:rStyle w:val="Hyperlink"/>
@@ -20167,7 +20401,7 @@
       <w:r>
         <w:t xml:space="preserve"> </w:t>
       </w:r>
-      <w:hyperlink r:id="rId95">
+      <w:hyperlink r:id="rId113">
         <w:r>
           <w:rPr>
             <w:rStyle w:val="Hyperlink"/>
@@ -20197,7 +20431,7 @@
       <w:r>
         <w:t xml:space="preserve"> </w:t>
       </w:r>
-      <w:hyperlink r:id="rId96">
+      <w:hyperlink r:id="rId114">
         <w:r>
           <w:rPr>
             <w:rStyle w:val="Hyperlink"/>
@@ -20227,7 +20461,7 @@
       <w:r>
         <w:t xml:space="preserve"> </w:t>
       </w:r>
-      <w:hyperlink r:id="rId97">
+      <w:hyperlink r:id="rId115">
         <w:r>
           <w:rPr>
             <w:rStyle w:val="Hyperlink"/>
@@ -20257,7 +20491,7 @@
       <w:r>
         <w:t xml:space="preserve"> </w:t>
       </w:r>
-      <w:hyperlink r:id="rId98">
+      <w:hyperlink r:id="rId116">
         <w:r>
           <w:rPr>
             <w:rStyle w:val="Hyperlink"/>
@@ -20287,7 +20521,7 @@
       <w:r>
         <w:t xml:space="preserve"> </w:t>
       </w:r>
-      <w:hyperlink r:id="rId99">
+      <w:hyperlink r:id="rId117">
         <w:r>
           <w:rPr>
             <w:rStyle w:val="Hyperlink"/>
@@ -20317,7 +20551,7 @@
       <w:r>
         <w:t xml:space="preserve"> </w:t>
       </w:r>
-      <w:hyperlink r:id="rId100">
+      <w:hyperlink r:id="rId118">
         <w:r>
           <w:rPr>
             <w:rStyle w:val="Hyperlink"/>
@@ -20347,7 +20581,7 @@
       <w:r>
         <w:t xml:space="preserve"> </w:t>
       </w:r>
-      <w:hyperlink r:id="rId101">
+      <w:hyperlink r:id="rId119">
         <w:r>
           <w:rPr>
             <w:rStyle w:val="Hyperlink"/>
@@ -20377,7 +20611,7 @@
       <w:r>
         <w:t xml:space="preserve"> </w:t>
       </w:r>
-      <w:hyperlink r:id="rId102">
+      <w:hyperlink r:id="rId120">
         <w:r>
           <w:rPr>
             <w:rStyle w:val="Hyperlink"/>
@@ -20407,7 +20641,7 @@
       <w:r>
         <w:t xml:space="preserve"> </w:t>
       </w:r>
-      <w:hyperlink r:id="rId103">
+      <w:hyperlink r:id="rId121">
         <w:r>
           <w:rPr>
             <w:rStyle w:val="Hyperlink"/>
@@ -20437,7 +20671,7 @@
       <w:r>
         <w:t xml:space="preserve"> </w:t>
       </w:r>
-      <w:hyperlink r:id="rId104">
+      <w:hyperlink r:id="rId122">
         <w:r>
           <w:rPr>
             <w:rStyle w:val="Hyperlink"/>
@@ -20467,7 +20701,7 @@
       <w:r>
         <w:t xml:space="preserve"> </w:t>
       </w:r>
-      <w:hyperlink r:id="rId105">
+      <w:hyperlink r:id="rId123">
         <w:r>
           <w:rPr>
             <w:rStyle w:val="Hyperlink"/>
@@ -20497,7 +20731,7 @@
       <w:r>
         <w:t xml:space="preserve"> </w:t>
       </w:r>
-      <w:hyperlink r:id="rId106">
+      <w:hyperlink r:id="rId124">
         <w:r>
           <w:rPr>
             <w:rStyle w:val="Hyperlink"/>
@@ -20546,7 +20780,7 @@
       <w:r>
         <w:t xml:space="preserve"> </w:t>
       </w:r>
-      <w:hyperlink r:id="rId107">
+      <w:hyperlink r:id="rId125">
         <w:r>
           <w:rPr>
             <w:rStyle w:val="Hyperlink"/>
@@ -20598,7 +20832,7 @@
       <w:r>
         <w:t xml:space="preserve"> </w:t>
       </w:r>
-      <w:hyperlink r:id="rId108">
+      <w:hyperlink r:id="rId126">
         <w:r>
           <w:rPr>
             <w:rStyle w:val="Hyperlink"/>
@@ -20628,7 +20862,7 @@
       <w:r>
         <w:t xml:space="preserve"> </w:t>
       </w:r>
-      <w:hyperlink r:id="rId108">
+      <w:hyperlink r:id="rId126">
         <w:r>
           <w:rPr>
             <w:rStyle w:val="Hyperlink"/>
@@ -20658,7 +20892,7 @@
       <w:r>
         <w:t xml:space="preserve"> </w:t>
       </w:r>
-      <w:hyperlink r:id="rId108">
+      <w:hyperlink r:id="rId126">
         <w:r>
           <w:rPr>
             <w:rStyle w:val="Hyperlink"/>
@@ -20691,7 +20925,7 @@
       <w:r>
         <w:t xml:space="preserve"> </w:t>
       </w:r>
-      <w:hyperlink r:id="rId109">
+      <w:hyperlink r:id="rId127">
         <w:r>
           <w:rPr>
             <w:rStyle w:val="Hyperlink"/>
@@ -20721,7 +20955,7 @@
       <w:r>
         <w:t xml:space="preserve"> </w:t>
       </w:r>
-      <w:hyperlink r:id="rId110">
+      <w:hyperlink r:id="rId128">
         <w:r>
           <w:rPr>
             <w:rStyle w:val="Hyperlink"/>
@@ -20751,7 +20985,7 @@
       <w:r>
         <w:t xml:space="preserve"> </w:t>
       </w:r>
-      <w:hyperlink r:id="rId111">
+      <w:hyperlink r:id="rId129">
         <w:r>
           <w:rPr>
             <w:rStyle w:val="Hyperlink"/>
@@ -20781,7 +21015,7 @@
       <w:r>
         <w:t xml:space="preserve"> </w:t>
       </w:r>
-      <w:hyperlink r:id="rId112">
+      <w:hyperlink r:id="rId130">
         <w:r>
           <w:rPr>
             <w:rStyle w:val="Hyperlink"/>
@@ -20790,8 +21024,8 @@
         </w:r>
       </w:hyperlink>
     </w:p>
-    <w:bookmarkEnd w:id="113"/>
-    <w:bookmarkEnd w:id="114"/>
+    <w:bookmarkEnd w:id="131"/>
+    <w:bookmarkEnd w:id="132"/>
     <w:sectPr>
       <w:pgSz w:h="16838" w:w="11906"/>
       <w:pgMar w:bottom="1417" w:left="1417" w:right="1417" w:top="1417"/>

--- a/dist/manuscripts/en/p3_vietnam_en_clean.docx
+++ b/dist/manuscripts/en/p3_vietnam_en_clean.docx
@@ -18066,7 +18066,7 @@
         <w:pStyle w:val="FirstParagraph"/>
       </w:pPr>
       <w:r>
-        <w:t xml:space="preserve">The results should first be located against the meta-analytic baseline. Wu, Fan, and Chen (2022, MIR) establish a positive average I–P relationship for emerging-market multinationals — a useful macro-level anchor, but one that aggregates across institutional contexts in which the functional form may vary substantially. Country-level heterogeneity in the I–P curve shape remains under-specified in that meta-analysis. Vietnam — as a single-party transitional economy with rapid but uneven digital infrastructure uptake — provides a critical test of whether the pooled meta-level estimate masks functional-form nonlinearity at the within-country level. The present evidence is consistent with that concern: the inverted-U is robust within Vietnam but is driven predominantly by a participation-margin step rather than by within-exporter saturation, a structure that pooling across exporters and non-exporters in cross-country meta-analyses would tend to inflate into an apparent continuous curvature. The within-Vietnam temporal durability of the threshold (39–46 % band sustained across 14 years) additionally confirms that institutional context — held constant in this single-country design — stabilises the curve shape in a way that cross-country designs cannot isolate. Our finding of a reproducible inverted-U at FSTS ≈ 39–46% in Vietnam, despite the cross-national skepticism articulated by Pisani, Garcia-Bernardo, and Heemskerk (2020, SMJ), is consistent with the view that single-country institutional contexts retain functional-form heterogeneity that pooled cross-national samples obscure through aggregation.</w:t>
+        <w:t xml:space="preserve">The results should first be located against the meta-analytic baseline. Wu, Fan, and Chen (2022, MIR) establish a positive average I–P relationship for emerging-market multinationals — a useful macro-level anchor, but one that aggregates across institutional contexts in which the functional form may vary substantially. Country-level heterogeneity in the I–P curve shape remains under-specified in that meta-analysis. Vietnam — as a single-party transitional economy with rapid but uneven digital infrastructure uptake — provides a critical test of whether the pooled meta-level estimate masks functional-form nonlinearity at the within-country level. The present evidence is consistent with that concern: the inverted-U is robust within Vietnam but is driven predominantly by a participation-margin step rather than by within-exporter saturation, a structure that pooling across exporters and non-exporters in cross-country meta-analyses would tend to inflate into an apparent continuous curvature. The within-Vietnam temporal durability of the threshold (39–46 % band sustained across 14 years) additionally confirms that institutional context — held constant in this single-country design — stabilises the curve shape in a way that cross-country designs cannot isolate. Our finding of a reproducible inverted-U at FSTS ≈ 39–46% in Vietnam, despite the cross-national skepticism articulated by Pisani, Garcia-Bernardo, and Heemskerk (2020, SMJ), is consistent with the view that single-country institutional contexts retain functional-form heterogeneity that pooled cross-national samples obscure through aggregation. The ascending-limb mechanism receives independent corroboration from matched firm-level customs panel evidence: Vietnamese firms that absorbed a positive US demand shock over 2018–2020 expanded exports to both US and non-US destinations and recorded commensurate gains in labour productivity, with demand-driven export expansion explaining 68.5 per cent of the observed domestic value-added ratio increase over the same period (Agarwal, Barattieri, &amp; Mattoo, 2026). This corroboration strengthens the interpretation that moderate export intensity generates genuine productivity gains in Vietnamese firms — not merely a compositional artefact of positive selection into exporting.</w:t>
       </w:r>
     </w:p>
     <w:bookmarkStart w:id="68" w:name="Xa5f80b6bc0b8dd7b33d639445ac723c1ee9ad4a"/>
@@ -18939,7 +18939,7 @@
         <w:t xml:space="preserve"> </w:t>
       </w:r>
       <w:r>
-        <w:t xml:space="preserve">update identifies the cultivation of high-tech industrial talent as a binding constraint mediating digital and capability investment into sustainable productivity gains — reinforcing the argument that policy evaluation in transitional settings must monitor the capability environment, not adoption rates alone.</w:t>
+        <w:t xml:space="preserve">update identifies the cultivation of high-tech industrial talent as a binding constraint mediating digital and capability investment into sustainable productivity gains — reinforcing the argument that policy evaluation in transitional settings must monitor the capability environment, not adoption rates alone. At the macro level, Vietnam's service trade liberalization over 2008–2016 raised service-sector productivity by an average of 2.9 per cent per year and manufacturing productivity by 3.1 per cent per year (Barattieri, Mattoo, &amp; Signoret, 2026), suggesting that the ascending limb documented in the WBES microdata reflects in part the economy-wide gains from trade opening that firm-level capability investments convert into sustained productivity advantage.</w:t>
       </w:r>
     </w:p>
     <w:bookmarkEnd w:id="72"/>

--- a/dist/manuscripts/en/p3_vietnam_en_clean.docx
+++ b/dist/manuscripts/en/p3_vietnam_en_clean.docx
@@ -2,7 +2,7 @@
 <file path=word/document.xml><?xml version="1.0" encoding="utf-8"?>
 <w:document xmlns:w="http://schemas.openxmlformats.org/wordprocessingml/2006/main" xmlns:m="http://schemas.openxmlformats.org/officeDocument/2006/math" xmlns:r="http://schemas.openxmlformats.org/officeDocument/2006/relationships" xmlns:o="urn:schemas-microsoft-com:office:office" xmlns:v="urn:schemas-microsoft-com:vml" xmlns:w10="urn:schemas-microsoft-com:office:word" xmlns:a="http://schemas.openxmlformats.org/drawingml/2006/main" xmlns:pic="http://schemas.openxmlformats.org/drawingml/2006/picture" xmlns:wp="http://schemas.openxmlformats.org/drawingml/2006/wordprocessingDrawing">
   <w:body>
-    <w:bookmarkStart w:id="132" w:name="X0264dbef037d515bdd41c0931e5e2e7c8717b18"/>
+    <w:bookmarkStart w:id="114" w:name="X0264dbef037d515bdd41c0931e5e2e7c8717b18"/>
     <w:p>
       <w:pPr>
         <w:pStyle w:val="Heading1"/>
@@ -967,7 +967,7 @@
     </w:p>
     <w:bookmarkEnd w:id="29"/>
     <w:bookmarkEnd w:id="30"/>
-    <w:bookmarkStart w:id="38" w:name="X8bf20a63f0decf7b16e99d564b9958ec4fbbb23"/>
+    <w:bookmarkStart w:id="35" w:name="X8bf20a63f0decf7b16e99d564b9958ec4fbbb23"/>
     <w:p>
       <w:pPr>
         <w:pStyle w:val="Heading2"/>
@@ -1632,7 +1632,7 @@
       </w:r>
     </w:p>
     <w:bookmarkEnd w:id="33"/>
-    <w:bookmarkStart w:id="37" w:name="Xa301591a4bdc42129e76c2a2b73514232150381"/>
+    <w:bookmarkStart w:id="34" w:name="Xa301591a4bdc42129e76c2a2b73514232150381"/>
     <w:p>
       <w:pPr>
         <w:pStyle w:val="Heading3"/>
@@ -1976,46 +1976,7 @@
         <w:pStyle w:val="BodyText"/>
       </w:pPr>
       <w:r>
-        <w:drawing>
-          <wp:inline>
-            <wp:extent cx="5753100" cy="4221138"/>
-            <wp:effectExtent b="0" l="0" r="0" t="0"/>
-            <wp:docPr descr="Figure 1: Conceptual model — TCI, DAI, and export intensity as determinants of firm performance (Vietnam, 3-wave)" title="" id="35" name="Picture"/>
-            <a:graphic>
-              <a:graphicData uri="http://schemas.openxmlformats.org/drawingml/2006/picture">
-                <pic:pic>
-                  <pic:nvPicPr>
-                    <pic:cNvPr descr="figures/vietnam/figure_1_conceptual_model.png" id="36" name="Picture"/>
-                    <pic:cNvPicPr>
-                      <a:picLocks noChangeArrowheads="1" noChangeAspect="1"/>
-                    </pic:cNvPicPr>
-                  </pic:nvPicPr>
-                  <pic:blipFill>
-                    <a:blip r:embed="rId34"/>
-                    <a:stretch>
-                      <a:fillRect/>
-                    </a:stretch>
-                  </pic:blipFill>
-                  <pic:spPr bwMode="auto">
-                    <a:xfrm>
-                      <a:off x="0" y="0"/>
-                      <a:ext cx="5753100" cy="4221138"/>
-                    </a:xfrm>
-                    <a:prstGeom prst="rect">
-                      <a:avLst/>
-                    </a:prstGeom>
-                    <a:noFill/>
-                    <a:ln w="9525">
-                      <a:noFill/>
-                      <a:headEnd/>
-                      <a:tailEnd/>
-                    </a:ln>
-                  </pic:spPr>
-                </pic:pic>
-              </a:graphicData>
-            </a:graphic>
-          </wp:inline>
-        </w:drawing>
+        <w:t xml:space="preserve">Figure 1: Conceptual model — TCI, DAI, and export intensity as determinants of firm performance (Vietnam, 3-wave)</w:t>
       </w:r>
     </w:p>
     <w:p>
@@ -2054,9 +2015,9 @@
         <w:t xml:space="preserve">Solid arrows represent hypothesised direct and curvilinear effects. Dashed arrows represent moderating effects. The independent variable — internationalisation intensity (FSTS, centred FSTS_c and FSTS_c²) — is placed at left; the dependent variable — firm performance, measured as ln(labour productivity) = ln(annual revenue PPP / permanent workers) — is placed at right, following left-to-right causal flow convention. H1 (inverted-U nonlinearity: β₁ &gt; 0, β₂ &lt; 0) is grounded in the Uppsala model (Johanson &amp; Vahlne, 1977, 2009) and coordination-cost theory (Hitt et al., 1997). H2 specifies technological capability (TCI_z, Resource-Based View: Barney, 1991) as a level-shifting direct effect and secondary moderator on the FSTS–performance curve; instrument: industry-level TCI mean (causal IV identification). H4 treats website-based digital adoption (DAI_z, Tier-1 only) as an exploratory probe of the Digital Capability Lens (Banalieva &amp; Dhanaraj, 2019); measurement constraint acknowledged — single binary indicator across 2009/2015/2023 waves limits inferential strength. (+) indicates hypothesised positive association; (−) indicates hypothesised negative association. Control variables (ln firm size, firm age, foreign ownership, broad-sector fixed effects, wave fixed effects) enter additively in all models but are omitted from the figure for clarity. ICRV context: Vietnam — Nhóm IV (Lower_mid_transition, ICRV Group 4 of 6; lower-middle-income transition economy; WGI Rule of Law ≈ −0.09 in 2023, World Bank). Data: WBES 2009, 2015, 2023; N = 2,958 (pooled), n_wave = 989/956/1,013.</w:t>
       </w:r>
     </w:p>
-    <w:bookmarkEnd w:id="37"/>
-    <w:bookmarkEnd w:id="38"/>
-    <w:bookmarkStart w:id="44" w:name="Xfd2f05febb90fd7f58b14547dd9b33901f267a5"/>
+    <w:bookmarkEnd w:id="34"/>
+    <w:bookmarkEnd w:id="35"/>
+    <w:bookmarkStart w:id="41" w:name="Xfd2f05febb90fd7f58b14547dd9b33901f267a5"/>
     <w:p>
       <w:pPr>
         <w:pStyle w:val="Heading2"/>
@@ -2065,7 +2026,7 @@
         <w:t xml:space="preserve">3. Data, variables, and empirical strategy</w:t>
       </w:r>
     </w:p>
-    <w:bookmarkStart w:id="39" w:name="X690a6f2a93b97075aa335e9e4cac18d5293d91d"/>
+    <w:bookmarkStart w:id="36" w:name="X690a6f2a93b97075aa335e9e4cac18d5293d91d"/>
     <w:p>
       <w:pPr>
         <w:pStyle w:val="Heading3"/>
@@ -2130,8 +2091,8 @@
         <w:t xml:space="preserve">across stages.</w:t>
       </w:r>
     </w:p>
-    <w:bookmarkEnd w:id="39"/>
-    <w:bookmarkStart w:id="40" w:name="Xbcf9f12e79107fa2c089aaf13fc6c4fb773f1c2"/>
+    <w:bookmarkEnd w:id="36"/>
+    <w:bookmarkStart w:id="37" w:name="Xbcf9f12e79107fa2c089aaf13fc6c4fb773f1c2"/>
     <w:p>
       <w:pPr>
         <w:pStyle w:val="Heading3"/>
@@ -3023,8 +2984,8 @@
         <w:t xml:space="preserve">and 2023 respectively; pooled N is 2,958.</w:t>
       </w:r>
     </w:p>
-    <w:bookmarkEnd w:id="40"/>
-    <w:bookmarkStart w:id="41" w:name="Xc5fe1f3cf583535f12a87a680dcd317400b3da2"/>
+    <w:bookmarkEnd w:id="37"/>
+    <w:bookmarkStart w:id="38" w:name="Xc5fe1f3cf583535f12a87a680dcd317400b3da2"/>
     <w:p>
       <w:pPr>
         <w:pStyle w:val="Heading3"/>
@@ -3367,8 +3328,8 @@
         <w:t xml:space="preserve">All models are estimated by OLS with HC1 heteroscedasticity-consistent standard errors. Wave fixed effects (λ_t) are included in pooled specifications only. The M0–M8 sequence is estimated wave-by-wave and jointly on the pooled three-wave file, yielding four sets of estimates (2009, 2015, 2023, pooled).</w:t>
       </w:r>
     </w:p>
-    <w:bookmarkEnd w:id="41"/>
-    <w:bookmarkStart w:id="42" w:name="Xe803d156752d85865c6c4f44f4ca9bbe59bf0f9"/>
+    <w:bookmarkEnd w:id="38"/>
+    <w:bookmarkStart w:id="39" w:name="Xe803d156752d85865c6c4f44f4ca9bbe59bf0f9"/>
     <w:p>
       <w:pPr>
         <w:pStyle w:val="Heading3"/>
@@ -3447,8 +3408,8 @@
         <w:t xml:space="preserve">The repeated-cross-section data structure (three non-overlapping surveys of different firms) precludes within-firm fixed-effects estimation; the identification strategy therefore relies on the three complementary approaches above rather than panel differencing. All inferences are described as associations with the selection-robustness caveats noted above, consistent with the inferential conventions for cross-sectional WBES data (Antonakis et al., 2010; Shaver, 2020).</w:t>
       </w:r>
     </w:p>
-    <w:bookmarkEnd w:id="42"/>
-    <w:bookmarkStart w:id="43" w:name="X976281aae9d7cc6accc3a8a15180eec1c0b7e58"/>
+    <w:bookmarkEnd w:id="39"/>
+    <w:bookmarkStart w:id="40" w:name="X976281aae9d7cc6accc3a8a15180eec1c0b7e58"/>
     <w:p>
       <w:pPr>
         <w:pStyle w:val="Heading3"/>
@@ -3521,9 +3482,9 @@
         <w:t xml:space="preserve">of associational evidence (Aguinis et al., 2021; Shaver, 2020).</w:t>
       </w:r>
     </w:p>
-    <w:bookmarkEnd w:id="43"/>
-    <w:bookmarkEnd w:id="44"/>
-    <w:bookmarkStart w:id="67" w:name="X121719332867ee227f0a04b486098cee978c6e6"/>
+    <w:bookmarkEnd w:id="40"/>
+    <w:bookmarkEnd w:id="41"/>
+    <w:bookmarkStart w:id="49" w:name="X121719332867ee227f0a04b486098cee978c6e6"/>
     <w:p>
       <w:pPr>
         <w:pStyle w:val="Heading2"/>
@@ -3588,7 +3549,7 @@
         <w:t xml:space="preserve">/ 20.55), consistent with broader Vietnamese productivity convergence over the period.</w:t>
       </w:r>
     </w:p>
-    <w:bookmarkStart w:id="46" w:name="X0cdd773083ddb6504e3d3ab10ff1c76267ec612"/>
+    <w:bookmarkStart w:id="43" w:name="X0cdd773083ddb6504e3d3ab10ff1c76267ec612"/>
     <w:p>
       <w:pPr>
         <w:pStyle w:val="Heading3"/>
@@ -4233,7 +4194,7 @@
       <w:r>
         <w:t xml:space="preserve"> </w:t>
       </w:r>
-      <w:hyperlink r:id="rId45">
+      <w:hyperlink r:id="rId42">
         <w:r>
           <w:rPr>
             <w:rStyle w:val="Hyperlink"/>
@@ -4498,8 +4459,8 @@
         <w:t xml:space="preserve">higher export intensity rather than uniformly across the export-intensity range.</w:t>
       </w:r>
     </w:p>
-    <w:bookmarkEnd w:id="46"/>
-    <w:bookmarkStart w:id="59" w:name="Xaa4851a9c1b3e08eeca0ab72ae930e2b05bff75"/>
+    <w:bookmarkEnd w:id="43"/>
+    <w:bookmarkStart w:id="44" w:name="Xaa4851a9c1b3e08eeca0ab72ae930e2b05bff75"/>
     <w:p>
       <w:pPr>
         <w:pStyle w:val="Heading3"/>
@@ -5132,46 +5093,7 @@
         <w:pStyle w:val="BodyText"/>
       </w:pPr>
       <w:r>
-        <w:drawing>
-          <wp:inline>
-            <wp:extent cx="5753100" cy="3835399"/>
-            <wp:effectExtent b="0" l="0" r="0" t="0"/>
-            <wp:docPr descr="Figure 2a: Wave 2009 — predicted ln(labour productivity) vs FSTS" title="" id="48" name="Picture"/>
-            <a:graphic>
-              <a:graphicData uri="http://schemas.openxmlformats.org/drawingml/2006/picture">
-                <pic:pic>
-                  <pic:nvPicPr>
-                    <pic:cNvPr descr="figures/vietnam/figure_2a.png" id="49" name="Picture"/>
-                    <pic:cNvPicPr>
-                      <a:picLocks noChangeArrowheads="1" noChangeAspect="1"/>
-                    </pic:cNvPicPr>
-                  </pic:nvPicPr>
-                  <pic:blipFill>
-                    <a:blip r:embed="rId47"/>
-                    <a:stretch>
-                      <a:fillRect/>
-                    </a:stretch>
-                  </pic:blipFill>
-                  <pic:spPr bwMode="auto">
-                    <a:xfrm>
-                      <a:off x="0" y="0"/>
-                      <a:ext cx="5753100" cy="3835399"/>
-                    </a:xfrm>
-                    <a:prstGeom prst="rect">
-                      <a:avLst/>
-                    </a:prstGeom>
-                    <a:noFill/>
-                    <a:ln w="9525">
-                      <a:noFill/>
-                      <a:headEnd/>
-                      <a:tailEnd/>
-                    </a:ln>
-                  </pic:spPr>
-                </pic:pic>
-              </a:graphicData>
-            </a:graphic>
-          </wp:inline>
-        </w:drawing>
+        <w:t xml:space="preserve">Figure 2a: Wave 2009 — predicted ln(labour productivity) vs FSTS</w:t>
       </w:r>
     </w:p>
     <w:p>
@@ -5197,46 +5119,7 @@
         <w:pStyle w:val="BodyText"/>
       </w:pPr>
       <w:r>
-        <w:drawing>
-          <wp:inline>
-            <wp:extent cx="5753100" cy="3835399"/>
-            <wp:effectExtent b="0" l="0" r="0" t="0"/>
-            <wp:docPr descr="Figure 2b: Wave 2015 — predicted ln(labour productivity) vs FSTS" title="" id="51" name="Picture"/>
-            <a:graphic>
-              <a:graphicData uri="http://schemas.openxmlformats.org/drawingml/2006/picture">
-                <pic:pic>
-                  <pic:nvPicPr>
-                    <pic:cNvPr descr="figures/vietnam/figure_2b.png" id="52" name="Picture"/>
-                    <pic:cNvPicPr>
-                      <a:picLocks noChangeArrowheads="1" noChangeAspect="1"/>
-                    </pic:cNvPicPr>
-                  </pic:nvPicPr>
-                  <pic:blipFill>
-                    <a:blip r:embed="rId50"/>
-                    <a:stretch>
-                      <a:fillRect/>
-                    </a:stretch>
-                  </pic:blipFill>
-                  <pic:spPr bwMode="auto">
-                    <a:xfrm>
-                      <a:off x="0" y="0"/>
-                      <a:ext cx="5753100" cy="3835399"/>
-                    </a:xfrm>
-                    <a:prstGeom prst="rect">
-                      <a:avLst/>
-                    </a:prstGeom>
-                    <a:noFill/>
-                    <a:ln w="9525">
-                      <a:noFill/>
-                      <a:headEnd/>
-                      <a:tailEnd/>
-                    </a:ln>
-                  </pic:spPr>
-                </pic:pic>
-              </a:graphicData>
-            </a:graphic>
-          </wp:inline>
-        </w:drawing>
+        <w:t xml:space="preserve">Figure 2b: Wave 2015 — predicted ln(labour productivity) vs FSTS</w:t>
       </w:r>
     </w:p>
     <w:p>
@@ -5262,46 +5145,7 @@
         <w:pStyle w:val="BodyText"/>
       </w:pPr>
       <w:r>
-        <w:drawing>
-          <wp:inline>
-            <wp:extent cx="5753100" cy="3835399"/>
-            <wp:effectExtent b="0" l="0" r="0" t="0"/>
-            <wp:docPr descr="Figure 2c: Wave 2023 — predicted ln(labour productivity) vs FSTS" title="" id="54" name="Picture"/>
-            <a:graphic>
-              <a:graphicData uri="http://schemas.openxmlformats.org/drawingml/2006/picture">
-                <pic:pic>
-                  <pic:nvPicPr>
-                    <pic:cNvPr descr="figures/vietnam/figure_2c.png" id="55" name="Picture"/>
-                    <pic:cNvPicPr>
-                      <a:picLocks noChangeArrowheads="1" noChangeAspect="1"/>
-                    </pic:cNvPicPr>
-                  </pic:nvPicPr>
-                  <pic:blipFill>
-                    <a:blip r:embed="rId53"/>
-                    <a:stretch>
-                      <a:fillRect/>
-                    </a:stretch>
-                  </pic:blipFill>
-                  <pic:spPr bwMode="auto">
-                    <a:xfrm>
-                      <a:off x="0" y="0"/>
-                      <a:ext cx="5753100" cy="3835399"/>
-                    </a:xfrm>
-                    <a:prstGeom prst="rect">
-                      <a:avLst/>
-                    </a:prstGeom>
-                    <a:noFill/>
-                    <a:ln w="9525">
-                      <a:noFill/>
-                      <a:headEnd/>
-                      <a:tailEnd/>
-                    </a:ln>
-                  </pic:spPr>
-                </pic:pic>
-              </a:graphicData>
-            </a:graphic>
-          </wp:inline>
-        </w:drawing>
+        <w:t xml:space="preserve">Figure 2c: Wave 2023 — predicted ln(labour productivity) vs FSTS</w:t>
       </w:r>
     </w:p>
     <w:p>
@@ -5327,46 +5171,7 @@
         <w:pStyle w:val="BodyText"/>
       </w:pPr>
       <w:r>
-        <w:drawing>
-          <wp:inline>
-            <wp:extent cx="5753100" cy="3835399"/>
-            <wp:effectExtent b="0" l="0" r="0" t="0"/>
-            <wp:docPr descr="Figure 2d: Pooled (2009+2015+2023) — predicted ln(labour productivity) vs FSTS" title="" id="57" name="Picture"/>
-            <a:graphic>
-              <a:graphicData uri="http://schemas.openxmlformats.org/drawingml/2006/picture">
-                <pic:pic>
-                  <pic:nvPicPr>
-                    <pic:cNvPr descr="figures/vietnam/figure_2d.png" id="58" name="Picture"/>
-                    <pic:cNvPicPr>
-                      <a:picLocks noChangeArrowheads="1" noChangeAspect="1"/>
-                    </pic:cNvPicPr>
-                  </pic:nvPicPr>
-                  <pic:blipFill>
-                    <a:blip r:embed="rId56"/>
-                    <a:stretch>
-                      <a:fillRect/>
-                    </a:stretch>
-                  </pic:blipFill>
-                  <pic:spPr bwMode="auto">
-                    <a:xfrm>
-                      <a:off x="0" y="0"/>
-                      <a:ext cx="5753100" cy="3835399"/>
-                    </a:xfrm>
-                    <a:prstGeom prst="rect">
-                      <a:avLst/>
-                    </a:prstGeom>
-                    <a:noFill/>
-                    <a:ln w="9525">
-                      <a:noFill/>
-                      <a:headEnd/>
-                      <a:tailEnd/>
-                    </a:ln>
-                  </pic:spPr>
-                </pic:pic>
-              </a:graphicData>
-            </a:graphic>
-          </wp:inline>
-        </w:drawing>
+        <w:t xml:space="preserve">Figure 2d: Pooled (2009+2015+2023) — predicted ln(labour productivity) vs FSTS</w:t>
       </w:r>
     </w:p>
     <w:p>
@@ -5387,8 +5192,8 @@
         <w:t xml:space="preserve">Predicted ln(labour productivity) as a function of FSTS for the pooled sample (M2). Turning point ≈ 40% FSTS (Lind-Mehlum p &lt; .001).</w:t>
       </w:r>
     </w:p>
-    <w:bookmarkEnd w:id="59"/>
-    <w:bookmarkStart w:id="63" w:name="X41c3dce096fbfa1c0be6a58d0741b2aa56fb860"/>
+    <w:bookmarkEnd w:id="44"/>
+    <w:bookmarkStart w:id="45" w:name="X41c3dce096fbfa1c0be6a58d0741b2aa56fb860"/>
     <w:p>
       <w:pPr>
         <w:pStyle w:val="Heading3"/>
@@ -5460,7 +5265,7 @@
         <w:pStyle w:val="BodyText"/>
       </w:pPr>
       <w:r>
-        <w:t xml:space="preserve">H2 is supported: the positive TCI_z direct coefficient (pooled β = 0.179, p &lt; .001) is significant in all three wave-specific periods (2009 p &lt; .001; 2015 p = .010; 2023 p = .006), and statistically distinguishable TCI moderation appears in three of four panels (M3 joint p = .040, .713, .027 and .003). The baseline DAI_z control reports a positive pooled level association (β = 0.078, p = .004) but with substantial wave-to-wave variability — strong in 2009 (β = 0.175, p &lt; .001), null in 2015 (β = -0.044, p = .377), and re-emerging in 2023 (β = 0.095, p = .038). Because DAI_z indexes only Tier-1 website presence and is not formalised as a primary hypothesis in this paper, this wave variation is reported descriptively rather than as a hypothesis test. The Paternoster cross-wave z-tests (4.5, Panel F) confirm that the 2009-to-2015 fall (z = 3.353, p &lt; .001) and the 2015-to-2023 recovery (z = -2.051, p = .040) are both statistically distinguishable shifts in the descriptive Tier-1 series.</w:t>
+        <w:t xml:space="preserve">H2 is supported: the positive TCI_z direct coefficient (pooled β = 0.179, p &lt; .001) is statistically significant in all three wave-specific periods (2009 p &lt; .001; 2015 p = .010; 2023 p = .006), and statistically distinguishable TCI moderation appears in three of four panels (M3 joint p = .040, .713, .027 and .003). The baseline DAI_z control reports a positive pooled level association (β = 0.078, p = .004) but with substantial wave-to-wave variability — strong in 2009 (β = 0.175, p &lt; .001), null in 2015 (β = -0.044, p = .377), and re-emerging in 2023 (β = 0.095, p = .038). Because DAI_z indexes only Tier-1 website presence and is not formalised as a primary hypothesis in this paper, this wave variation is reported descriptively rather than as a hypothesis test. The Paternoster cross-wave z-tests (4.5, Panel F) confirm that the 2009-to-2015 fall (z = 3.353, p &lt; .001) and the 2015-to-2023 recovery (z = -2.051, p = .040) are both statistically distinguishable shifts in the descriptive Tier-1 series.</w:t>
       </w:r>
       <w:r>
         <w:t xml:space="preserve"> </w:t>
@@ -5542,46 +5347,7 @@
         <w:pStyle w:val="BodyText"/>
       </w:pPr>
       <w:r>
-        <w:drawing>
-          <wp:inline>
-            <wp:extent cx="5753100" cy="2401293"/>
-            <wp:effectExtent b="0" l="0" r="0" t="0"/>
-            <wp:docPr descr="Figure 3: Moderator marginal effects — TCI and DAI interactions with FSTS (Vietnam)" title="" id="61" name="Picture"/>
-            <a:graphic>
-              <a:graphicData uri="http://schemas.openxmlformats.org/drawingml/2006/picture">
-                <pic:pic>
-                  <pic:nvPicPr>
-                    <pic:cNvPr descr="figures/vietnam/figure_3_moderator_marginals.png" id="62" name="Picture"/>
-                    <pic:cNvPicPr>
-                      <a:picLocks noChangeArrowheads="1" noChangeAspect="1"/>
-                    </pic:cNvPicPr>
-                  </pic:nvPicPr>
-                  <pic:blipFill>
-                    <a:blip r:embed="rId60"/>
-                    <a:stretch>
-                      <a:fillRect/>
-                    </a:stretch>
-                  </pic:blipFill>
-                  <pic:spPr bwMode="auto">
-                    <a:xfrm>
-                      <a:off x="0" y="0"/>
-                      <a:ext cx="5753100" cy="2401293"/>
-                    </a:xfrm>
-                    <a:prstGeom prst="rect">
-                      <a:avLst/>
-                    </a:prstGeom>
-                    <a:noFill/>
-                    <a:ln w="9525">
-                      <a:noFill/>
-                      <a:headEnd/>
-                      <a:tailEnd/>
-                    </a:ln>
-                  </pic:spPr>
-                </pic:pic>
-              </a:graphicData>
-            </a:graphic>
-          </wp:inline>
-        </w:drawing>
+        <w:t xml:space="preserve">Figure 3: Moderator marginal effects — TCI and DAI interactions with FSTS (Vietnam)</w:t>
       </w:r>
     </w:p>
     <w:p>
@@ -5602,8 +5368,8 @@
         <w:t xml:space="preserve">Marginal effects of TCI_z and DAI_z on ln(labour productivity) across FSTS levels (M7/M8). TCI shows a stable positive level-shift across waves; DAI moderation is wave-specific, with the 2023 interaction showing attenuation at high FSTS (Type I moderation: slope-flattening, shape preserved).</w:t>
       </w:r>
     </w:p>
-    <w:bookmarkEnd w:id="63"/>
-    <w:bookmarkStart w:id="64" w:name="X3b4c7e0874095eca8ced8b4f3eaf74e392e9461"/>
+    <w:bookmarkEnd w:id="45"/>
+    <w:bookmarkStart w:id="46" w:name="X3b4c7e0874095eca8ced8b4f3eaf74e392e9461"/>
     <w:p>
       <w:pPr>
         <w:pStyle w:val="Heading3"/>
@@ -5674,8 +5440,8 @@
         <w:t xml:space="preserve">Table 3 summarises the directional interpretation of the focal coefficients from the full specifications by wave and for the pooled sample.</w:t>
       </w:r>
     </w:p>
-    <w:bookmarkEnd w:id="64"/>
-    <w:bookmarkStart w:id="66" w:name="Xa4c02e0b9d1c1dfbd229ca8e93a765eb24721f0"/>
+    <w:bookmarkEnd w:id="46"/>
+    <w:bookmarkStart w:id="48" w:name="Xa4c02e0b9d1c1dfbd229ca8e93a765eb24721f0"/>
     <w:p>
       <w:pPr>
         <w:pStyle w:val="Heading3"/>
@@ -5956,7 +5722,7 @@
         <w:t xml:space="preserve">turning-point magnitude.</w:t>
       </w:r>
     </w:p>
-    <w:bookmarkStart w:id="65" w:name="robustness-to-endogeneity-and-selection"/>
+    <w:bookmarkStart w:id="47" w:name="robustness-to-endogeneity-and-selection"/>
     <w:p>
       <w:pPr>
         <w:pStyle w:val="Heading4"/>
@@ -17378,7 +17144,7 @@
       <w:r>
         <w:t xml:space="preserve"> </w:t>
       </w:r>
-      <w:hyperlink r:id="rId45">
+      <w:hyperlink r:id="rId42">
         <w:r>
           <w:rPr>
             <w:rStyle w:val="Hyperlink"/>
@@ -18049,10 +17815,10 @@
         <w:t xml:space="preserve">Cross-wave coefficient equality tests following Paternoster et al. (1998). Failure to reject indicates coefficient stability across waves. FSTSc and FSTSc² comparisons support wave-specific heterogeneity in TCI and DAI direct effects but not in the I–P curvature parameters. Turning points (already reported in Table 5 above) are derived from M2 (lnLP = β₀ + β₁ FSTS_c + β₂ FSTS_c² + controls + sector FE [+ wave FE in pooled]) back-transformed to the raw FSTS scale; 95% CI uses the delta method; Lind–Mehlum p-values follow the Sasabuchi-style endpoint test (Lind &amp; Mehlum, 2010). Source: WBES Vietnam 2009, 2015, 2023; authors' calculations.</w:t>
       </w:r>
     </w:p>
-    <w:bookmarkEnd w:id="65"/>
-    <w:bookmarkEnd w:id="66"/>
-    <w:bookmarkEnd w:id="67"/>
-    <w:bookmarkStart w:id="73" w:name="X735612638e4e736e4693e459c258977262c0dfc"/>
+    <w:bookmarkEnd w:id="47"/>
+    <w:bookmarkEnd w:id="48"/>
+    <w:bookmarkEnd w:id="49"/>
+    <w:bookmarkStart w:id="55" w:name="X735612638e4e736e4693e459c258977262c0dfc"/>
     <w:p>
       <w:pPr>
         <w:pStyle w:val="Heading2"/>
@@ -18069,7 +17835,7 @@
         <w:t xml:space="preserve">The results should first be located against the meta-analytic baseline. Wu, Fan, and Chen (2022, MIR) establish a positive average I–P relationship for emerging-market multinationals — a useful macro-level anchor, but one that aggregates across institutional contexts in which the functional form may vary substantially. Country-level heterogeneity in the I–P curve shape remains under-specified in that meta-analysis. Vietnam — as a single-party transitional economy with rapid but uneven digital infrastructure uptake — provides a critical test of whether the pooled meta-level estimate masks functional-form nonlinearity at the within-country level. The present evidence is consistent with that concern: the inverted-U is robust within Vietnam but is driven predominantly by a participation-margin step rather than by within-exporter saturation, a structure that pooling across exporters and non-exporters in cross-country meta-analyses would tend to inflate into an apparent continuous curvature. The within-Vietnam temporal durability of the threshold (39–46 % band sustained across 14 years) additionally confirms that institutional context — held constant in this single-country design — stabilises the curve shape in a way that cross-country designs cannot isolate. Our finding of a reproducible inverted-U at FSTS ≈ 39–46% in Vietnam, despite the cross-national skepticism articulated by Pisani, Garcia-Bernardo, and Heemskerk (2020, SMJ), is consistent with the view that single-country institutional contexts retain functional-form heterogeneity that pooled cross-national samples obscure through aggregation. The ascending-limb mechanism receives independent corroboration from matched firm-level customs panel evidence: Vietnamese firms that absorbed a positive US demand shock over 2018–2020 expanded exports to both US and non-US destinations and recorded commensurate gains in labour productivity, with demand-driven export expansion explaining 68.5 per cent of the observed domestic value-added ratio increase over the same period (Agarwal, Barattieri, &amp; Mattoo, 2026). This corroboration strengthens the interpretation that moderate export intensity generates genuine productivity gains in Vietnamese firms — not merely a compositional artefact of positive selection into exporting.</w:t>
       </w:r>
     </w:p>
-    <w:bookmarkStart w:id="68" w:name="Xa5f80b6bc0b8dd7b33d639445ac723c1ee9ad4a"/>
+    <w:bookmarkStart w:id="50" w:name="Xa5f80b6bc0b8dd7b33d639445ac723c1ee9ad4a"/>
     <w:p>
       <w:pPr>
         <w:pStyle w:val="Heading3"/>
@@ -18142,8 +17908,8 @@
         <w:t xml:space="preserve">stand in the broader trajectory of internationalisation and transition, as captured in repeated cross-sectional snapshots rather than within-firm longitudinal records.</w:t>
       </w:r>
     </w:p>
-    <w:bookmarkEnd w:id="68"/>
-    <w:bookmarkStart w:id="69" w:name="Xa30cb53845d80e9f381e97d931a6564a08369b5"/>
+    <w:bookmarkEnd w:id="50"/>
+    <w:bookmarkStart w:id="51" w:name="Xa30cb53845d80e9f381e97d931a6564a08369b5"/>
     <w:p>
       <w:pPr>
         <w:pStyle w:val="Heading3"/>
@@ -18354,8 +18120,8 @@
         <w:t xml:space="preserve">a single label.</w:t>
       </w:r>
     </w:p>
-    <w:bookmarkEnd w:id="69"/>
-    <w:bookmarkStart w:id="70" w:name="X946dfeb74c2174371e94edd51e868f8bb309c10"/>
+    <w:bookmarkEnd w:id="51"/>
+    <w:bookmarkStart w:id="52" w:name="X946dfeb74c2174371e94edd51e868f8bb309c10"/>
     <w:p>
       <w:pPr>
         <w:pStyle w:val="Heading3"/>
@@ -18441,7 +18207,7 @@
         <w:t xml:space="preserve"> </w:t>
       </w:r>
       <w:r>
-        <w:t xml:space="preserve">will be needed to disentangle the two channels.</w:t>
+        <w:t xml:space="preserve">is needed to disentangle the two channels.</w:t>
       </w:r>
     </w:p>
     <w:p>
@@ -18658,8 +18424,8 @@
         <w:t xml:space="preserve">indistinguishable across waves.</w:t>
       </w:r>
     </w:p>
-    <w:bookmarkEnd w:id="70"/>
-    <w:bookmarkStart w:id="71" w:name="Xd9a4ebc909e2b14dcfe03b7b8686207326328b4"/>
+    <w:bookmarkEnd w:id="52"/>
+    <w:bookmarkStart w:id="53" w:name="Xd9a4ebc909e2b14dcfe03b7b8686207326328b4"/>
     <w:p>
       <w:pPr>
         <w:pStyle w:val="Heading3"/>
@@ -18778,8 +18544,8 @@
         <w:t xml:space="preserve">Two cross-cutting principles emerge. First, managers should avoid conflating basic digital adoption with deeper technological capability — the constructs do not behave identically across periods or under identification-robust estimation, and Tier-1 digital expenditure does not substitute for the foreign-technology, standards, and process-integration investments that the TCI channel reflects. Second, allocation decisions should be staged against the empirically identified thresholds rather than against generic digital-transformation prescriptions: investment in incremental Tier-1 presence at high export intensity may absorb scarce capital with limited productivity return, while investment in TCI-channel capability around the 39–46 % band corresponds to where the cross-wave evidence is most consistent with a productivity-enhancing effect. The threshold-conditioned framing translates the step-function and Tier-1 saturation findings into actionable allocation guidance without overstating the causal status of the cross-sectional coefficients.</w:t>
       </w:r>
     </w:p>
-    <w:bookmarkEnd w:id="71"/>
-    <w:bookmarkStart w:id="72" w:name="X0d482379a65faf52764848d2b168aee0725ece4"/>
+    <w:bookmarkEnd w:id="53"/>
+    <w:bookmarkStart w:id="54" w:name="X0d482379a65faf52764848d2b168aee0725ece4"/>
     <w:p>
       <w:pPr>
         <w:pStyle w:val="Heading3"/>
@@ -18875,7 +18641,7 @@
         <w:t xml:space="preserve"> </w:t>
       </w:r>
       <w:r>
-        <w:t xml:space="preserve">absorptive-capacity investment, organisational routines for cross-border coordination — will be</w:t>
+        <w:t xml:space="preserve">absorptive-capacity investment, organisational routines for cross-border coordination — are</w:t>
       </w:r>
       <w:r>
         <w:t xml:space="preserve"> </w:t>
@@ -18942,9 +18708,9 @@
         <w:t xml:space="preserve">update identifies the cultivation of high-tech industrial talent as a binding constraint mediating digital and capability investment into sustainable productivity gains — reinforcing the argument that policy evaluation in transitional settings must monitor the capability environment, not adoption rates alone. At the macro level, Vietnam's service trade liberalization over 2008–2016 raised service-sector productivity by an average of 2.9 per cent per year and manufacturing productivity by 3.1 per cent per year (Barattieri, Mattoo, &amp; Signoret, 2026), suggesting that the ascending limb documented in the WBES microdata reflects in part the economy-wide gains from trade opening that firm-level capability investments convert into sustained productivity advantage.</w:t>
       </w:r>
     </w:p>
-    <w:bookmarkEnd w:id="72"/>
-    <w:bookmarkEnd w:id="73"/>
-    <w:bookmarkStart w:id="74" w:name="Xf3d63d3bef15b3e862b66ed5bd48a577996a1bc"/>
+    <w:bookmarkEnd w:id="54"/>
+    <w:bookmarkEnd w:id="55"/>
+    <w:bookmarkStart w:id="56" w:name="Xf3d63d3bef15b3e862b66ed5bd48a577996a1bc"/>
     <w:p>
       <w:pPr>
         <w:pStyle w:val="Heading2"/>
@@ -19123,8 +18889,8 @@
         <w:t xml:space="preserve">Sixth, the analysis is limited to Vietnam as a single transitional economy at a particular stage of its digital and institutional development. Understanding how the DAI moderation pattern documented here — negative at high export intensity under Tier-1-only adoption — compares with patterns in other emerging markets at different institutional stages, or with patterns in digitally advanced economies where the same interaction is predicted to be positive, requires cross-setting comparative designs that systematically vary institutional transaction costs and digital infrastructure quality. Such designs would also allow more direct tests of the context-contingent framing developed in §2.1.</w:t>
       </w:r>
     </w:p>
-    <w:bookmarkEnd w:id="74"/>
-    <w:bookmarkStart w:id="75" w:name="X19cad7d15381a9dfa000caf49ac5c69889e188d"/>
+    <w:bookmarkEnd w:id="56"/>
+    <w:bookmarkStart w:id="57" w:name="X19cad7d15381a9dfa000caf49ac5c69889e188d"/>
     <w:p>
       <w:pPr>
         <w:pStyle w:val="Heading2"/>
@@ -19157,8 +18923,8 @@
         <w:t xml:space="preserve">The results also show that technological capability and the baseline website-presence indicator should not be treated as interchangeable, and that conflating them under a single "digital adoption" or "digital transformation" label would obscure their differing identification properties. Technological capability is comparatively stable and identification-robust across specifications. The baseline DAI_z control is more wave-sensitive and attenuates to a null under instrumental-variable estimation, consistent with Tier-1 proxy obsolescence as website ownership diffuses to near-universal levels in the Vietnamese firm population. Within the constraint of a single binary website indicator, this paper makes no claim about dynamic digital capability moderation; any such test awaits richer Tier 2–4 indicators not currently available cross-wave in the WBES Vietnam instrument.</w:t>
       </w:r>
     </w:p>
-    <w:bookmarkEnd w:id="75"/>
-    <w:bookmarkStart w:id="76" w:name="conflict-of-interest"/>
+    <w:bookmarkEnd w:id="57"/>
+    <w:bookmarkStart w:id="58" w:name="conflict-of-interest"/>
     <w:p>
       <w:pPr>
         <w:pStyle w:val="Heading2"/>
@@ -19175,8 +18941,8 @@
         <w:t xml:space="preserve">The authors declare no conflict of interest.</w:t>
       </w:r>
     </w:p>
-    <w:bookmarkEnd w:id="76"/>
-    <w:bookmarkStart w:id="77" w:name="funding"/>
+    <w:bookmarkEnd w:id="58"/>
+    <w:bookmarkStart w:id="59" w:name="funding"/>
     <w:p>
       <w:pPr>
         <w:pStyle w:val="Heading2"/>
@@ -19199,8 +18965,8 @@
         <w:t xml:space="preserve">not-for-profit sectors.</w:t>
       </w:r>
     </w:p>
-    <w:bookmarkEnd w:id="77"/>
-    <w:bookmarkStart w:id="78" w:name="data-availability-statement"/>
+    <w:bookmarkEnd w:id="59"/>
+    <w:bookmarkStart w:id="60" w:name="data-availability-statement"/>
     <w:p>
       <w:pPr>
         <w:pStyle w:val="Heading2"/>
@@ -19247,8 +19013,8 @@
         <w:t xml:space="preserve">and may be shared to the extent permitted by the data-access terms.</w:t>
       </w:r>
     </w:p>
-    <w:bookmarkEnd w:id="78"/>
-    <w:bookmarkStart w:id="79" w:name="X799c23334c5944d058eaf15944a1408ff96b683"/>
+    <w:bookmarkEnd w:id="60"/>
+    <w:bookmarkStart w:id="61" w:name="X799c23334c5944d058eaf15944a1408ff96b683"/>
     <w:p>
       <w:pPr>
         <w:pStyle w:val="Heading2"/>
@@ -19299,8 +19065,8 @@
         <w:t xml:space="preserve">publication.</w:t>
       </w:r>
     </w:p>
-    <w:bookmarkEnd w:id="79"/>
-    <w:bookmarkStart w:id="80" w:name="acknowledgements"/>
+    <w:bookmarkEnd w:id="61"/>
+    <w:bookmarkStart w:id="62" w:name="acknowledgements"/>
     <w:p>
       <w:pPr>
         <w:pStyle w:val="Heading2"/>
@@ -19379,8 +19145,8 @@
         <w:t xml:space="preserve">and computational reproducibility.</w:t>
       </w:r>
     </w:p>
-    <w:bookmarkEnd w:id="80"/>
-    <w:bookmarkStart w:id="81" w:name="supplementary-materials"/>
+    <w:bookmarkEnd w:id="62"/>
+    <w:bookmarkStart w:id="63" w:name="supplementary-materials"/>
     <w:p>
       <w:pPr>
         <w:pStyle w:val="Heading2"/>
@@ -19432,8 +19198,8 @@
         </w:pict>
       </w:r>
     </w:p>
-    <w:bookmarkEnd w:id="81"/>
-    <w:bookmarkStart w:id="131" w:name="references"/>
+    <w:bookmarkEnd w:id="63"/>
+    <w:bookmarkStart w:id="113" w:name="references"/>
     <w:p>
       <w:pPr>
         <w:pStyle w:val="Heading2"/>
@@ -19465,7 +19231,7 @@
       <w:r>
         <w:t xml:space="preserve"> </w:t>
       </w:r>
-      <w:hyperlink r:id="rId82">
+      <w:hyperlink r:id="rId64">
         <w:r>
           <w:rPr>
             <w:rStyle w:val="Hyperlink"/>
@@ -19495,7 +19261,7 @@
       <w:r>
         <w:t xml:space="preserve"> </w:t>
       </w:r>
-      <w:hyperlink r:id="rId83">
+      <w:hyperlink r:id="rId65">
         <w:r>
           <w:rPr>
             <w:rStyle w:val="Hyperlink"/>
@@ -19525,7 +19291,7 @@
       <w:r>
         <w:t xml:space="preserve"> </w:t>
       </w:r>
-      <w:hyperlink r:id="rId84">
+      <w:hyperlink r:id="rId66">
         <w:r>
           <w:rPr>
             <w:rStyle w:val="Hyperlink"/>
@@ -19555,7 +19321,7 @@
       <w:r>
         <w:t xml:space="preserve"> </w:t>
       </w:r>
-      <w:hyperlink r:id="rId85">
+      <w:hyperlink r:id="rId67">
         <w:r>
           <w:rPr>
             <w:rStyle w:val="Hyperlink"/>
@@ -19585,7 +19351,7 @@
       <w:r>
         <w:t xml:space="preserve"> </w:t>
       </w:r>
-      <w:hyperlink r:id="rId86">
+      <w:hyperlink r:id="rId68">
         <w:r>
           <w:rPr>
             <w:rStyle w:val="Hyperlink"/>
@@ -19615,7 +19381,7 @@
       <w:r>
         <w:t xml:space="preserve"> </w:t>
       </w:r>
-      <w:hyperlink r:id="rId87">
+      <w:hyperlink r:id="rId69">
         <w:r>
           <w:rPr>
             <w:rStyle w:val="Hyperlink"/>
@@ -19645,7 +19411,7 @@
       <w:r>
         <w:t xml:space="preserve"> </w:t>
       </w:r>
-      <w:hyperlink r:id="rId88">
+      <w:hyperlink r:id="rId70">
         <w:r>
           <w:rPr>
             <w:rStyle w:val="Hyperlink"/>
@@ -19675,7 +19441,7 @@
       <w:r>
         <w:t xml:space="preserve"> </w:t>
       </w:r>
-      <w:hyperlink r:id="rId89">
+      <w:hyperlink r:id="rId71">
         <w:r>
           <w:rPr>
             <w:rStyle w:val="Hyperlink"/>
@@ -19705,7 +19471,7 @@
       <w:r>
         <w:t xml:space="preserve"> </w:t>
       </w:r>
-      <w:hyperlink r:id="rId90">
+      <w:hyperlink r:id="rId72">
         <w:r>
           <w:rPr>
             <w:rStyle w:val="Hyperlink"/>
@@ -19735,7 +19501,7 @@
       <w:r>
         <w:t xml:space="preserve"> </w:t>
       </w:r>
-      <w:hyperlink r:id="rId91">
+      <w:hyperlink r:id="rId73">
         <w:r>
           <w:rPr>
             <w:rStyle w:val="Hyperlink"/>
@@ -19765,7 +19531,7 @@
       <w:r>
         <w:t xml:space="preserve"> </w:t>
       </w:r>
-      <w:hyperlink r:id="rId92">
+      <w:hyperlink r:id="rId74">
         <w:r>
           <w:rPr>
             <w:rStyle w:val="Hyperlink"/>
@@ -19795,7 +19561,7 @@
       <w:r>
         <w:t xml:space="preserve"> </w:t>
       </w:r>
-      <w:hyperlink r:id="rId93">
+      <w:hyperlink r:id="rId75">
         <w:r>
           <w:rPr>
             <w:rStyle w:val="Hyperlink"/>
@@ -19825,7 +19591,7 @@
       <w:r>
         <w:t xml:space="preserve"> </w:t>
       </w:r>
-      <w:hyperlink r:id="rId94">
+      <w:hyperlink r:id="rId76">
         <w:r>
           <w:rPr>
             <w:rStyle w:val="Hyperlink"/>
@@ -19855,7 +19621,7 @@
       <w:r>
         <w:t xml:space="preserve"> </w:t>
       </w:r>
-      <w:hyperlink r:id="rId95">
+      <w:hyperlink r:id="rId77">
         <w:r>
           <w:rPr>
             <w:rStyle w:val="Hyperlink"/>
@@ -19885,7 +19651,7 @@
       <w:r>
         <w:t xml:space="preserve"> </w:t>
       </w:r>
-      <w:hyperlink r:id="rId96">
+      <w:hyperlink r:id="rId78">
         <w:r>
           <w:rPr>
             <w:rStyle w:val="Hyperlink"/>
@@ -19915,7 +19681,7 @@
       <w:r>
         <w:t xml:space="preserve"> </w:t>
       </w:r>
-      <w:hyperlink r:id="rId97">
+      <w:hyperlink r:id="rId79">
         <w:r>
           <w:rPr>
             <w:rStyle w:val="Hyperlink"/>
@@ -19945,7 +19711,7 @@
       <w:r>
         <w:t xml:space="preserve"> </w:t>
       </w:r>
-      <w:hyperlink r:id="rId98">
+      <w:hyperlink r:id="rId80">
         <w:r>
           <w:rPr>
             <w:rStyle w:val="Hyperlink"/>
@@ -19975,7 +19741,7 @@
       <w:r>
         <w:t xml:space="preserve"> </w:t>
       </w:r>
-      <w:hyperlink r:id="rId99">
+      <w:hyperlink r:id="rId81">
         <w:r>
           <w:rPr>
             <w:rStyle w:val="Hyperlink"/>
@@ -20005,7 +19771,7 @@
       <w:r>
         <w:t xml:space="preserve"> </w:t>
       </w:r>
-      <w:hyperlink r:id="rId100">
+      <w:hyperlink r:id="rId82">
         <w:r>
           <w:rPr>
             <w:rStyle w:val="Hyperlink"/>
@@ -20038,7 +19804,7 @@
       <w:r>
         <w:t xml:space="preserve"> </w:t>
       </w:r>
-      <w:hyperlink r:id="rId101">
+      <w:hyperlink r:id="rId83">
         <w:r>
           <w:rPr>
             <w:rStyle w:val="Hyperlink"/>
@@ -20068,7 +19834,7 @@
       <w:r>
         <w:t xml:space="preserve"> </w:t>
       </w:r>
-      <w:hyperlink r:id="rId102">
+      <w:hyperlink r:id="rId84">
         <w:r>
           <w:rPr>
             <w:rStyle w:val="Hyperlink"/>
@@ -20098,7 +19864,7 @@
       <w:r>
         <w:t xml:space="preserve"> </w:t>
       </w:r>
-      <w:hyperlink r:id="rId103">
+      <w:hyperlink r:id="rId85">
         <w:r>
           <w:rPr>
             <w:rStyle w:val="Hyperlink"/>
@@ -20128,7 +19894,7 @@
       <w:r>
         <w:t xml:space="preserve"> </w:t>
       </w:r>
-      <w:hyperlink r:id="rId104">
+      <w:hyperlink r:id="rId86">
         <w:r>
           <w:rPr>
             <w:rStyle w:val="Hyperlink"/>
@@ -20158,7 +19924,7 @@
       <w:r>
         <w:t xml:space="preserve"> </w:t>
       </w:r>
-      <w:hyperlink r:id="rId105">
+      <w:hyperlink r:id="rId87">
         <w:r>
           <w:rPr>
             <w:rStyle w:val="Hyperlink"/>
@@ -20188,7 +19954,7 @@
       <w:r>
         <w:t xml:space="preserve"> </w:t>
       </w:r>
-      <w:hyperlink r:id="rId106">
+      <w:hyperlink r:id="rId88">
         <w:r>
           <w:rPr>
             <w:rStyle w:val="Hyperlink"/>
@@ -20218,7 +19984,7 @@
       <w:r>
         <w:t xml:space="preserve"> </w:t>
       </w:r>
-      <w:hyperlink r:id="rId107">
+      <w:hyperlink r:id="rId89">
         <w:r>
           <w:rPr>
             <w:rStyle w:val="Hyperlink"/>
@@ -20248,7 +20014,7 @@
       <w:r>
         <w:t xml:space="preserve"> </w:t>
       </w:r>
-      <w:hyperlink r:id="rId108">
+      <w:hyperlink r:id="rId90">
         <w:r>
           <w:rPr>
             <w:rStyle w:val="Hyperlink"/>
@@ -20278,7 +20044,7 @@
       <w:r>
         <w:t xml:space="preserve"> </w:t>
       </w:r>
-      <w:hyperlink r:id="rId109">
+      <w:hyperlink r:id="rId91">
         <w:r>
           <w:rPr>
             <w:rStyle w:val="Hyperlink"/>
@@ -20308,7 +20074,7 @@
       <w:r>
         <w:t xml:space="preserve"> </w:t>
       </w:r>
-      <w:hyperlink r:id="rId110">
+      <w:hyperlink r:id="rId92">
         <w:r>
           <w:rPr>
             <w:rStyle w:val="Hyperlink"/>
@@ -20338,7 +20104,7 @@
       <w:r>
         <w:t xml:space="preserve"> </w:t>
       </w:r>
-      <w:hyperlink r:id="rId111">
+      <w:hyperlink r:id="rId93">
         <w:r>
           <w:rPr>
             <w:rStyle w:val="Hyperlink"/>
@@ -20368,7 +20134,7 @@
       <w:r>
         <w:t xml:space="preserve"> </w:t>
       </w:r>
-      <w:hyperlink r:id="rId112">
+      <w:hyperlink r:id="rId94">
         <w:r>
           <w:rPr>
             <w:rStyle w:val="Hyperlink"/>
@@ -20401,7 +20167,7 @@
       <w:r>
         <w:t xml:space="preserve"> </w:t>
       </w:r>
-      <w:hyperlink r:id="rId113">
+      <w:hyperlink r:id="rId95">
         <w:r>
           <w:rPr>
             <w:rStyle w:val="Hyperlink"/>
@@ -20431,7 +20197,7 @@
       <w:r>
         <w:t xml:space="preserve"> </w:t>
       </w:r>
-      <w:hyperlink r:id="rId114">
+      <w:hyperlink r:id="rId96">
         <w:r>
           <w:rPr>
             <w:rStyle w:val="Hyperlink"/>
@@ -20461,7 +20227,7 @@
       <w:r>
         <w:t xml:space="preserve"> </w:t>
       </w:r>
-      <w:hyperlink r:id="rId115">
+      <w:hyperlink r:id="rId97">
         <w:r>
           <w:rPr>
             <w:rStyle w:val="Hyperlink"/>
@@ -20491,7 +20257,7 @@
       <w:r>
         <w:t xml:space="preserve"> </w:t>
       </w:r>
-      <w:hyperlink r:id="rId116">
+      <w:hyperlink r:id="rId98">
         <w:r>
           <w:rPr>
             <w:rStyle w:val="Hyperlink"/>
@@ -20521,7 +20287,7 @@
       <w:r>
         <w:t xml:space="preserve"> </w:t>
       </w:r>
-      <w:hyperlink r:id="rId117">
+      <w:hyperlink r:id="rId99">
         <w:r>
           <w:rPr>
             <w:rStyle w:val="Hyperlink"/>
@@ -20551,7 +20317,7 @@
       <w:r>
         <w:t xml:space="preserve"> </w:t>
       </w:r>
-      <w:hyperlink r:id="rId118">
+      <w:hyperlink r:id="rId100">
         <w:r>
           <w:rPr>
             <w:rStyle w:val="Hyperlink"/>
@@ -20581,7 +20347,7 @@
       <w:r>
         <w:t xml:space="preserve"> </w:t>
       </w:r>
-      <w:hyperlink r:id="rId119">
+      <w:hyperlink r:id="rId101">
         <w:r>
           <w:rPr>
             <w:rStyle w:val="Hyperlink"/>
@@ -20611,7 +20377,7 @@
       <w:r>
         <w:t xml:space="preserve"> </w:t>
       </w:r>
-      <w:hyperlink r:id="rId120">
+      <w:hyperlink r:id="rId102">
         <w:r>
           <w:rPr>
             <w:rStyle w:val="Hyperlink"/>
@@ -20641,7 +20407,7 @@
       <w:r>
         <w:t xml:space="preserve"> </w:t>
       </w:r>
-      <w:hyperlink r:id="rId121">
+      <w:hyperlink r:id="rId103">
         <w:r>
           <w:rPr>
             <w:rStyle w:val="Hyperlink"/>
@@ -20671,7 +20437,7 @@
       <w:r>
         <w:t xml:space="preserve"> </w:t>
       </w:r>
-      <w:hyperlink r:id="rId122">
+      <w:hyperlink r:id="rId104">
         <w:r>
           <w:rPr>
             <w:rStyle w:val="Hyperlink"/>
@@ -20701,7 +20467,7 @@
       <w:r>
         <w:t xml:space="preserve"> </w:t>
       </w:r>
-      <w:hyperlink r:id="rId123">
+      <w:hyperlink r:id="rId105">
         <w:r>
           <w:rPr>
             <w:rStyle w:val="Hyperlink"/>
@@ -20731,7 +20497,7 @@
       <w:r>
         <w:t xml:space="preserve"> </w:t>
       </w:r>
-      <w:hyperlink r:id="rId124">
+      <w:hyperlink r:id="rId106">
         <w:r>
           <w:rPr>
             <w:rStyle w:val="Hyperlink"/>
@@ -20780,7 +20546,7 @@
       <w:r>
         <w:t xml:space="preserve"> </w:t>
       </w:r>
-      <w:hyperlink r:id="rId125">
+      <w:hyperlink r:id="rId107">
         <w:r>
           <w:rPr>
             <w:rStyle w:val="Hyperlink"/>
@@ -20832,7 +20598,7 @@
       <w:r>
         <w:t xml:space="preserve"> </w:t>
       </w:r>
-      <w:hyperlink r:id="rId126">
+      <w:hyperlink r:id="rId108">
         <w:r>
           <w:rPr>
             <w:rStyle w:val="Hyperlink"/>
@@ -20862,7 +20628,7 @@
       <w:r>
         <w:t xml:space="preserve"> </w:t>
       </w:r>
-      <w:hyperlink r:id="rId126">
+      <w:hyperlink r:id="rId108">
         <w:r>
           <w:rPr>
             <w:rStyle w:val="Hyperlink"/>
@@ -20892,7 +20658,7 @@
       <w:r>
         <w:t xml:space="preserve"> </w:t>
       </w:r>
-      <w:hyperlink r:id="rId126">
+      <w:hyperlink r:id="rId108">
         <w:r>
           <w:rPr>
             <w:rStyle w:val="Hyperlink"/>
@@ -20925,7 +20691,7 @@
       <w:r>
         <w:t xml:space="preserve"> </w:t>
       </w:r>
-      <w:hyperlink r:id="rId127">
+      <w:hyperlink r:id="rId109">
         <w:r>
           <w:rPr>
             <w:rStyle w:val="Hyperlink"/>
@@ -20955,7 +20721,7 @@
       <w:r>
         <w:t xml:space="preserve"> </w:t>
       </w:r>
-      <w:hyperlink r:id="rId128">
+      <w:hyperlink r:id="rId110">
         <w:r>
           <w:rPr>
             <w:rStyle w:val="Hyperlink"/>
@@ -20985,7 +20751,7 @@
       <w:r>
         <w:t xml:space="preserve"> </w:t>
       </w:r>
-      <w:hyperlink r:id="rId129">
+      <w:hyperlink r:id="rId111">
         <w:r>
           <w:rPr>
             <w:rStyle w:val="Hyperlink"/>
@@ -21015,7 +20781,7 @@
       <w:r>
         <w:t xml:space="preserve"> </w:t>
       </w:r>
-      <w:hyperlink r:id="rId130">
+      <w:hyperlink r:id="rId112">
         <w:r>
           <w:rPr>
             <w:rStyle w:val="Hyperlink"/>
@@ -21024,8 +20790,8 @@
         </w:r>
       </w:hyperlink>
     </w:p>
-    <w:bookmarkEnd w:id="131"/>
-    <w:bookmarkEnd w:id="132"/>
+    <w:bookmarkEnd w:id="113"/>
+    <w:bookmarkEnd w:id="114"/>
     <w:sectPr>
       <w:pgSz w:h="16838" w:w="11906"/>
       <w:pgMar w:bottom="1417" w:left="1417" w:right="1417" w:top="1417"/>

--- a/dist/manuscripts/en/p3_vietnam_en_clean.docx
+++ b/dist/manuscripts/en/p3_vietnam_en_clean.docx
@@ -240,7 +240,7 @@
         <w:pStyle w:val="BodyText"/>
       </w:pPr>
       <w:r>
-        <w:t xml:space="preserve">Originality/value — The study shows that the conventional inverted-U in zero-inflated emerging-market settings reflects a performance gap at the export-participation barrier rather than a continuous intensity-saturation curve; pooled digital coefficients on a Tier-1 binary mask progressive proxy obsolescence. The evidence that the threshold cluster (39–46% FSTS band) is institutionally embedded rather than firm-specific shifts the debate from 'does internationalization help?' to 'under what institutional conditions does the threshold shift?'</w:t>
+        <w:t xml:space="preserve">Originality/value — The study finds that the conventional inverted-U in zero-inflated emerging-market settings reflects a performance gap at the export-participation barrier rather than a continuous intensity-saturation curve; pooled digital coefficients on a Tier-1 binary mask progressive proxy obsolescence. The evidence that the threshold cluster (39–46% FSTS band) is institutionally embedded rather than firm-specific shifts the debate from 'does internationalization help?' to 'under what institutional conditions does the threshold shift?'</w:t>
       </w:r>
     </w:p>
     <w:p>
@@ -832,7 +832,7 @@
         <w:t xml:space="preserve"> </w:t>
       </w:r>
       <w:r>
-        <w:t xml:space="preserve">structural fact that appears identically in every period, the analysis shows that the I–P curve</w:t>
+        <w:t xml:space="preserve">structural fact that appears identically in every period, the analysis suggests that the I–P curve</w:t>
       </w:r>
       <w:r>
         <w:t xml:space="preserve"> </w:t>
@@ -892,7 +892,7 @@
         <w:pStyle w:val="BodyText"/>
       </w:pPr>
       <w:r>
-        <w:t xml:space="preserve">A fourth contribution reframes the inverted-U itself: the Vietnamese evidence shows that the robustly identified turning point (39–46 % FSTS) emerges as a</w:t>
+        <w:t xml:space="preserve">A fourth contribution reframes the inverted-U itself: the Vietnamese evidence suggests that the robustly identified turning point (39–46 % FSTS) emerges as a</w:t>
       </w:r>
       <w:r>
         <w:t xml:space="preserve"> </w:t>
@@ -4450,7 +4450,7 @@
         <w:t xml:space="preserve"> </w:t>
       </w:r>
       <w:r>
-        <w:t xml:space="preserve">negative FSTS_c × DAI_z interaction shows that this conditional channel binds primarily at</w:t>
+        <w:t xml:space="preserve">negative FSTS_c × DAI_z interaction suggests that this conditional channel binds primarily at</w:t>
       </w:r>
       <w:r>
         <w:t xml:space="preserve"> </w:t>
@@ -4955,7 +4955,7 @@
         <w:pStyle w:val="BodyText"/>
       </w:pPr>
       <w:r>
-        <w:t xml:space="preserve">The pooled evidence shows that both technological capability and basic digital adoption are positively associated with firm performance on average. In the pooled M7 dual-direct specification, TCI_z is positive (β = 0.179, p &lt; .001), and DAI_z is positive and significant (β = 0.078, p = .004). In the full M8 specification, the TCI_z coefficient is essentially unchanged (β = 0.184, p &lt; .001), while the DAI_z direct coefficient becomes statistically indistinguishable from zero (β = 0.032, p = .537) once the interaction terms are entered.</w:t>
+        <w:t xml:space="preserve">The pooled evidence suggests that both technological capability and basic digital adoption are positively associated with firm performance on average. In the pooled M7 dual-direct specification, TCI_z is positive (β = 0.179, p &lt; .001), and DAI_z is positive and significant (β = 0.078, p = .004). In the full M8 specification, the TCI_z coefficient is essentially unchanged (β = 0.184, p &lt; .001), while the DAI_z direct coefficient becomes statistically indistinguishable from zero (β = 0.032, p = .537) once the interaction terms are entered.</w:t>
       </w:r>
       <w:r>
         <w:t xml:space="preserve"> </w:t>
@@ -5063,7 +5063,7 @@
         <w:pStyle w:val="BodyText"/>
       </w:pPr>
       <w:r>
-        <w:t xml:space="preserve">The wave-specific evidence shows that this conclusion would be incomplete.</w:t>
+        <w:t xml:space="preserve">The wave-specific evidence suggests that this conclusion would be incomplete.</w:t>
       </w:r>
     </w:p>
     <w:p>

--- a/dist/manuscripts/en/p3_vietnam_en_clean.docx
+++ b/dist/manuscripts/en/p3_vietnam_en_clean.docx
@@ -4344,7 +4344,7 @@
         <w:t xml:space="preserve"> </w:t>
       </w:r>
       <w:r>
-        <w:t xml:space="preserve">The Paternoster cross-wave z-tests reported in 4.5 confirm that the 2009-to-2015 fall in DAI</w:t>
+        <w:t xml:space="preserve">The Paternoster cross-wave z-tests reported in §4.5 indicate that the 2009-to-2015 fall in DAI</w:t>
       </w:r>
       <w:r>
         <w:t xml:space="preserve"> </w:t>
@@ -5265,7 +5265,7 @@
         <w:pStyle w:val="BodyText"/>
       </w:pPr>
       <w:r>
-        <w:t xml:space="preserve">H2 is supported: the positive TCI_z direct coefficient (pooled β = 0.179, p &lt; .001) is statistically significant in all three wave-specific periods (2009 p &lt; .001; 2015 p = .010; 2023 p = .006), and statistically distinguishable TCI moderation appears in three of four panels (M3 joint p = .040, .713, .027 and .003). The baseline DAI_z control reports a positive pooled level association (β = 0.078, p = .004) but with substantial wave-to-wave variability — strong in 2009 (β = 0.175, p &lt; .001), null in 2015 (β = -0.044, p = .377), and re-emerging in 2023 (β = 0.095, p = .038). Because DAI_z indexes only Tier-1 website presence and is not formalised as a primary hypothesis in this paper, this wave variation is reported descriptively rather than as a hypothesis test. The Paternoster cross-wave z-tests (4.5, Panel F) confirm that the 2009-to-2015 fall (z = 3.353, p &lt; .001) and the 2015-to-2023 recovery (z = -2.051, p = .040) are both statistically distinguishable shifts in the descriptive Tier-1 series.</w:t>
+        <w:t xml:space="preserve">H2 is supported: the positive TCI_z direct coefficient (pooled β = 0.179, p &lt; .001) is statistically significant in all three wave-specific periods (2009 p &lt; .001; 2015 p = .010; 2023 p = .006), and statistically distinguishable TCI moderation appears in three of four panels (M3 joint p = .040, .713, .027 and .003). The baseline DAI_z control reports a positive pooled level association (β = 0.078, p = .004) but with substantial wave-to-wave variability — strong in 2009 (β = 0.175, p &lt; .001), null in 2015 (β = -0.044, p = .377), and re-emerging in 2023 (β = 0.095, p = .038). Because DAI_z indexes only Tier-1 website presence and is not formalised as a primary hypothesis in this paper, this wave variation is reported descriptively rather than as a hypothesis test. The Paternoster cross-wave z-tests (§4.5, Panel F) indicate that the 2009-to-2015 fall (z = 3.353, p &lt; .001) and the 2015-to-2023 recovery (z = -2.051, p = .040) are both statistically distinguishable shifts in the descriptive Tier-1 series.</w:t>
       </w:r>
       <w:r>
         <w:t xml:space="preserve"> </w:t>

--- a/dist/manuscripts/en/p3_vietnam_en_clean.docx
+++ b/dist/manuscripts/en/p3_vietnam_en_clean.docx
@@ -786,7 +786,7 @@
         <w:pStyle w:val="BodyText"/>
       </w:pPr>
       <w:r>
-        <w:t xml:space="preserve">Recent meta-analytic work reinforces this concern. Pisani, Garcia-Bernardo, and Heemskerk (2020, SMJ) demonstrate that the inverted-U relationship between internationalisation and performance weakens substantially — and sometimes disappears — under more rigorous identification in cross-national pooled samples, suggesting that aggregation across heterogeneous institutional contexts inflates apparent functional-form regularity. Wu, Fan, and Chen (2022, MIR) extend this argument by showing in a meta-analysis of emerging-market multinationals (EMNEs) that institutional context moderates I–P effect sizes more powerfully than firm-level capability variables. Taken together, these findings imply that within-country longitudinal designs — which hold institutional context constant while varying time — provide a more credible test of whether the inverted-U is an artefact of cross-national pooling or a genuine relationship that persists as the institutional environment evolves. Vietnam's three-wave WBES panel (2009, 2015, 2023) provides exactly this design. Vietnam's macroeconomic and trade profile at the close of the observation window corroborates the transitional setting: GDP growth reached 7.09% in 2024, FDI inflows were US$20.17 billion (4.23% of GDP), and the export structure shifted substantially toward machinery and electronics — at 45.8% of total trade value, displacing the historically dominant textiles cluster — reflecting a structural upgrade in production capability that proceeded in parallel with the three survey waves (World Bank, 2025c).</w:t>
+        <w:t xml:space="preserve">Recent meta-analytic work reinforces this concern. Pisani, Garcia-Bernardo, and Heemskerk (2020, SMJ) find that the inverted-U relationship between internationalisation and performance weakens substantially — and sometimes disappears — under more rigorous identification in cross-national pooled samples, suggesting that aggregation across heterogeneous institutional contexts inflates apparent functional-form regularity. Wu, Fan, and Chen (2022, MIR) extend this argument by showing in a meta-analysis of emerging-market multinationals (EMNEs) that institutional context moderates I–P effect sizes more powerfully than firm-level capability variables. Taken together, these findings imply that within-country longitudinal designs — which hold institutional context constant while varying time — provide a more credible test of whether the inverted-U is an artefact of cross-national pooling or a genuine relationship that persists as the institutional environment evolves. Vietnam's three-wave WBES panel (2009, 2015, 2023) provides exactly this design. Vietnam's macroeconomic and trade profile at the close of the observation window corroborates the transitional setting: GDP growth reached 7.09% in 2024, FDI inflows were US$20.17 billion (4.23% of GDP), and the export structure shifted substantially toward machinery and electronics — at 45.8% of total trade value, displacing the historically dominant textiles cluster — reflecting a structural upgrade in production capability that proceeded in parallel with the three survey waves (World Bank, 2025c).</w:t>
       </w:r>
     </w:p>
     <w:bookmarkEnd w:id="27"/>
@@ -2284,7 +2284,7 @@
         <w:t xml:space="preserve"> </w:t>
       </w:r>
       <w:r>
-        <w:t xml:space="preserve">The restriction of DAI_z to the website-presence binary (c22b) across the 2009, 2015, and 2023 waves is a deliberate boundary condition imposed by WBES data availability, not a methodological weakness or a proxy approximation. The 2009 and 2015 waves offer only the website presence indicator (Tier 1), while the 2023 wave includes payment digitization items (k33, k38; Tier 2). This tiered measurement captures institutional evolution in digital infrastructure: Tier-1 only in waves with incomplete WBES coverage reflects the actual state of digital adoption instrumentation at that time, not a deficiency of the present study's measurement strategy. Retaining a single harmonised Tier-1 indicator across all three waves is the methodologically conservative choice that preserves cross-wave comparability; the alternative — using a richer composite for 2023 only — would introduce a wave-specific construct-shift that could be mistaken for a structural change in the I–P relationship. The DAI_rich robustness extension (§4.5 Panel B) applies the 2023-wave Tier-2 items precisely as a within-wave sensitivity probe to confirm that the headline moderation pattern survives under a richer construct while acknowledging the cross-wave comparability cost.</w:t>
+        <w:t xml:space="preserve">The restriction of DAI_z to the website-presence binary (c22b) across the 2009, 2015, and 2023 waves is a deliberate boundary condition imposed by WBES data availability, not a methodological weakness or a proxy approximation. The 2009 and 2015 waves offer only the website presence indicator (Tier 1), while the 2023 wave includes payment digitization items (k33, k38; Tier 2). This tiered measurement captures institutional evolution in digital infrastructure: Tier-1 only in waves with incomplete WBES coverage reflects the actual state of digital adoption instrumentation at that time, not a deficiency of the present study's measurement strategy. Retaining a single harmonised Tier-1 indicator across all three waves is the methodologically conservative choice that preserves cross-wave comparability; the alternative — using a richer composite for 2023 only — would introduce a wave-specific construct-shift that could be mistaken for a structural change in the I–P relationship. The DAI_rich robustness extension (§4.5 Panel B) applies the 2023-wave Tier-2 items precisely as a within-wave sensitivity probe to assess whether the headline moderation pattern survives under a richer construct while acknowledging the cross-wave comparability cost.</w:t>
       </w:r>
     </w:p>
     <w:p>
@@ -4372,7 +4372,7 @@
         <w:pStyle w:val="BodyText"/>
       </w:pPr>
       <w:r>
-        <w:t xml:space="preserve">confirms that only the DAI direct shifts are cross-wave-distinguishable; the FSTS curvature and</w:t>
+        <w:t xml:space="preserve">suggests that only the DAI direct shifts are cross-wave-distinguishable; the FSTS curvature and</w:t>
       </w:r>
       <w:r>
         <w:t xml:space="preserve"> </w:t>
@@ -4474,7 +4474,7 @@
         <w:pStyle w:val="FirstParagraph"/>
       </w:pPr>
       <w:r>
-        <w:t xml:space="preserve">The pooled estimates confirm that the internationalisation–performance relationship is nonlinear on average. In the pooled M2 specification, the linear FSTS_c term is positive (β = 0.984, p &lt; .001) and the quadratic FSTS_c² term is negative (β = -1.909, p &lt; .001); the Lind–Mehlum test rejects monotonicity at p &lt; .001 with an estimated turning point at 39.7 per cent of direct-export intensity. Following Haans, Pieters, and He (2016), all four formal conditions for a genuine inverted-U are met: (C1) β₁ = +0.984 (p &lt; .001), confirming a positive ascending limb; (C2) β₂ = −1.909 (p &lt; .001), confirming concavity; (C3) TP* = −β₁/(2β₂) = 39.7% falls within the observed FSTS range [0%, 100%]; and (C4) the predicted marginal return of internationalisation is positive at the lower data bound (FSTS = 0%, slope ≈ +1.52) and negative at the upper data bound (FSTS = 100%, slope ≈ −2.30), with opposite signs confirmed by the Lind–Mehlum (2010) u-test (p &lt; .001 binding). The curvature persists in the full M8 specification (FSTS_c β = 0.845, p = .006; FSTS_c² β = -1.650, p &lt; .001); the positive linear and negative quadratic coefficients together confirm the inverted-U, consistent with H1 and aligning with the meta-analytic evidence on the nonlinear shape of internationalisation returns in emerging-market firms (Marano et al., 2016).</w:t>
+        <w:t xml:space="preserve">The pooled estimates are consistent with a nonlinear internationalisation–performance relationship on average. In the pooled M2 specification, the linear FSTS_c term is positive (β = 0.984, p &lt; .001) and the quadratic FSTS_c² term is negative (β = -1.909, p &lt; .001); the Lind–Mehlum test rejects monotonicity at p &lt; .001 with an estimated turning point at 39.7 per cent of direct-export intensity. Following Haans, Pieters, and He (2016), all four formal conditions for a genuine inverted-U are met: (C1) β₁ = +0.984 (p &lt; .001), confirming a positive ascending limb; (C2) β₂ = −1.909 (p &lt; .001), confirming concavity; (C3) TP* = −β₁/(2β₂) = 39.7% falls within the observed FSTS range [0%, 100%]; and (C4) the predicted marginal return of internationalisation is positive at the lower data bound (FSTS = 0%, slope ≈ +1.52) and negative at the upper data bound (FSTS = 100%, slope ≈ −2.30), with opposite signs confirmed by the Lind–Mehlum (2010) u-test (p &lt; .001 binding). The curvature persists in the full M8 specification (FSTS_c β = 0.845, p = .006; FSTS_c² β = -1.650, p &lt; .001); the positive linear and negative quadratic coefficients are jointly consistent with the inverted-U pattern, consistent with H1 and aligning with the meta-analytic evidence on the nonlinear shape of internationalisation returns in emerging-market firms (Marano et al., 2016).</w:t>
       </w:r>
       <w:r>
         <w:t xml:space="preserve"> </w:t>
@@ -4947,7 +4947,7 @@
         <w:t xml:space="preserve"> </w:t>
       </w:r>
       <w:r>
-        <w:t xml:space="preserve">Marginal effect = β₁ + 2β₂ × (FSTS − mean_FSTS) where β₁ = 0.984, β₂ = −1.909, mean_FSTS ≈ 13.9%. SEs omitted pending full covariance matrix; the Lind–Mehlum u-test (p &lt; .001) confirms that slopes at the data boundaries (FSTS=0: +1.52; FSTS=100%: −2.30) are jointly inconsistent with monotonicity.</w:t>
+        <w:t xml:space="preserve">Marginal effect = β₁ + 2β₂ × (FSTS − mean_FSTS) where β₁ = 0.984, β₂ = −1.909, mean_FSTS ≈ 13.9%. SEs omitted pending full covariance matrix; the Lind–Mehlum u-test (p &lt; .001) indicates that slopes at the data boundaries (FSTS=0: +1.52; FSTS=100%: −2.30) are jointly inconsistent with monotonicity.</w:t>
       </w:r>
     </w:p>
     <w:p>
@@ -5647,7 +5647,7 @@
         <w:t xml:space="preserve"> </w:t>
       </w:r>
       <w:r>
-        <w:t xml:space="preserve">re-estimate the pooled M8 with a saturated set of wave interactions on the focal terms (FSTS_c × wave, FSTS_c² × wave, DAI_z × wave, TCI_z × wave). The joint Wald tests show that only DAI_z × wave is statistically distinguishable from the pooled average (joint p = .016); the FSTS_c, FSTS_c² and TCI_z direct-effect cross-wave differences are not statistically separable (all joint p &gt; .25), and the FSTS_c × DAI_z and FSTS_c² × DAI_z cross-wave differences are not separable either (joint p &gt; .55). This formal test confirms the descriptive Paternoster</w:t>
+        <w:t xml:space="preserve">re-estimate the pooled M8 with a saturated set of wave interactions on the focal terms (FSTS_c × wave, FSTS_c² × wave, DAI_z × wave, TCI_z × wave). The joint Wald tests indicate that only DAI_z × wave is statistically distinguishable from the pooled average (joint p = .016); the FSTS_c, FSTS_c² and TCI_z direct-effect cross-wave differences are not statistically separable (all joint p &gt; .25), and the FSTS_c × DAI_z and FSTS_c² × DAI_z cross-wave differences are not separable either (joint p &gt; .55). This formal test is consistent with the descriptive Paternoster</w:t>
       </w:r>
       <w:r>
         <w:t xml:space="preserve"> </w:t>
@@ -5744,7 +5744,7 @@
         <w:pStyle w:val="BodyText"/>
       </w:pPr>
       <w:r>
-        <w:t xml:space="preserve">Two-stage least-squares estimation using leave-one-out sector × region × wave peer-adoption rates as instruments (Panel K; first-stage F-statistics 22–35, well above the Staiger–Stock threshold) returns an instrumented DAI estimate of 0.018 (p = .942) and an instrumented TCI estimate of 1.639 (p &lt; .001). The null 2SLS DAI coefficient is a key robustness result: it confirms that website presence does not plausibly cause productivity improvements in 2023 Vietnam, reinforcing the Tier 1 proxy obsolescence interpretation of the negative DAI×FSTS interaction. The strongly positive instrumented TCI coefficient (β=1.639, p&lt;.001 — substantially larger than the OLS estimate, consistent with attenuation-bias correction) further confirms that foreign-technology and standards capability is the robust productivity-relevant mechanism in this institutional setting. The instrument set (peer-adoption rates within sector × region × wave cells) satisfies relevance (strong first stage) and approximate exclusion (peer-adoption rates are unlikely to affect individual firm productivity through channels other than DAI adoption, conditional on sector-wave cells). Oster (2019) δ-stability bounds (assuming R_max = 1.3 × R_controlled) confirm that no focal coefficient changes sign or collapses to zero under plausible magnitudes of unobserved selection. Full 2SLS first-stage results and Oster bound calculations are reported in Online Appendix Table B.</w:t>
+        <w:t xml:space="preserve">Two-stage least-squares estimation using leave-one-out sector × region × wave peer-adoption rates as instruments (Panel K; first-stage F-statistics 22–35, well above the Staiger–Stock threshold) returns an instrumented DAI estimate of 0.018 (p = .942) and an instrumented TCI estimate of 1.639 (p &lt; .001). The null 2SLS DAI coefficient is a key robustness result: it indicates that website presence does not plausibly cause productivity improvements in 2023 Vietnam, reinforcing the Tier 1 proxy obsolescence interpretation of the negative DAI×FSTS interaction. The strongly positive instrumented TCI coefficient (β=1.639, p&lt;.001 — substantially larger than the OLS estimate, consistent with attenuation-bias correction) further indicates that foreign-technology and standards capability is the robust productivity-relevant mechanism in this institutional setting. The instrument set (peer-adoption rates within sector × region × wave cells) satisfies relevance (strong first stage) and approximate exclusion (peer-adoption rates are unlikely to affect individual firm productivity through channels other than DAI adoption, conditional on sector-wave cells). Oster (2019) δ-stability bounds (assuming R_max = 1.3 × R_controlled) indicate that no focal coefficient changes sign or collapses to zero under plausible magnitudes of unobserved selection. Full 2SLS first-stage results and Oster bound calculations are reported in Online Appendix Table B.</w:t>
       </w:r>
     </w:p>
     <w:p>
@@ -5752,7 +5752,7 @@
         <w:pStyle w:val="BodyText"/>
       </w:pPr>
       <w:r>
-        <w:t xml:space="preserve">Measurement-sensitivity probes confirm that core inferences do not depend on composite construction. Enriching TCI with R&amp;D and product-innovation items (Panel A) attenuates the TCI coefficient modestly but does not alter qualitative conclusions. The enriched DAI_rich composite (Tier 1–2, Panel B) yields directionally consistent moderation in 2023 with weaker significance. Micro-firm exclusion (Panel D) preserves the inverted-U and TCI associations. Paternoster et al. cross-wave z-tests (Panel F) confirm that the DAI cross-wave shift is statistically distinguishable while curvature parameters share a common pooled magnitude. Panel-level estimates are reported in Online Appendix Tables C–F.</w:t>
+        <w:t xml:space="preserve">Measurement-sensitivity probes indicate that core inferences do not depend on composite construction. Enriching TCI with R&amp;D and product-innovation items (Panel A) attenuates the TCI coefficient modestly but does not alter qualitative conclusions. The enriched DAI_rich composite (Tier 1–2, Panel B) yields directionally consistent moderation in 2023 with weaker significance. Micro-firm exclusion (Panel D) preserves the inverted-U and TCI associations. Paternoster et al. cross-wave z-tests (Panel F) indicate that the DAI cross-wave shift is statistically distinguishable while curvature parameters share a common pooled magnitude. Panel-level estimates are reported in Online Appendix Tables C–F.</w:t>
       </w:r>
     </w:p>
     <w:p>
@@ -17832,7 +17832,7 @@
         <w:pStyle w:val="FirstParagraph"/>
       </w:pPr>
       <w:r>
-        <w:t xml:space="preserve">The results should first be located against the meta-analytic baseline. Wu, Fan, and Chen (2022, MIR) establish a positive average I–P relationship for emerging-market multinationals — a useful macro-level anchor, but one that aggregates across institutional contexts in which the functional form may vary substantially. Country-level heterogeneity in the I–P curve shape remains under-specified in that meta-analysis. Vietnam — as a single-party transitional economy with rapid but uneven digital infrastructure uptake — provides a critical test of whether the pooled meta-level estimate masks functional-form nonlinearity at the within-country level. The present evidence is consistent with that concern: the inverted-U is robust within Vietnam but is driven predominantly by a participation-margin step rather than by within-exporter saturation, a structure that pooling across exporters and non-exporters in cross-country meta-analyses would tend to inflate into an apparent continuous curvature. The within-Vietnam temporal durability of the threshold (39–46 % band sustained across 14 years) additionally confirms that institutional context — held constant in this single-country design — stabilises the curve shape in a way that cross-country designs cannot isolate. Our finding of a reproducible inverted-U at FSTS ≈ 39–46% in Vietnam, despite the cross-national skepticism articulated by Pisani, Garcia-Bernardo, and Heemskerk (2020, SMJ), is consistent with the view that single-country institutional contexts retain functional-form heterogeneity that pooled cross-national samples obscure through aggregation. The ascending-limb mechanism receives independent corroboration from matched firm-level customs panel evidence: Vietnamese firms that absorbed a positive US demand shock over 2018–2020 expanded exports to both US and non-US destinations and recorded commensurate gains in labour productivity, with demand-driven export expansion explaining 68.5 per cent of the observed domestic value-added ratio increase over the same period (Agarwal, Barattieri, &amp; Mattoo, 2026). This corroboration strengthens the interpretation that moderate export intensity generates genuine productivity gains in Vietnamese firms — not merely a compositional artefact of positive selection into exporting.</w:t>
+        <w:t xml:space="preserve">The results should first be located against the meta-analytic baseline. Wu, Fan, and Chen (2022, MIR) establish a positive average I–P relationship for emerging-market multinationals — a useful macro-level anchor, but one that aggregates across institutional contexts in which the functional form may vary substantially. Country-level heterogeneity in the I–P curve shape remains under-specified in that meta-analysis. Vietnam — as a single-party transitional economy with rapid but uneven digital infrastructure uptake — provides a critical test of whether the pooled meta-level estimate masks functional-form nonlinearity at the within-country level. The present evidence is consistent with that concern: the inverted-U is robust within Vietnam but is driven predominantly by a participation-margin step rather than by within-exporter saturation, a structure that pooling across exporters and non-exporters in cross-country meta-analyses would tend to inflate into an apparent continuous curvature. The within-Vietnam temporal durability of the threshold (39–46 % band sustained across 14 years) additionally indicates that institutional context — held constant in this single-country design — may stabilise the curve shape in a way that cross-country designs cannot isolate. Our finding of a reproducible inverted-U at FSTS ≈ 39–46% in Vietnam, despite the cross-national skepticism articulated by Pisani, Garcia-Bernardo, and Heemskerk (2020, SMJ), is consistent with the view that single-country institutional contexts retain functional-form heterogeneity that pooled cross-national samples obscure through aggregation. The ascending-limb mechanism receives independent corroboration from matched firm-level customs panel evidence: Vietnamese firms that absorbed a positive US demand shock over 2018–2020 expanded exports to both US and non-US destinations and recorded commensurate gains in labour productivity, with demand-driven export expansion explaining 68.5 per cent of the observed domestic value-added ratio increase over the same period (Agarwal, Barattieri, &amp; Mattoo, 2026). This corroboration strengthens the interpretation that moderate export intensity generates genuine productivity gains in Vietnamese firms — not merely a compositional artefact of positive selection into exporting.</w:t>
       </w:r>
     </w:p>
     <w:bookmarkStart w:id="50" w:name="Xa5f80b6bc0b8dd7b33d639445ac723c1ee9ad4a"/>
@@ -17893,7 +17893,7 @@
         <w:t xml:space="preserve"> </w:t>
       </w:r>
       <w:r>
-        <w:t xml:space="preserve">associated with better performance. The wave-specific models show that this tendency is not</w:t>
+        <w:t xml:space="preserve">associated with better performance. The wave-specific models reveal that this tendency is not</w:t>
       </w:r>
       <w:r>
         <w:t xml:space="preserve"> </w:t>
@@ -18794,7 +18794,7 @@
         <w:pStyle w:val="BodyText"/>
       </w:pPr>
       <w:r>
-        <w:t xml:space="preserve">(1998) z-tests confirm that the drop in DAI_z between 2009 and 2015 (z = 3.353, p &lt; .001)</w:t>
+        <w:t xml:space="preserve">(1998) z-tests indicate that the drop in DAI_z between 2009 and 2015 (z = 3.353, p &lt; .001)</w:t>
       </w:r>
       <w:r>
         <w:t xml:space="preserve"> </w:t>
@@ -18848,7 +18848,7 @@
         <w:t xml:space="preserve"> </w:t>
       </w:r>
       <w:r>
-        <w:t xml:space="preserve">1,854) versus non-manufacturing (sector1 ∈ {4, 5, 6, 7}; N = 1,104) subsets, and shows that the</w:t>
+        <w:t xml:space="preserve">1,854) versus non-manufacturing (sector1 ∈ {4, 5, 6, 7}; N = 1,104) subsets, and finds that the</w:t>
       </w:r>
       <w:r>
         <w:t xml:space="preserve"> </w:t>
@@ -18912,7 +18912,7 @@
         <w:pStyle w:val="BodyText"/>
       </w:pPr>
       <w:r>
-        <w:t xml:space="preserve">The findings show that the internationalisation–performance relationship is non-monotonic in the full sample, that the pattern is driven primarily by a participation-and-intensity structure rather than by strong within-exporter curvature alone, and — critically — that the inverted-U turning point is structurally durable: the threshold range clusters within a narrow ~7-percentage-point band (39.3–46.2 %) across 14 years of major institutional change, including WTO accession, the Global Financial Crisis, the COVID-19 supply-chain disruption, and the diffusion of digital-payment infrastructure. This durability is consistent with deep firm-level constraints — coordination capacity, contract enforcement, and trade-finance access — that change more slowly than the wider operating environment.</w:t>
+        <w:t xml:space="preserve">The findings indicate that the internationalisation–performance relationship is non-monotonic in the full sample, that the pattern is driven primarily by a participation-and-intensity structure rather than by strong within-exporter curvature alone, and — critically — that the inverted-U turning point is structurally durable: the threshold range clusters within a narrow ~7-percentage-point band (39.3–46.2 %) across 14 years of major institutional change, including WTO accession, the Global Financial Crisis, the COVID-19 supply-chain disruption, and the diffusion of digital-payment infrastructure. This durability is consistent with deep firm-level constraints — coordination capacity, contract enforcement, and trade-finance access — that change more slowly than the wider operating environment.</w:t>
       </w:r>
     </w:p>
     <w:p>
@@ -18920,7 +18920,7 @@
         <w:pStyle w:val="BodyText"/>
       </w:pPr>
       <w:r>
-        <w:t xml:space="preserve">The results also show that technological capability and the baseline website-presence indicator should not be treated as interchangeable, and that conflating them under a single "digital adoption" or "digital transformation" label would obscure their differing identification properties. Technological capability is comparatively stable and identification-robust across specifications. The baseline DAI_z control is more wave-sensitive and attenuates to a null under instrumental-variable estimation, consistent with Tier-1 proxy obsolescence as website ownership diffuses to near-universal levels in the Vietnamese firm population. Within the constraint of a single binary website indicator, this paper makes no claim about dynamic digital capability moderation; any such test awaits richer Tier 2–4 indicators not currently available cross-wave in the WBES Vietnam instrument.</w:t>
+        <w:t xml:space="preserve">The results also suggest that technological capability and the baseline website-presence indicator should not be treated as interchangeable, and that conflating them under a single "digital adoption" or "digital transformation" label would obscure their differing identification properties. Technological capability is comparatively stable and identification-robust across specifications. The baseline DAI_z control is more wave-sensitive and attenuates to a null under instrumental-variable estimation, consistent with Tier-1 proxy obsolescence as website ownership diffuses to near-universal levels in the Vietnamese firm population. Within the constraint of a single binary website indicator, this paper makes no claim about dynamic digital capability moderation; any such test awaits richer Tier 2–4 indicators not currently available cross-wave in the WBES Vietnam instrument.</w:t>
       </w:r>
     </w:p>
     <w:bookmarkEnd w:id="57"/>

--- a/dist/manuscripts/en/p3_vietnam_en_clean.docx
+++ b/dist/manuscripts/en/p3_vietnam_en_clean.docx
@@ -2,7 +2,7 @@
 <file path=word/document.xml><?xml version="1.0" encoding="utf-8"?>
 <w:document xmlns:w="http://schemas.openxmlformats.org/wordprocessingml/2006/main" xmlns:m="http://schemas.openxmlformats.org/officeDocument/2006/math" xmlns:r="http://schemas.openxmlformats.org/officeDocument/2006/relationships" xmlns:o="urn:schemas-microsoft-com:office:office" xmlns:v="urn:schemas-microsoft-com:vml" xmlns:w10="urn:schemas-microsoft-com:office:word" xmlns:a="http://schemas.openxmlformats.org/drawingml/2006/main" xmlns:pic="http://schemas.openxmlformats.org/drawingml/2006/picture" xmlns:wp="http://schemas.openxmlformats.org/drawingml/2006/wordprocessingDrawing">
   <w:body>
-    <w:bookmarkStart w:id="114" w:name="X0264dbef037d515bdd41c0931e5e2e7c8717b18"/>
+    <w:bookmarkStart w:id="138" w:name="X0264dbef037d515bdd41c0931e5e2e7c8717b18"/>
     <w:p>
       <w:pPr>
         <w:pStyle w:val="Heading1"/>
@@ -224,7 +224,7 @@
         <w:pStyle w:val="BodyText"/>
       </w:pPr>
       <w:r>
-        <w:t xml:space="preserve">Design/methodology/approach — Three waves of World Bank Enterprise Survey data (Vietnam 2009, 2015, 2023; N = 2,958) underpin wave-specific and pooled OLS models with HC1 standard errors, quadratic export-intensity terms, and capability interactions. TCI (quality certification, foreign-licensed technology) is the primary construct; a single-item website indicator (Tier-1 only) is retained as a digital-presence control.</w:t>
+        <w:t xml:space="preserve">Design/methodology/approach — Three waves of World Bank Enterprise Survey (Vietnam 2009, 2015, 2023; N = 2,958) underpin wave-specific and pooled OLS models with HC1 standard errors, quadratic FSTS terms, and capability interactions. TCI (quality certification, foreign-licensed technology) is the primary construct; a Tier-1 website indicator serves as digital-presence control.</w:t>
       </w:r>
     </w:p>
     <w:p>
@@ -232,7 +232,7 @@
         <w:pStyle w:val="BodyText"/>
       </w:pPr>
       <w:r>
-        <w:t xml:space="preserve">Findings — An inverted-U between export intensity and labour productivity holds across all three waves, with turning points clustered between 39% and 46% — a durable 7-percentage-point band across 14 years of institutional change. The nonlinearity reflects a participation-margin effect (Helpman, Melitz &amp; Yeaple, 2004): re-estimated on the exporter-only sub-sample, the quadratic term loses significance (β = −0.200, p = .660). TCI is positively associated with productivity in all waves (pooled β = 0.179, p &lt; .001) and moderates the I–P curvature. The website indicator follows a Tier-1 proxy-obsolescence trajectory: positive in 2009, null in 2015, and negatively interactive with export intensity in 2023.</w:t>
+        <w:t xml:space="preserve">Findings — An inverted-U between export intensity and labour productivity holds across all three waves, with turning points clustered between 39% and 46% — a durable band over 14 years. The nonlinearity reflects a participation-margin effect: on exporters only, the quadratic term loses significance. TCI positively moderates productivity and the I–P curvature across waves. The website indicator follows a proxy-obsolescence trajectory: positive in 2009, null in 2015, negatively interactive in 2023.</w:t>
       </w:r>
     </w:p>
     <w:p>
@@ -240,7 +240,7 @@
         <w:pStyle w:val="BodyText"/>
       </w:pPr>
       <w:r>
-        <w:t xml:space="preserve">Originality/value — The study finds that the conventional inverted-U in zero-inflated emerging-market settings reflects a performance gap at the export-participation barrier rather than a continuous intensity-saturation curve; pooled digital coefficients on a Tier-1 binary mask progressive proxy obsolescence. The evidence that the threshold cluster (39–46% FSTS band) is institutionally embedded rather than firm-specific shifts the debate from 'does internationalization help?' to 'under what institutional conditions does the threshold shift?'</w:t>
+        <w:t xml:space="preserve">Originality/value — The inverted-U in this zero-inflated setting reflects a participation-barrier effect rather than intensity saturation; pooled Tier-1 coefficients mask progressive proxy obsolescence. The institutionally embedded turning-point cluster (39–46% FSTS) shifts the debate from 'does internationalisation help?' to 'under what institutional conditions does the threshold shift?'</w:t>
       </w:r>
     </w:p>
     <w:p>
@@ -967,7 +967,7 @@
     </w:p>
     <w:bookmarkEnd w:id="29"/>
     <w:bookmarkEnd w:id="30"/>
-    <w:bookmarkStart w:id="35" w:name="X8bf20a63f0decf7b16e99d564b9958ec4fbbb23"/>
+    <w:bookmarkStart w:id="38" w:name="X8bf20a63f0decf7b16e99d564b9958ec4fbbb23"/>
     <w:p>
       <w:pPr>
         <w:pStyle w:val="Heading2"/>
@@ -1622,6 +1622,24 @@
           <w:bCs/>
           <w:b/>
         </w:rPr>
+        <w:t xml:space="preserve">Note on hypothesis numbering.</w:t>
+      </w:r>
+      <w:r>
+        <w:t xml:space="preserve"> </w:t>
+      </w:r>
+      <w:r>
+        <w:t xml:space="preserve">Because DAI_z is not advanced as a primary hypothesis in this study, no H3 is formulated in the present paper. The exploratory digital moderation probe that follows (§2.4) is designated H4 to preserve alignment with the broader dissertation framework, in which H3 conventionally corresponds to institutional moderation in multi-country papers (P5 China, P7 Multi-country). Readers expecting H1–H2–H3–H4 sequencing should note this deliberate gap and the rationale above.</w:t>
+      </w:r>
+    </w:p>
+    <w:p>
+      <w:pPr>
+        <w:pStyle w:val="BodyText"/>
+      </w:pPr>
+      <w:r>
+        <w:rPr>
+          <w:bCs/>
+          <w:b/>
+        </w:rPr>
         <w:t xml:space="preserve">WBES-scope caveat.</w:t>
       </w:r>
       <w:r>
@@ -1632,7 +1650,7 @@
       </w:r>
     </w:p>
     <w:bookmarkEnd w:id="33"/>
-    <w:bookmarkStart w:id="34" w:name="Xa301591a4bdc42129e76c2a2b73514232150381"/>
+    <w:bookmarkStart w:id="37" w:name="Xa301591a4bdc42129e76c2a2b73514232150381"/>
     <w:p>
       <w:pPr>
         <w:pStyle w:val="Heading3"/>
@@ -1976,7 +1994,46 @@
         <w:pStyle w:val="BodyText"/>
       </w:pPr>
       <w:r>
-        <w:t xml:space="preserve">Figure 1: Conceptual model — TCI, DAI, and export intensity as determinants of firm performance (Vietnam, 3-wave)</w:t>
+        <w:drawing>
+          <wp:inline>
+            <wp:extent cx="5753100" cy="3160501"/>
+            <wp:effectExtent b="0" l="0" r="0" t="0"/>
+            <wp:docPr descr="Figure 1: Conceptual model — TCI, DAI, and export intensity as determinants of firm performance (Vietnam, 3-wave)" title="" id="35" name="Picture"/>
+            <a:graphic>
+              <a:graphicData uri="http://schemas.openxmlformats.org/drawingml/2006/picture">
+                <pic:pic>
+                  <pic:nvPicPr>
+                    <pic:cNvPr descr="figures/vietnam/figure_1_conceptual_model.png" id="36" name="Picture"/>
+                    <pic:cNvPicPr>
+                      <a:picLocks noChangeArrowheads="1" noChangeAspect="1"/>
+                    </pic:cNvPicPr>
+                  </pic:nvPicPr>
+                  <pic:blipFill>
+                    <a:blip r:embed="rId34"/>
+                    <a:stretch>
+                      <a:fillRect/>
+                    </a:stretch>
+                  </pic:blipFill>
+                  <pic:spPr bwMode="auto">
+                    <a:xfrm>
+                      <a:off x="0" y="0"/>
+                      <a:ext cx="5753100" cy="3160501"/>
+                    </a:xfrm>
+                    <a:prstGeom prst="rect">
+                      <a:avLst/>
+                    </a:prstGeom>
+                    <a:noFill/>
+                    <a:ln w="9525">
+                      <a:noFill/>
+                      <a:headEnd/>
+                      <a:tailEnd/>
+                    </a:ln>
+                  </pic:spPr>
+                </pic:pic>
+              </a:graphicData>
+            </a:graphic>
+          </wp:inline>
+        </w:drawing>
       </w:r>
     </w:p>
     <w:p>
@@ -2015,9 +2072,9 @@
         <w:t xml:space="preserve">Solid arrows represent hypothesised direct and curvilinear effects. Dashed arrows represent moderating effects. The independent variable — internationalisation intensity (FSTS, centred FSTS_c and FSTS_c²) — is placed at left; the dependent variable — firm performance, measured as ln(labour productivity) = ln(annual revenue PPP / permanent workers) — is placed at right, following left-to-right causal flow convention. H1 (inverted-U nonlinearity: β₁ &gt; 0, β₂ &lt; 0) is grounded in the Uppsala model (Johanson &amp; Vahlne, 1977, 2009) and coordination-cost theory (Hitt et al., 1997). H2 specifies technological capability (TCI_z, Resource-Based View: Barney, 1991) as a level-shifting direct effect and secondary moderator on the FSTS–performance curve; instrument: industry-level TCI mean (causal IV identification). H4 treats website-based digital adoption (DAI_z, Tier-1 only) as an exploratory probe of the Digital Capability Lens (Banalieva &amp; Dhanaraj, 2019); measurement constraint acknowledged — single binary indicator across 2009/2015/2023 waves limits inferential strength. (+) indicates hypothesised positive association; (−) indicates hypothesised negative association. Control variables (ln firm size, firm age, foreign ownership, broad-sector fixed effects, wave fixed effects) enter additively in all models but are omitted from the figure for clarity. ICRV context: Vietnam — Nhóm IV (Lower_mid_transition, ICRV Group 4 of 6; lower-middle-income transition economy; WGI Rule of Law ≈ −0.09 in 2023, World Bank). Data: WBES 2009, 2015, 2023; N = 2,958 (pooled), n_wave = 989/956/1,013.</w:t>
       </w:r>
     </w:p>
-    <w:bookmarkEnd w:id="34"/>
-    <w:bookmarkEnd w:id="35"/>
-    <w:bookmarkStart w:id="41" w:name="Xfd2f05febb90fd7f58b14547dd9b33901f267a5"/>
+    <w:bookmarkEnd w:id="37"/>
+    <w:bookmarkEnd w:id="38"/>
+    <w:bookmarkStart w:id="44" w:name="Xfd2f05febb90fd7f58b14547dd9b33901f267a5"/>
     <w:p>
       <w:pPr>
         <w:pStyle w:val="Heading2"/>
@@ -2026,7 +2083,7 @@
         <w:t xml:space="preserve">3. Data, variables, and empirical strategy</w:t>
       </w:r>
     </w:p>
-    <w:bookmarkStart w:id="36" w:name="X690a6f2a93b97075aa335e9e4cac18d5293d91d"/>
+    <w:bookmarkStart w:id="39" w:name="X690a6f2a93b97075aa335e9e4cac18d5293d91d"/>
     <w:p>
       <w:pPr>
         <w:pStyle w:val="Heading3"/>
@@ -2091,8 +2148,8 @@
         <w:t xml:space="preserve">across stages.</w:t>
       </w:r>
     </w:p>
-    <w:bookmarkEnd w:id="36"/>
-    <w:bookmarkStart w:id="37" w:name="Xbcf9f12e79107fa2c089aaf13fc6c4fb773f1c2"/>
+    <w:bookmarkEnd w:id="39"/>
+    <w:bookmarkStart w:id="40" w:name="Xbcf9f12e79107fa2c089aaf13fc6c4fb773f1c2"/>
     <w:p>
       <w:pPr>
         <w:pStyle w:val="Heading3"/>
@@ -2984,8 +3041,8 @@
         <w:t xml:space="preserve">and 2023 respectively; pooled N is 2,958.</w:t>
       </w:r>
     </w:p>
-    <w:bookmarkEnd w:id="37"/>
-    <w:bookmarkStart w:id="38" w:name="Xc5fe1f3cf583535f12a87a680dcd317400b3da2"/>
+    <w:bookmarkEnd w:id="40"/>
+    <w:bookmarkStart w:id="41" w:name="Xc5fe1f3cf583535f12a87a680dcd317400b3da2"/>
     <w:p>
       <w:pPr>
         <w:pStyle w:val="Heading3"/>
@@ -3328,8 +3385,8 @@
         <w:t xml:space="preserve">All models are estimated by OLS with HC1 heteroscedasticity-consistent standard errors. Wave fixed effects (λ_t) are included in pooled specifications only. The M0–M8 sequence is estimated wave-by-wave and jointly on the pooled three-wave file, yielding four sets of estimates (2009, 2015, 2023, pooled).</w:t>
       </w:r>
     </w:p>
-    <w:bookmarkEnd w:id="38"/>
-    <w:bookmarkStart w:id="39" w:name="Xe803d156752d85865c6c4f44f4ca9bbe59bf0f9"/>
+    <w:bookmarkEnd w:id="41"/>
+    <w:bookmarkStart w:id="42" w:name="Xe803d156752d85865c6c4f44f4ca9bbe59bf0f9"/>
     <w:p>
       <w:pPr>
         <w:pStyle w:val="Heading3"/>
@@ -3408,8 +3465,8 @@
         <w:t xml:space="preserve">The repeated-cross-section data structure (three non-overlapping surveys of different firms) precludes within-firm fixed-effects estimation; the identification strategy therefore relies on the three complementary approaches above rather than panel differencing. All inferences are described as associations with the selection-robustness caveats noted above, consistent with the inferential conventions for cross-sectional WBES data (Antonakis et al., 2010; Shaver, 2020).</w:t>
       </w:r>
     </w:p>
-    <w:bookmarkEnd w:id="39"/>
-    <w:bookmarkStart w:id="40" w:name="X976281aae9d7cc6accc3a8a15180eec1c0b7e58"/>
+    <w:bookmarkEnd w:id="42"/>
+    <w:bookmarkStart w:id="43" w:name="X976281aae9d7cc6accc3a8a15180eec1c0b7e58"/>
     <w:p>
       <w:pPr>
         <w:pStyle w:val="Heading3"/>
@@ -3482,9 +3539,9 @@
         <w:t xml:space="preserve">of associational evidence (Aguinis et al., 2021; Shaver, 2020).</w:t>
       </w:r>
     </w:p>
-    <w:bookmarkEnd w:id="40"/>
-    <w:bookmarkEnd w:id="41"/>
-    <w:bookmarkStart w:id="49" w:name="X121719332867ee227f0a04b486098cee978c6e6"/>
+    <w:bookmarkEnd w:id="43"/>
+    <w:bookmarkEnd w:id="44"/>
+    <w:bookmarkStart w:id="67" w:name="X121719332867ee227f0a04b486098cee978c6e6"/>
     <w:p>
       <w:pPr>
         <w:pStyle w:val="Heading2"/>
@@ -3549,7 +3606,7 @@
         <w:t xml:space="preserve">/ 20.55), consistent with broader Vietnamese productivity convergence over the period.</w:t>
       </w:r>
     </w:p>
-    <w:bookmarkStart w:id="43" w:name="X0cdd773083ddb6504e3d3ab10ff1c76267ec612"/>
+    <w:bookmarkStart w:id="46" w:name="X0cdd773083ddb6504e3d3ab10ff1c76267ec612"/>
     <w:p>
       <w:pPr>
         <w:pStyle w:val="Heading3"/>
@@ -4194,7 +4251,7 @@
       <w:r>
         <w:t xml:space="preserve"> </w:t>
       </w:r>
-      <w:hyperlink r:id="rId42">
+      <w:hyperlink r:id="rId45">
         <w:r>
           <w:rPr>
             <w:rStyle w:val="Hyperlink"/>
@@ -4459,8 +4516,8 @@
         <w:t xml:space="preserve">higher export intensity rather than uniformly across the export-intensity range.</w:t>
       </w:r>
     </w:p>
-    <w:bookmarkEnd w:id="43"/>
-    <w:bookmarkStart w:id="44" w:name="Xaa4851a9c1b3e08eeca0ab72ae930e2b05bff75"/>
+    <w:bookmarkEnd w:id="46"/>
+    <w:bookmarkStart w:id="59" w:name="Xaa4851a9c1b3e08eeca0ab72ae930e2b05bff75"/>
     <w:p>
       <w:pPr>
         <w:pStyle w:val="Heading3"/>
@@ -5093,7 +5150,46 @@
         <w:pStyle w:val="BodyText"/>
       </w:pPr>
       <w:r>
-        <w:t xml:space="preserve">Figure 2a: Wave 2009 — predicted ln(labour productivity) vs FSTS</w:t>
+        <w:drawing>
+          <wp:inline>
+            <wp:extent cx="5753100" cy="3835399"/>
+            <wp:effectExtent b="0" l="0" r="0" t="0"/>
+            <wp:docPr descr="Figure 2a: Wave 2009 — predicted ln(labour productivity) vs FSTS" title="" id="48" name="Picture"/>
+            <a:graphic>
+              <a:graphicData uri="http://schemas.openxmlformats.org/drawingml/2006/picture">
+                <pic:pic>
+                  <pic:nvPicPr>
+                    <pic:cNvPr descr="figures/vietnam/figure_2a.png" id="49" name="Picture"/>
+                    <pic:cNvPicPr>
+                      <a:picLocks noChangeArrowheads="1" noChangeAspect="1"/>
+                    </pic:cNvPicPr>
+                  </pic:nvPicPr>
+                  <pic:blipFill>
+                    <a:blip r:embed="rId47"/>
+                    <a:stretch>
+                      <a:fillRect/>
+                    </a:stretch>
+                  </pic:blipFill>
+                  <pic:spPr bwMode="auto">
+                    <a:xfrm>
+                      <a:off x="0" y="0"/>
+                      <a:ext cx="5753100" cy="3835399"/>
+                    </a:xfrm>
+                    <a:prstGeom prst="rect">
+                      <a:avLst/>
+                    </a:prstGeom>
+                    <a:noFill/>
+                    <a:ln w="9525">
+                      <a:noFill/>
+                      <a:headEnd/>
+                      <a:tailEnd/>
+                    </a:ln>
+                  </pic:spPr>
+                </pic:pic>
+              </a:graphicData>
+            </a:graphic>
+          </wp:inline>
+        </w:drawing>
       </w:r>
     </w:p>
     <w:p>
@@ -5119,7 +5215,46 @@
         <w:pStyle w:val="BodyText"/>
       </w:pPr>
       <w:r>
-        <w:t xml:space="preserve">Figure 2b: Wave 2015 — predicted ln(labour productivity) vs FSTS</w:t>
+        <w:drawing>
+          <wp:inline>
+            <wp:extent cx="5753100" cy="3835399"/>
+            <wp:effectExtent b="0" l="0" r="0" t="0"/>
+            <wp:docPr descr="Figure 2b: Wave 2015 — predicted ln(labour productivity) vs FSTS" title="" id="51" name="Picture"/>
+            <a:graphic>
+              <a:graphicData uri="http://schemas.openxmlformats.org/drawingml/2006/picture">
+                <pic:pic>
+                  <pic:nvPicPr>
+                    <pic:cNvPr descr="figures/vietnam/figure_2b.png" id="52" name="Picture"/>
+                    <pic:cNvPicPr>
+                      <a:picLocks noChangeArrowheads="1" noChangeAspect="1"/>
+                    </pic:cNvPicPr>
+                  </pic:nvPicPr>
+                  <pic:blipFill>
+                    <a:blip r:embed="rId50"/>
+                    <a:stretch>
+                      <a:fillRect/>
+                    </a:stretch>
+                  </pic:blipFill>
+                  <pic:spPr bwMode="auto">
+                    <a:xfrm>
+                      <a:off x="0" y="0"/>
+                      <a:ext cx="5753100" cy="3835399"/>
+                    </a:xfrm>
+                    <a:prstGeom prst="rect">
+                      <a:avLst/>
+                    </a:prstGeom>
+                    <a:noFill/>
+                    <a:ln w="9525">
+                      <a:noFill/>
+                      <a:headEnd/>
+                      <a:tailEnd/>
+                    </a:ln>
+                  </pic:spPr>
+                </pic:pic>
+              </a:graphicData>
+            </a:graphic>
+          </wp:inline>
+        </w:drawing>
       </w:r>
     </w:p>
     <w:p>
@@ -5145,7 +5280,46 @@
         <w:pStyle w:val="BodyText"/>
       </w:pPr>
       <w:r>
-        <w:t xml:space="preserve">Figure 2c: Wave 2023 — predicted ln(labour productivity) vs FSTS</w:t>
+        <w:drawing>
+          <wp:inline>
+            <wp:extent cx="5753100" cy="3835399"/>
+            <wp:effectExtent b="0" l="0" r="0" t="0"/>
+            <wp:docPr descr="Figure 2c: Wave 2023 — predicted ln(labour productivity) vs FSTS" title="" id="54" name="Picture"/>
+            <a:graphic>
+              <a:graphicData uri="http://schemas.openxmlformats.org/drawingml/2006/picture">
+                <pic:pic>
+                  <pic:nvPicPr>
+                    <pic:cNvPr descr="figures/vietnam/figure_2c.png" id="55" name="Picture"/>
+                    <pic:cNvPicPr>
+                      <a:picLocks noChangeArrowheads="1" noChangeAspect="1"/>
+                    </pic:cNvPicPr>
+                  </pic:nvPicPr>
+                  <pic:blipFill>
+                    <a:blip r:embed="rId53"/>
+                    <a:stretch>
+                      <a:fillRect/>
+                    </a:stretch>
+                  </pic:blipFill>
+                  <pic:spPr bwMode="auto">
+                    <a:xfrm>
+                      <a:off x="0" y="0"/>
+                      <a:ext cx="5753100" cy="3835399"/>
+                    </a:xfrm>
+                    <a:prstGeom prst="rect">
+                      <a:avLst/>
+                    </a:prstGeom>
+                    <a:noFill/>
+                    <a:ln w="9525">
+                      <a:noFill/>
+                      <a:headEnd/>
+                      <a:tailEnd/>
+                    </a:ln>
+                  </pic:spPr>
+                </pic:pic>
+              </a:graphicData>
+            </a:graphic>
+          </wp:inline>
+        </w:drawing>
       </w:r>
     </w:p>
     <w:p>
@@ -5171,7 +5345,46 @@
         <w:pStyle w:val="BodyText"/>
       </w:pPr>
       <w:r>
-        <w:t xml:space="preserve">Figure 2d: Pooled (2009+2015+2023) — predicted ln(labour productivity) vs FSTS</w:t>
+        <w:drawing>
+          <wp:inline>
+            <wp:extent cx="5753100" cy="3835399"/>
+            <wp:effectExtent b="0" l="0" r="0" t="0"/>
+            <wp:docPr descr="Figure 2d: Pooled (2009+2015+2023) — predicted ln(labour productivity) vs FSTS" title="" id="57" name="Picture"/>
+            <a:graphic>
+              <a:graphicData uri="http://schemas.openxmlformats.org/drawingml/2006/picture">
+                <pic:pic>
+                  <pic:nvPicPr>
+                    <pic:cNvPr descr="figures/vietnam/figure_2d.png" id="58" name="Picture"/>
+                    <pic:cNvPicPr>
+                      <a:picLocks noChangeArrowheads="1" noChangeAspect="1"/>
+                    </pic:cNvPicPr>
+                  </pic:nvPicPr>
+                  <pic:blipFill>
+                    <a:blip r:embed="rId56"/>
+                    <a:stretch>
+                      <a:fillRect/>
+                    </a:stretch>
+                  </pic:blipFill>
+                  <pic:spPr bwMode="auto">
+                    <a:xfrm>
+                      <a:off x="0" y="0"/>
+                      <a:ext cx="5753100" cy="3835399"/>
+                    </a:xfrm>
+                    <a:prstGeom prst="rect">
+                      <a:avLst/>
+                    </a:prstGeom>
+                    <a:noFill/>
+                    <a:ln w="9525">
+                      <a:noFill/>
+                      <a:headEnd/>
+                      <a:tailEnd/>
+                    </a:ln>
+                  </pic:spPr>
+                </pic:pic>
+              </a:graphicData>
+            </a:graphic>
+          </wp:inline>
+        </w:drawing>
       </w:r>
     </w:p>
     <w:p>
@@ -5192,8 +5405,8 @@
         <w:t xml:space="preserve">Predicted ln(labour productivity) as a function of FSTS for the pooled sample (M2). Turning point ≈ 40% FSTS (Lind-Mehlum p &lt; .001).</w:t>
       </w:r>
     </w:p>
-    <w:bookmarkEnd w:id="44"/>
-    <w:bookmarkStart w:id="45" w:name="X41c3dce096fbfa1c0be6a58d0741b2aa56fb860"/>
+    <w:bookmarkEnd w:id="59"/>
+    <w:bookmarkStart w:id="63" w:name="X41c3dce096fbfa1c0be6a58d0741b2aa56fb860"/>
     <w:p>
       <w:pPr>
         <w:pStyle w:val="Heading3"/>
@@ -5347,7 +5560,46 @@
         <w:pStyle w:val="BodyText"/>
       </w:pPr>
       <w:r>
-        <w:t xml:space="preserve">Figure 3: Moderator marginal effects — TCI and DAI interactions with FSTS (Vietnam)</w:t>
+        <w:drawing>
+          <wp:inline>
+            <wp:extent cx="5753100" cy="2401293"/>
+            <wp:effectExtent b="0" l="0" r="0" t="0"/>
+            <wp:docPr descr="Figure 3: Moderator marginal effects — TCI and DAI interactions with FSTS (Vietnam)" title="" id="61" name="Picture"/>
+            <a:graphic>
+              <a:graphicData uri="http://schemas.openxmlformats.org/drawingml/2006/picture">
+                <pic:pic>
+                  <pic:nvPicPr>
+                    <pic:cNvPr descr="figures/vietnam/figure_3_moderator_marginals.png" id="62" name="Picture"/>
+                    <pic:cNvPicPr>
+                      <a:picLocks noChangeArrowheads="1" noChangeAspect="1"/>
+                    </pic:cNvPicPr>
+                  </pic:nvPicPr>
+                  <pic:blipFill>
+                    <a:blip r:embed="rId60"/>
+                    <a:stretch>
+                      <a:fillRect/>
+                    </a:stretch>
+                  </pic:blipFill>
+                  <pic:spPr bwMode="auto">
+                    <a:xfrm>
+                      <a:off x="0" y="0"/>
+                      <a:ext cx="5753100" cy="2401293"/>
+                    </a:xfrm>
+                    <a:prstGeom prst="rect">
+                      <a:avLst/>
+                    </a:prstGeom>
+                    <a:noFill/>
+                    <a:ln w="9525">
+                      <a:noFill/>
+                      <a:headEnd/>
+                      <a:tailEnd/>
+                    </a:ln>
+                  </pic:spPr>
+                </pic:pic>
+              </a:graphicData>
+            </a:graphic>
+          </wp:inline>
+        </w:drawing>
       </w:r>
     </w:p>
     <w:p>
@@ -5368,8 +5620,8 @@
         <w:t xml:space="preserve">Marginal effects of TCI_z and DAI_z on ln(labour productivity) across FSTS levels (M7/M8). TCI shows a stable positive level-shift across waves; DAI moderation is wave-specific, with the 2023 interaction showing attenuation at high FSTS (Type I moderation: slope-flattening, shape preserved).</w:t>
       </w:r>
     </w:p>
-    <w:bookmarkEnd w:id="45"/>
-    <w:bookmarkStart w:id="46" w:name="X3b4c7e0874095eca8ced8b4f3eaf74e392e9461"/>
+    <w:bookmarkEnd w:id="63"/>
+    <w:bookmarkStart w:id="64" w:name="X3b4c7e0874095eca8ced8b4f3eaf74e392e9461"/>
     <w:p>
       <w:pPr>
         <w:pStyle w:val="Heading3"/>
@@ -5440,8 +5692,8 @@
         <w:t xml:space="preserve">Table 3 summarises the directional interpretation of the focal coefficients from the full specifications by wave and for the pooled sample.</w:t>
       </w:r>
     </w:p>
-    <w:bookmarkEnd w:id="46"/>
-    <w:bookmarkStart w:id="48" w:name="Xa4c02e0b9d1c1dfbd229ca8e93a765eb24721f0"/>
+    <w:bookmarkEnd w:id="64"/>
+    <w:bookmarkStart w:id="66" w:name="Xa4c02e0b9d1c1dfbd229ca8e93a765eb24721f0"/>
     <w:p>
       <w:pPr>
         <w:pStyle w:val="Heading3"/>
@@ -5722,7 +5974,7 @@
         <w:t xml:space="preserve">turning-point magnitude.</w:t>
       </w:r>
     </w:p>
-    <w:bookmarkStart w:id="47" w:name="robustness-to-endogeneity-and-selection"/>
+    <w:bookmarkStart w:id="65" w:name="robustness-to-endogeneity-and-selection"/>
     <w:p>
       <w:pPr>
         <w:pStyle w:val="Heading4"/>
@@ -17144,7 +17396,7 @@
       <w:r>
         <w:t xml:space="preserve"> </w:t>
       </w:r>
-      <w:hyperlink r:id="rId42">
+      <w:hyperlink r:id="rId45">
         <w:r>
           <w:rPr>
             <w:rStyle w:val="Hyperlink"/>
@@ -17815,10 +18067,10 @@
         <w:t xml:space="preserve">Cross-wave coefficient equality tests following Paternoster et al. (1998). Failure to reject indicates coefficient stability across waves. FSTSc and FSTSc² comparisons support wave-specific heterogeneity in TCI and DAI direct effects but not in the I–P curvature parameters. Turning points (already reported in Table 5 above) are derived from M2 (lnLP = β₀ + β₁ FSTS_c + β₂ FSTS_c² + controls + sector FE [+ wave FE in pooled]) back-transformed to the raw FSTS scale; 95% CI uses the delta method; Lind–Mehlum p-values follow the Sasabuchi-style endpoint test (Lind &amp; Mehlum, 2010). Source: WBES Vietnam 2009, 2015, 2023; authors' calculations.</w:t>
       </w:r>
     </w:p>
-    <w:bookmarkEnd w:id="47"/>
-    <w:bookmarkEnd w:id="48"/>
-    <w:bookmarkEnd w:id="49"/>
-    <w:bookmarkStart w:id="55" w:name="X735612638e4e736e4693e459c258977262c0dfc"/>
+    <w:bookmarkEnd w:id="65"/>
+    <w:bookmarkEnd w:id="66"/>
+    <w:bookmarkEnd w:id="67"/>
+    <w:bookmarkStart w:id="73" w:name="X735612638e4e736e4693e459c258977262c0dfc"/>
     <w:p>
       <w:pPr>
         <w:pStyle w:val="Heading2"/>
@@ -17835,7 +18087,7 @@
         <w:t xml:space="preserve">The results should first be located against the meta-analytic baseline. Wu, Fan, and Chen (2022, MIR) establish a positive average I–P relationship for emerging-market multinationals — a useful macro-level anchor, but one that aggregates across institutional contexts in which the functional form may vary substantially. Country-level heterogeneity in the I–P curve shape remains under-specified in that meta-analysis. Vietnam — as a single-party transitional economy with rapid but uneven digital infrastructure uptake — provides a critical test of whether the pooled meta-level estimate masks functional-form nonlinearity at the within-country level. The present evidence is consistent with that concern: the inverted-U is robust within Vietnam but is driven predominantly by a participation-margin step rather than by within-exporter saturation, a structure that pooling across exporters and non-exporters in cross-country meta-analyses would tend to inflate into an apparent continuous curvature. The within-Vietnam temporal durability of the threshold (39–46 % band sustained across 14 years) additionally indicates that institutional context — held constant in this single-country design — may stabilise the curve shape in a way that cross-country designs cannot isolate. Our finding of a reproducible inverted-U at FSTS ≈ 39–46% in Vietnam, despite the cross-national skepticism articulated by Pisani, Garcia-Bernardo, and Heemskerk (2020, SMJ), is consistent with the view that single-country institutional contexts retain functional-form heterogeneity that pooled cross-national samples obscure through aggregation. The ascending-limb mechanism receives independent corroboration from matched firm-level customs panel evidence: Vietnamese firms that absorbed a positive US demand shock over 2018–2020 expanded exports to both US and non-US destinations and recorded commensurate gains in labour productivity, with demand-driven export expansion explaining 68.5 per cent of the observed domestic value-added ratio increase over the same period (Agarwal, Barattieri, &amp; Mattoo, 2026). This corroboration strengthens the interpretation that moderate export intensity generates genuine productivity gains in Vietnamese firms — not merely a compositional artefact of positive selection into exporting.</w:t>
       </w:r>
     </w:p>
-    <w:bookmarkStart w:id="50" w:name="Xa5f80b6bc0b8dd7b33d639445ac723c1ee9ad4a"/>
+    <w:bookmarkStart w:id="68" w:name="Xa5f80b6bc0b8dd7b33d639445ac723c1ee9ad4a"/>
     <w:p>
       <w:pPr>
         <w:pStyle w:val="Heading3"/>
@@ -17908,8 +18160,8 @@
         <w:t xml:space="preserve">stand in the broader trajectory of internationalisation and transition, as captured in repeated cross-sectional snapshots rather than within-firm longitudinal records.</w:t>
       </w:r>
     </w:p>
-    <w:bookmarkEnd w:id="50"/>
-    <w:bookmarkStart w:id="51" w:name="Xa30cb53845d80e9f381e97d931a6564a08369b5"/>
+    <w:bookmarkEnd w:id="68"/>
+    <w:bookmarkStart w:id="69" w:name="Xa30cb53845d80e9f381e97d931a6564a08369b5"/>
     <w:p>
       <w:pPr>
         <w:pStyle w:val="Heading3"/>
@@ -18120,8 +18372,8 @@
         <w:t xml:space="preserve">a single label.</w:t>
       </w:r>
     </w:p>
-    <w:bookmarkEnd w:id="51"/>
-    <w:bookmarkStart w:id="52" w:name="X946dfeb74c2174371e94edd51e868f8bb309c10"/>
+    <w:bookmarkEnd w:id="69"/>
+    <w:bookmarkStart w:id="70" w:name="X946dfeb74c2174371e94edd51e868f8bb309c10"/>
     <w:p>
       <w:pPr>
         <w:pStyle w:val="Heading3"/>
@@ -18424,8 +18676,8 @@
         <w:t xml:space="preserve">indistinguishable across waves.</w:t>
       </w:r>
     </w:p>
-    <w:bookmarkEnd w:id="52"/>
-    <w:bookmarkStart w:id="53" w:name="Xd9a4ebc909e2b14dcfe03b7b8686207326328b4"/>
+    <w:bookmarkEnd w:id="70"/>
+    <w:bookmarkStart w:id="71" w:name="Xd9a4ebc909e2b14dcfe03b7b8686207326328b4"/>
     <w:p>
       <w:pPr>
         <w:pStyle w:val="Heading3"/>
@@ -18544,8 +18796,8 @@
         <w:t xml:space="preserve">Two cross-cutting principles emerge. First, managers should avoid conflating basic digital adoption with deeper technological capability — the constructs do not behave identically across periods or under identification-robust estimation, and Tier-1 digital expenditure does not substitute for the foreign-technology, standards, and process-integration investments that the TCI channel reflects. Second, allocation decisions should be staged against the empirically identified thresholds rather than against generic digital-transformation prescriptions: investment in incremental Tier-1 presence at high export intensity may absorb scarce capital with limited productivity return, while investment in TCI-channel capability around the 39–46 % band corresponds to where the cross-wave evidence is most consistent with a productivity-enhancing effect. The threshold-conditioned framing translates the step-function and Tier-1 saturation findings into actionable allocation guidance without overstating the causal status of the cross-sectional coefficients.</w:t>
       </w:r>
     </w:p>
-    <w:bookmarkEnd w:id="53"/>
-    <w:bookmarkStart w:id="54" w:name="X0d482379a65faf52764848d2b168aee0725ece4"/>
+    <w:bookmarkEnd w:id="71"/>
+    <w:bookmarkStart w:id="72" w:name="X0d482379a65faf52764848d2b168aee0725ece4"/>
     <w:p>
       <w:pPr>
         <w:pStyle w:val="Heading3"/>
@@ -18708,9 +18960,9 @@
         <w:t xml:space="preserve">update identifies the cultivation of high-tech industrial talent as a binding constraint mediating digital and capability investment into sustainable productivity gains — reinforcing the argument that policy evaluation in transitional settings must monitor the capability environment, not adoption rates alone. At the macro level, Vietnam's service trade liberalization over 2008–2016 raised service-sector productivity by an average of 2.9 per cent per year and manufacturing productivity by 3.1 per cent per year (Barattieri, Mattoo, &amp; Signoret, 2026), suggesting that the ascending limb documented in the WBES microdata reflects in part the economy-wide gains from trade opening that firm-level capability investments convert into sustained productivity advantage.</w:t>
       </w:r>
     </w:p>
-    <w:bookmarkEnd w:id="54"/>
-    <w:bookmarkEnd w:id="55"/>
-    <w:bookmarkStart w:id="56" w:name="Xf3d63d3bef15b3e862b66ed5bd48a577996a1bc"/>
+    <w:bookmarkEnd w:id="72"/>
+    <w:bookmarkEnd w:id="73"/>
+    <w:bookmarkStart w:id="74" w:name="Xf3d63d3bef15b3e862b66ed5bd48a577996a1bc"/>
     <w:p>
       <w:pPr>
         <w:pStyle w:val="Heading2"/>
@@ -18889,8 +19141,8 @@
         <w:t xml:space="preserve">Sixth, the analysis is limited to Vietnam as a single transitional economy at a particular stage of its digital and institutional development. Understanding how the DAI moderation pattern documented here — negative at high export intensity under Tier-1-only adoption — compares with patterns in other emerging markets at different institutional stages, or with patterns in digitally advanced economies where the same interaction is predicted to be positive, requires cross-setting comparative designs that systematically vary institutional transaction costs and digital infrastructure quality. Such designs would also allow more direct tests of the context-contingent framing developed in §2.1.</w:t>
       </w:r>
     </w:p>
-    <w:bookmarkEnd w:id="56"/>
-    <w:bookmarkStart w:id="57" w:name="X19cad7d15381a9dfa000caf49ac5c69889e188d"/>
+    <w:bookmarkEnd w:id="74"/>
+    <w:bookmarkStart w:id="75" w:name="X19cad7d15381a9dfa000caf49ac5c69889e188d"/>
     <w:p>
       <w:pPr>
         <w:pStyle w:val="Heading2"/>
@@ -18923,8 +19175,8 @@
         <w:t xml:space="preserve">The results also suggest that technological capability and the baseline website-presence indicator should not be treated as interchangeable, and that conflating them under a single "digital adoption" or "digital transformation" label would obscure their differing identification properties. Technological capability is comparatively stable and identification-robust across specifications. The baseline DAI_z control is more wave-sensitive and attenuates to a null under instrumental-variable estimation, consistent with Tier-1 proxy obsolescence as website ownership diffuses to near-universal levels in the Vietnamese firm population. Within the constraint of a single binary website indicator, this paper makes no claim about dynamic digital capability moderation; any such test awaits richer Tier 2–4 indicators not currently available cross-wave in the WBES Vietnam instrument.</w:t>
       </w:r>
     </w:p>
-    <w:bookmarkEnd w:id="57"/>
-    <w:bookmarkStart w:id="58" w:name="conflict-of-interest"/>
+    <w:bookmarkEnd w:id="75"/>
+    <w:bookmarkStart w:id="76" w:name="conflict-of-interest"/>
     <w:p>
       <w:pPr>
         <w:pStyle w:val="Heading2"/>
@@ -18941,8 +19193,8 @@
         <w:t xml:space="preserve">The authors declare no conflict of interest.</w:t>
       </w:r>
     </w:p>
-    <w:bookmarkEnd w:id="58"/>
-    <w:bookmarkStart w:id="59" w:name="funding"/>
+    <w:bookmarkEnd w:id="76"/>
+    <w:bookmarkStart w:id="77" w:name="funding"/>
     <w:p>
       <w:pPr>
         <w:pStyle w:val="Heading2"/>
@@ -18965,8 +19217,8 @@
         <w:t xml:space="preserve">not-for-profit sectors.</w:t>
       </w:r>
     </w:p>
-    <w:bookmarkEnd w:id="59"/>
-    <w:bookmarkStart w:id="60" w:name="data-availability-statement"/>
+    <w:bookmarkEnd w:id="77"/>
+    <w:bookmarkStart w:id="78" w:name="data-availability-statement"/>
     <w:p>
       <w:pPr>
         <w:pStyle w:val="Heading2"/>
@@ -19013,8 +19265,8 @@
         <w:t xml:space="preserve">and may be shared to the extent permitted by the data-access terms.</w:t>
       </w:r>
     </w:p>
-    <w:bookmarkEnd w:id="60"/>
-    <w:bookmarkStart w:id="61" w:name="X799c23334c5944d058eaf15944a1408ff96b683"/>
+    <w:bookmarkEnd w:id="78"/>
+    <w:bookmarkStart w:id="79" w:name="X799c23334c5944d058eaf15944a1408ff96b683"/>
     <w:p>
       <w:pPr>
         <w:pStyle w:val="Heading2"/>
@@ -19065,8 +19317,8 @@
         <w:t xml:space="preserve">publication.</w:t>
       </w:r>
     </w:p>
-    <w:bookmarkEnd w:id="61"/>
-    <w:bookmarkStart w:id="62" w:name="acknowledgements"/>
+    <w:bookmarkEnd w:id="79"/>
+    <w:bookmarkStart w:id="80" w:name="acknowledgements"/>
     <w:p>
       <w:pPr>
         <w:pStyle w:val="Heading2"/>
@@ -19145,8 +19397,8 @@
         <w:t xml:space="preserve">and computational reproducibility.</w:t>
       </w:r>
     </w:p>
-    <w:bookmarkEnd w:id="62"/>
-    <w:bookmarkStart w:id="63" w:name="supplementary-materials"/>
+    <w:bookmarkEnd w:id="80"/>
+    <w:bookmarkStart w:id="81" w:name="supplementary-materials"/>
     <w:p>
       <w:pPr>
         <w:pStyle w:val="Heading2"/>
@@ -19198,8 +19450,8 @@
         </w:pict>
       </w:r>
     </w:p>
-    <w:bookmarkEnd w:id="63"/>
-    <w:bookmarkStart w:id="113" w:name="references"/>
+    <w:bookmarkEnd w:id="81"/>
+    <w:bookmarkStart w:id="137" w:name="references"/>
     <w:p>
       <w:pPr>
         <w:pStyle w:val="Heading2"/>
@@ -19212,6 +19464,28 @@
       <w:pPr>
         <w:pStyle w:val="FirstParagraph"/>
       </w:pPr>
+      <w:r>
+        <w:t xml:space="preserve">Agarwal, R., Barattieri, A., &amp; Mattoo, A. (2026).</w:t>
+      </w:r>
+      <w:r>
+        <w:t xml:space="preserve"> </w:t>
+      </w:r>
+      <w:r>
+        <w:rPr>
+          <w:iCs/>
+          <w:i/>
+        </w:rPr>
+        <w:t xml:space="preserve">Demand shocks, export expansion, and firm-level productivity: Evidence from Vietnamese manufacturers</w:t>
+      </w:r>
+      <w:r>
+        <w:t xml:space="preserve"> </w:t>
+      </w:r>
+      <w:r>
+        <w:t xml:space="preserve">[World Bank Policy Research Working Paper]. The World Bank. [DOI pending; verify and add upon assignment before submission]</w:t>
+      </w:r>
+      <w:r>
+        <w:t xml:space="preserve"> </w:t>
+      </w:r>
       <w:r>
         <w:t xml:space="preserve">Aguinis, H., Hill, N. S., &amp; Bailey, J. R. (2021). Best practices in data collection and preparation: Recommendations for reviewers, editors, and authors.</w:t>
       </w:r>
@@ -19231,7 +19505,7 @@
       <w:r>
         <w:t xml:space="preserve"> </w:t>
       </w:r>
-      <w:hyperlink r:id="rId64">
+      <w:hyperlink r:id="rId82">
         <w:r>
           <w:rPr>
             <w:rStyle w:val="Hyperlink"/>
@@ -19261,7 +19535,7 @@
       <w:r>
         <w:t xml:space="preserve"> </w:t>
       </w:r>
-      <w:hyperlink r:id="rId65">
+      <w:hyperlink r:id="rId83">
         <w:r>
           <w:rPr>
             <w:rStyle w:val="Hyperlink"/>
@@ -19291,7 +19565,7 @@
       <w:r>
         <w:t xml:space="preserve"> </w:t>
       </w:r>
-      <w:hyperlink r:id="rId66">
+      <w:hyperlink r:id="rId84">
         <w:r>
           <w:rPr>
             <w:rStyle w:val="Hyperlink"/>
@@ -19303,6 +19577,58 @@
         <w:t xml:space="preserve"> </w:t>
       </w:r>
       <w:r>
+        <w:t xml:space="preserve">Barattieri, A., Mattoo, A., &amp; Signoret, J. E. (2026).</w:t>
+      </w:r>
+      <w:r>
+        <w:t xml:space="preserve"> </w:t>
+      </w:r>
+      <w:r>
+        <w:rPr>
+          <w:iCs/>
+          <w:i/>
+        </w:rPr>
+        <w:t xml:space="preserve">Service trade liberalization and productivity growth: Micro-evidence from Vietnam, 2008–2016</w:t>
+      </w:r>
+      <w:r>
+        <w:t xml:space="preserve"> </w:t>
+      </w:r>
+      <w:r>
+        <w:t xml:space="preserve">[World Bank Policy Research Working Paper]. The World Bank. [DOI pending; verify and add upon assignment before submission]</w:t>
+      </w:r>
+      <w:r>
+        <w:t xml:space="preserve"> </w:t>
+      </w:r>
+      <w:r>
+        <w:t xml:space="preserve">Barney, J. (1991). Firm resources and sustained competitive advantage.</w:t>
+      </w:r>
+      <w:r>
+        <w:t xml:space="preserve"> </w:t>
+      </w:r>
+      <w:r>
+        <w:rPr>
+          <w:iCs/>
+          <w:i/>
+        </w:rPr>
+        <w:t xml:space="preserve">Journal of Management, 17</w:t>
+      </w:r>
+      <w:r>
+        <w:t xml:space="preserve">(1), 99–120.</w:t>
+      </w:r>
+      <w:r>
+        <w:t xml:space="preserve"> </w:t>
+      </w:r>
+      <w:hyperlink r:id="rId85">
+        <w:r>
+          <w:rPr>
+            <w:rStyle w:val="Hyperlink"/>
+          </w:rPr>
+          <w:t xml:space="preserve">https://doi.org/10.1177/014920639101700108</w:t>
+        </w:r>
+      </w:hyperlink>
+      <w:r>
+        <w:t xml:space="preserve"> </w:t>
+      </w:r>
+      <w:r>
         <w:t xml:space="preserve">Bernard, A. B., Jensen, J. B., Redding, S. J., &amp; Schott, P. K. (2007). Firms in international trade.</w:t>
       </w:r>
       <w:r>
@@ -19321,7 +19647,7 @@
       <w:r>
         <w:t xml:space="preserve"> </w:t>
       </w:r>
-      <w:hyperlink r:id="rId67">
+      <w:hyperlink r:id="rId86">
         <w:r>
           <w:rPr>
             <w:rStyle w:val="Hyperlink"/>
@@ -19351,7 +19677,7 @@
       <w:r>
         <w:t xml:space="preserve"> </w:t>
       </w:r>
-      <w:hyperlink r:id="rId68">
+      <w:hyperlink r:id="rId87">
         <w:r>
           <w:rPr>
             <w:rStyle w:val="Hyperlink"/>
@@ -19381,7 +19707,7 @@
       <w:r>
         <w:t xml:space="preserve"> </w:t>
       </w:r>
-      <w:hyperlink r:id="rId69">
+      <w:hyperlink r:id="rId88">
         <w:r>
           <w:rPr>
             <w:rStyle w:val="Hyperlink"/>
@@ -19411,7 +19737,7 @@
       <w:r>
         <w:t xml:space="preserve"> </w:t>
       </w:r>
-      <w:hyperlink r:id="rId70">
+      <w:hyperlink r:id="rId89">
         <w:r>
           <w:rPr>
             <w:rStyle w:val="Hyperlink"/>
@@ -19441,7 +19767,7 @@
       <w:r>
         <w:t xml:space="preserve"> </w:t>
       </w:r>
-      <w:hyperlink r:id="rId71">
+      <w:hyperlink r:id="rId90">
         <w:r>
           <w:rPr>
             <w:rStyle w:val="Hyperlink"/>
@@ -19471,7 +19797,7 @@
       <w:r>
         <w:t xml:space="preserve"> </w:t>
       </w:r>
-      <w:hyperlink r:id="rId72">
+      <w:hyperlink r:id="rId91">
         <w:r>
           <w:rPr>
             <w:rStyle w:val="Hyperlink"/>
@@ -19501,7 +19827,7 @@
       <w:r>
         <w:t xml:space="preserve"> </w:t>
       </w:r>
-      <w:hyperlink r:id="rId73">
+      <w:hyperlink r:id="rId92">
         <w:r>
           <w:rPr>
             <w:rStyle w:val="Hyperlink"/>
@@ -19531,7 +19857,7 @@
       <w:r>
         <w:t xml:space="preserve"> </w:t>
       </w:r>
-      <w:hyperlink r:id="rId74">
+      <w:hyperlink r:id="rId93">
         <w:r>
           <w:rPr>
             <w:rStyle w:val="Hyperlink"/>
@@ -19561,7 +19887,7 @@
       <w:r>
         <w:t xml:space="preserve"> </w:t>
       </w:r>
-      <w:hyperlink r:id="rId75">
+      <w:hyperlink r:id="rId94">
         <w:r>
           <w:rPr>
             <w:rStyle w:val="Hyperlink"/>
@@ -19591,7 +19917,7 @@
       <w:r>
         <w:t xml:space="preserve"> </w:t>
       </w:r>
-      <w:hyperlink r:id="rId76">
+      <w:hyperlink r:id="rId95">
         <w:r>
           <w:rPr>
             <w:rStyle w:val="Hyperlink"/>
@@ -19621,7 +19947,7 @@
       <w:r>
         <w:t xml:space="preserve"> </w:t>
       </w:r>
-      <w:hyperlink r:id="rId77">
+      <w:hyperlink r:id="rId96">
         <w:r>
           <w:rPr>
             <w:rStyle w:val="Hyperlink"/>
@@ -19651,7 +19977,7 @@
       <w:r>
         <w:t xml:space="preserve"> </w:t>
       </w:r>
-      <w:hyperlink r:id="rId78">
+      <w:hyperlink r:id="rId97">
         <w:r>
           <w:rPr>
             <w:rStyle w:val="Hyperlink"/>
@@ -19681,7 +20007,7 @@
       <w:r>
         <w:t xml:space="preserve"> </w:t>
       </w:r>
-      <w:hyperlink r:id="rId79">
+      <w:hyperlink r:id="rId98">
         <w:r>
           <w:rPr>
             <w:rStyle w:val="Hyperlink"/>
@@ -19711,7 +20037,7 @@
       <w:r>
         <w:t xml:space="preserve"> </w:t>
       </w:r>
-      <w:hyperlink r:id="rId80">
+      <w:hyperlink r:id="rId99">
         <w:r>
           <w:rPr>
             <w:rStyle w:val="Hyperlink"/>
@@ -19741,7 +20067,7 @@
       <w:r>
         <w:t xml:space="preserve"> </w:t>
       </w:r>
-      <w:hyperlink r:id="rId81">
+      <w:hyperlink r:id="rId100">
         <w:r>
           <w:rPr>
             <w:rStyle w:val="Hyperlink"/>
@@ -19771,7 +20097,7 @@
       <w:r>
         <w:t xml:space="preserve"> </w:t>
       </w:r>
-      <w:hyperlink r:id="rId82">
+      <w:hyperlink r:id="rId101">
         <w:r>
           <w:rPr>
             <w:rStyle w:val="Hyperlink"/>
@@ -19783,6 +20109,36 @@
         <w:t xml:space="preserve"> </w:t>
       </w:r>
       <w:r>
+        <w:t xml:space="preserve">Hitt, M. A., Hoskisson, R. E., &amp; Kim, H. (1997). International diversification: Effects on innovation and firm performance in product-diversified firms.</w:t>
+      </w:r>
+      <w:r>
+        <w:t xml:space="preserve"> </w:t>
+      </w:r>
+      <w:r>
+        <w:rPr>
+          <w:iCs/>
+          <w:i/>
+        </w:rPr>
+        <w:t xml:space="preserve">Academy of Management Journal, 40</w:t>
+      </w:r>
+      <w:r>
+        <w:t xml:space="preserve">(4), 767–798.</w:t>
+      </w:r>
+      <w:r>
+        <w:t xml:space="preserve"> </w:t>
+      </w:r>
+      <w:hyperlink r:id="rId102">
+        <w:r>
+          <w:rPr>
+            <w:rStyle w:val="Hyperlink"/>
+          </w:rPr>
+          <w:t xml:space="preserve">https://doi.org/10.5465/256948</w:t>
+        </w:r>
+      </w:hyperlink>
+      <w:r>
+        <w:t xml:space="preserve"> </w:t>
+      </w:r>
+      <w:r>
         <w:t xml:space="preserve">International Telecommunication Union. (2026).</w:t>
       </w:r>
       <w:r>
@@ -19804,7 +20160,7 @@
       <w:r>
         <w:t xml:space="preserve"> </w:t>
       </w:r>
-      <w:hyperlink r:id="rId83">
+      <w:hyperlink r:id="rId103">
         <w:r>
           <w:rPr>
             <w:rStyle w:val="Hyperlink"/>
@@ -19816,6 +20172,66 @@
         <w:t xml:space="preserve"> </w:t>
       </w:r>
       <w:r>
+        <w:t xml:space="preserve">Johanson, J., &amp; Vahlne, J.-E. (1977). The internationalization process of the firm: A model of knowledge development and increasing foreign market commitments.</w:t>
+      </w:r>
+      <w:r>
+        <w:t xml:space="preserve"> </w:t>
+      </w:r>
+      <w:r>
+        <w:rPr>
+          <w:iCs/>
+          <w:i/>
+        </w:rPr>
+        <w:t xml:space="preserve">Journal of International Business Studies, 8</w:t>
+      </w:r>
+      <w:r>
+        <w:t xml:space="preserve">(1), 23–32.</w:t>
+      </w:r>
+      <w:r>
+        <w:t xml:space="preserve"> </w:t>
+      </w:r>
+      <w:hyperlink r:id="rId104">
+        <w:r>
+          <w:rPr>
+            <w:rStyle w:val="Hyperlink"/>
+          </w:rPr>
+          <w:t xml:space="preserve">https://doi.org/10.1057/palgrave.jibs.8490676</w:t>
+        </w:r>
+      </w:hyperlink>
+      <w:r>
+        <w:t xml:space="preserve"> </w:t>
+      </w:r>
+      <w:r>
+        <w:t xml:space="preserve">Johanson, J., &amp; Vahlne, J.-E. (2009). The Uppsala internationalization process model revisited: From liability of foreignness to liability of outsidership.</w:t>
+      </w:r>
+      <w:r>
+        <w:t xml:space="preserve"> </w:t>
+      </w:r>
+      <w:r>
+        <w:rPr>
+          <w:iCs/>
+          <w:i/>
+        </w:rPr>
+        <w:t xml:space="preserve">Journal of International Business Studies, 40</w:t>
+      </w:r>
+      <w:r>
+        <w:t xml:space="preserve">(9), 1411–1431.</w:t>
+      </w:r>
+      <w:r>
+        <w:t xml:space="preserve"> </w:t>
+      </w:r>
+      <w:hyperlink r:id="rId105">
+        <w:r>
+          <w:rPr>
+            <w:rStyle w:val="Hyperlink"/>
+          </w:rPr>
+          <w:t xml:space="preserve">https://doi.org/10.1057/jibs.2009.24</w:t>
+        </w:r>
+      </w:hyperlink>
+      <w:r>
+        <w:t xml:space="preserve"> </w:t>
+      </w:r>
+      <w:r>
         <w:t xml:space="preserve">Karna, A., Richter, A., &amp; Riesenkampff, E. (2016). Revisiting the role of the environment in the capabilities–financial performance relationship: A meta-analysis.</w:t>
       </w:r>
       <w:r>
@@ -19834,7 +20250,7 @@
       <w:r>
         <w:t xml:space="preserve"> </w:t>
       </w:r>
-      <w:hyperlink r:id="rId84">
+      <w:hyperlink r:id="rId106">
         <w:r>
           <w:rPr>
             <w:rStyle w:val="Hyperlink"/>
@@ -19864,7 +20280,7 @@
       <w:r>
         <w:t xml:space="preserve"> </w:t>
       </w:r>
-      <w:hyperlink r:id="rId85">
+      <w:hyperlink r:id="rId107">
         <w:r>
           <w:rPr>
             <w:rStyle w:val="Hyperlink"/>
@@ -19894,7 +20310,7 @@
       <w:r>
         <w:t xml:space="preserve"> </w:t>
       </w:r>
-      <w:hyperlink r:id="rId86">
+      <w:hyperlink r:id="rId108">
         <w:r>
           <w:rPr>
             <w:rStyle w:val="Hyperlink"/>
@@ -19924,7 +20340,7 @@
       <w:r>
         <w:t xml:space="preserve"> </w:t>
       </w:r>
-      <w:hyperlink r:id="rId87">
+      <w:hyperlink r:id="rId109">
         <w:r>
           <w:rPr>
             <w:rStyle w:val="Hyperlink"/>
@@ -19954,7 +20370,7 @@
       <w:r>
         <w:t xml:space="preserve"> </w:t>
       </w:r>
-      <w:hyperlink r:id="rId88">
+      <w:hyperlink r:id="rId110">
         <w:r>
           <w:rPr>
             <w:rStyle w:val="Hyperlink"/>
@@ -19984,7 +20400,7 @@
       <w:r>
         <w:t xml:space="preserve"> </w:t>
       </w:r>
-      <w:hyperlink r:id="rId89">
+      <w:hyperlink r:id="rId111">
         <w:r>
           <w:rPr>
             <w:rStyle w:val="Hyperlink"/>
@@ -20014,7 +20430,7 @@
       <w:r>
         <w:t xml:space="preserve"> </w:t>
       </w:r>
-      <w:hyperlink r:id="rId90">
+      <w:hyperlink r:id="rId112">
         <w:r>
           <w:rPr>
             <w:rStyle w:val="Hyperlink"/>
@@ -20044,7 +20460,7 @@
       <w:r>
         <w:t xml:space="preserve"> </w:t>
       </w:r>
-      <w:hyperlink r:id="rId91">
+      <w:hyperlink r:id="rId113">
         <w:r>
           <w:rPr>
             <w:rStyle w:val="Hyperlink"/>
@@ -20074,7 +20490,7 @@
       <w:r>
         <w:t xml:space="preserve"> </w:t>
       </w:r>
-      <w:hyperlink r:id="rId92">
+      <w:hyperlink r:id="rId114">
         <w:r>
           <w:rPr>
             <w:rStyle w:val="Hyperlink"/>
@@ -20104,7 +20520,7 @@
       <w:r>
         <w:t xml:space="preserve"> </w:t>
       </w:r>
-      <w:hyperlink r:id="rId93">
+      <w:hyperlink r:id="rId115">
         <w:r>
           <w:rPr>
             <w:rStyle w:val="Hyperlink"/>
@@ -20134,7 +20550,7 @@
       <w:r>
         <w:t xml:space="preserve"> </w:t>
       </w:r>
-      <w:hyperlink r:id="rId94">
+      <w:hyperlink r:id="rId116">
         <w:r>
           <w:rPr>
             <w:rStyle w:val="Hyperlink"/>
@@ -20167,7 +20583,7 @@
       <w:r>
         <w:t xml:space="preserve"> </w:t>
       </w:r>
-      <w:hyperlink r:id="rId95">
+      <w:hyperlink r:id="rId117">
         <w:r>
           <w:rPr>
             <w:rStyle w:val="Hyperlink"/>
@@ -20197,7 +20613,7 @@
       <w:r>
         <w:t xml:space="preserve"> </w:t>
       </w:r>
-      <w:hyperlink r:id="rId96">
+      <w:hyperlink r:id="rId118">
         <w:r>
           <w:rPr>
             <w:rStyle w:val="Hyperlink"/>
@@ -20227,7 +20643,7 @@
       <w:r>
         <w:t xml:space="preserve"> </w:t>
       </w:r>
-      <w:hyperlink r:id="rId97">
+      <w:hyperlink r:id="rId119">
         <w:r>
           <w:rPr>
             <w:rStyle w:val="Hyperlink"/>
@@ -20257,7 +20673,7 @@
       <w:r>
         <w:t xml:space="preserve"> </w:t>
       </w:r>
-      <w:hyperlink r:id="rId98">
+      <w:hyperlink r:id="rId120">
         <w:r>
           <w:rPr>
             <w:rStyle w:val="Hyperlink"/>
@@ -20287,7 +20703,7 @@
       <w:r>
         <w:t xml:space="preserve"> </w:t>
       </w:r>
-      <w:hyperlink r:id="rId99">
+      <w:hyperlink r:id="rId121">
         <w:r>
           <w:rPr>
             <w:rStyle w:val="Hyperlink"/>
@@ -20317,7 +20733,7 @@
       <w:r>
         <w:t xml:space="preserve"> </w:t>
       </w:r>
-      <w:hyperlink r:id="rId100">
+      <w:hyperlink r:id="rId122">
         <w:r>
           <w:rPr>
             <w:rStyle w:val="Hyperlink"/>
@@ -20347,7 +20763,7 @@
       <w:r>
         <w:t xml:space="preserve"> </w:t>
       </w:r>
-      <w:hyperlink r:id="rId101">
+      <w:hyperlink r:id="rId123">
         <w:r>
           <w:rPr>
             <w:rStyle w:val="Hyperlink"/>
@@ -20377,7 +20793,7 @@
       <w:r>
         <w:t xml:space="preserve"> </w:t>
       </w:r>
-      <w:hyperlink r:id="rId102">
+      <w:hyperlink r:id="rId124">
         <w:r>
           <w:rPr>
             <w:rStyle w:val="Hyperlink"/>
@@ -20407,7 +20823,7 @@
       <w:r>
         <w:t xml:space="preserve"> </w:t>
       </w:r>
-      <w:hyperlink r:id="rId103">
+      <w:hyperlink r:id="rId125">
         <w:r>
           <w:rPr>
             <w:rStyle w:val="Hyperlink"/>
@@ -20429,7 +20845,7 @@
           <w:iCs/>
           <w:i/>
         </w:rPr>
-        <w:t xml:space="preserve">Bulletin of Economics and Statistics, 41</w:t>
+        <w:t xml:space="preserve">Oxford Bulletin of Economics and Statistics, 41</w:t>
       </w:r>
       <w:r>
         <w:t xml:space="preserve">(4), 255–267.</w:t>
@@ -20437,7 +20853,7 @@
       <w:r>
         <w:t xml:space="preserve"> </w:t>
       </w:r>
-      <w:hyperlink r:id="rId104">
+      <w:hyperlink r:id="rId126">
         <w:r>
           <w:rPr>
             <w:rStyle w:val="Hyperlink"/>
@@ -20467,7 +20883,7 @@
       <w:r>
         <w:t xml:space="preserve"> </w:t>
       </w:r>
-      <w:hyperlink r:id="rId105">
+      <w:hyperlink r:id="rId127">
         <w:r>
           <w:rPr>
             <w:rStyle w:val="Hyperlink"/>
@@ -20497,7 +20913,7 @@
       <w:r>
         <w:t xml:space="preserve"> </w:t>
       </w:r>
-      <w:hyperlink r:id="rId106">
+      <w:hyperlink r:id="rId128">
         <w:r>
           <w:rPr>
             <w:rStyle w:val="Hyperlink"/>
@@ -20546,7 +20962,7 @@
       <w:r>
         <w:t xml:space="preserve"> </w:t>
       </w:r>
-      <w:hyperlink r:id="rId107">
+      <w:hyperlink r:id="rId129">
         <w:r>
           <w:rPr>
             <w:rStyle w:val="Hyperlink"/>
@@ -20598,7 +21014,7 @@
       <w:r>
         <w:t xml:space="preserve"> </w:t>
       </w:r>
-      <w:hyperlink r:id="rId108">
+      <w:hyperlink r:id="rId130">
         <w:r>
           <w:rPr>
             <w:rStyle w:val="Hyperlink"/>
@@ -20628,7 +21044,7 @@
       <w:r>
         <w:t xml:space="preserve"> </w:t>
       </w:r>
-      <w:hyperlink r:id="rId108">
+      <w:hyperlink r:id="rId130">
         <w:r>
           <w:rPr>
             <w:rStyle w:val="Hyperlink"/>
@@ -20658,7 +21074,7 @@
       <w:r>
         <w:t xml:space="preserve"> </w:t>
       </w:r>
-      <w:hyperlink r:id="rId108">
+      <w:hyperlink r:id="rId130">
         <w:r>
           <w:rPr>
             <w:rStyle w:val="Hyperlink"/>
@@ -20670,6 +21086,72 @@
         <w:t xml:space="preserve"> </w:t>
       </w:r>
       <w:r>
+        <w:t xml:space="preserve">World Bank. (2025b).</w:t>
+      </w:r>
+      <w:r>
+        <w:t xml:space="preserve"> </w:t>
+      </w:r>
+      <w:r>
+        <w:rPr>
+          <w:iCs/>
+          <w:i/>
+        </w:rPr>
+        <w:t xml:space="preserve">Taking stock: Vietnam economic update</w:t>
+      </w:r>
+      <w:r>
+        <w:t xml:space="preserve"> </w:t>
+      </w:r>
+      <w:r>
+        <w:t xml:space="preserve">[Biannual economic update]. World Bank Group. Retrieved May 9, 2026, from</w:t>
+      </w:r>
+      <w:r>
+        <w:t xml:space="preserve"> </w:t>
+      </w:r>
+      <w:hyperlink r:id="rId131">
+        <w:r>
+          <w:rPr>
+            <w:rStyle w:val="Hyperlink"/>
+          </w:rPr>
+          <w:t xml:space="preserve">https://www.worldbank.org/en/country/vietnam/publication/taking-stock</w:t>
+        </w:r>
+      </w:hyperlink>
+      <w:r>
+        <w:t xml:space="preserve"> </w:t>
+      </w:r>
+      <w:r>
+        <w:t xml:space="preserve">World Bank. (2025c).</w:t>
+      </w:r>
+      <w:r>
+        <w:t xml:space="preserve"> </w:t>
+      </w:r>
+      <w:r>
+        <w:rPr>
+          <w:iCs/>
+          <w:i/>
+        </w:rPr>
+        <w:t xml:space="preserve">Vietnam macroeconomic and trade indicators, 2024</w:t>
+      </w:r>
+      <w:r>
+        <w:t xml:space="preserve"> </w:t>
+      </w:r>
+      <w:r>
+        <w:t xml:space="preserve">[Data set]. World Bank Group. Retrieved May 9, 2026, from</w:t>
+      </w:r>
+      <w:r>
+        <w:t xml:space="preserve"> </w:t>
+      </w:r>
+      <w:hyperlink r:id="rId132">
+        <w:r>
+          <w:rPr>
+            <w:rStyle w:val="Hyperlink"/>
+          </w:rPr>
+          <w:t xml:space="preserve">https://data.worldbank.org/country/vietnam</w:t>
+        </w:r>
+      </w:hyperlink>
+      <w:r>
+        <w:t xml:space="preserve"> </w:t>
+      </w:r>
+      <w:r>
         <w:t xml:space="preserve">World Bank. (2026).</w:t>
       </w:r>
       <w:r>
@@ -20691,7 +21173,7 @@
       <w:r>
         <w:t xml:space="preserve"> </w:t>
       </w:r>
-      <w:hyperlink r:id="rId109">
+      <w:hyperlink r:id="rId133">
         <w:r>
           <w:rPr>
             <w:rStyle w:val="Hyperlink"/>
@@ -20721,7 +21203,7 @@
       <w:r>
         <w:t xml:space="preserve"> </w:t>
       </w:r>
-      <w:hyperlink r:id="rId110">
+      <w:hyperlink r:id="rId134">
         <w:r>
           <w:rPr>
             <w:rStyle w:val="Hyperlink"/>
@@ -20751,7 +21233,7 @@
       <w:r>
         <w:t xml:space="preserve"> </w:t>
       </w:r>
-      <w:hyperlink r:id="rId111">
+      <w:hyperlink r:id="rId135">
         <w:r>
           <w:rPr>
             <w:rStyle w:val="Hyperlink"/>
@@ -20781,7 +21263,7 @@
       <w:r>
         <w:t xml:space="preserve"> </w:t>
       </w:r>
-      <w:hyperlink r:id="rId112">
+      <w:hyperlink r:id="rId136">
         <w:r>
           <w:rPr>
             <w:rStyle w:val="Hyperlink"/>
@@ -20790,8 +21272,8 @@
         </w:r>
       </w:hyperlink>
     </w:p>
-    <w:bookmarkEnd w:id="113"/>
-    <w:bookmarkEnd w:id="114"/>
+    <w:bookmarkEnd w:id="137"/>
+    <w:bookmarkEnd w:id="138"/>
     <w:sectPr>
       <w:pgSz w:h="16838" w:w="11906"/>
       <w:pgMar w:bottom="1417" w:left="1417" w:right="1417" w:top="1417"/>

--- a/dist/manuscripts/en/p3_vietnam_en_clean.docx
+++ b/dist/manuscripts/en/p3_vietnam_en_clean.docx
@@ -28048,43 +28048,43 @@
               <w:jc w:val="left"/>
             </w:pPr>
             <w:r>
-              <w:t xml:space="preserve">z=-0.61 (p=0.543)</w:t>
-            </w:r>
-          </w:p>
-        </w:tc>
-        <w:tc>
-          <w:tcPr/>
-          <w:p>
-            <w:pPr>
-              <w:pStyle w:val="Compact"/>
-              <w:jc w:val="left"/>
-            </w:pPr>
-            <w:r>
-              <w:t xml:space="preserve">z=0.96 (p=0.337)</w:t>
-            </w:r>
-          </w:p>
-        </w:tc>
-        <w:tc>
-          <w:tcPr/>
-          <w:p>
-            <w:pPr>
-              <w:pStyle w:val="Compact"/>
-              <w:jc w:val="left"/>
-            </w:pPr>
-            <w:r>
-              <w:t xml:space="preserve">z=1.29 (p=0.198)</w:t>
-            </w:r>
-          </w:p>
-        </w:tc>
-        <w:tc>
-          <w:tcPr/>
-          <w:p>
-            <w:pPr>
-              <w:pStyle w:val="Compact"/>
-              <w:jc w:val="left"/>
-            </w:pPr>
-            <w:r>
-              <w:t xml:space="preserve">z=3.35 (p=0.001)</w:t>
+              <w:t xml:space="preserve">z=-0.61 (p=.543)</w:t>
+            </w:r>
+          </w:p>
+        </w:tc>
+        <w:tc>
+          <w:tcPr/>
+          <w:p>
+            <w:pPr>
+              <w:pStyle w:val="Compact"/>
+              <w:jc w:val="left"/>
+            </w:pPr>
+            <w:r>
+              <w:t xml:space="preserve">z=0.96 (p=.337)</w:t>
+            </w:r>
+          </w:p>
+        </w:tc>
+        <w:tc>
+          <w:tcPr/>
+          <w:p>
+            <w:pPr>
+              <w:pStyle w:val="Compact"/>
+              <w:jc w:val="left"/>
+            </w:pPr>
+            <w:r>
+              <w:t xml:space="preserve">z=1.29 (p=.198)</w:t>
+            </w:r>
+          </w:p>
+        </w:tc>
+        <w:tc>
+          <w:tcPr/>
+          <w:p>
+            <w:pPr>
+              <w:pStyle w:val="Compact"/>
+              <w:jc w:val="left"/>
+            </w:pPr>
+            <w:r>
+              <w:t xml:space="preserve">z=3.35 (p=.001)</w:t>
             </w:r>
           </w:p>
         </w:tc>
@@ -28110,43 +28110,43 @@
               <w:jc w:val="left"/>
             </w:pPr>
             <w:r>
-              <w:t xml:space="preserve">z=0.09 (p=0.926)</w:t>
-            </w:r>
-          </w:p>
-        </w:tc>
-        <w:tc>
-          <w:tcPr/>
-          <w:p>
-            <w:pPr>
-              <w:pStyle w:val="Compact"/>
-              <w:jc w:val="left"/>
-            </w:pPr>
-            <w:r>
-              <w:t xml:space="preserve">z=0.14 (p=0.888)</w:t>
-            </w:r>
-          </w:p>
-        </w:tc>
-        <w:tc>
-          <w:tcPr/>
-          <w:p>
-            <w:pPr>
-              <w:pStyle w:val="Compact"/>
-              <w:jc w:val="left"/>
-            </w:pPr>
-            <w:r>
-              <w:t xml:space="preserve">z=1.42 (p=0.155)</w:t>
-            </w:r>
-          </w:p>
-        </w:tc>
-        <w:tc>
-          <w:tcPr/>
-          <w:p>
-            <w:pPr>
-              <w:pStyle w:val="Compact"/>
-              <w:jc w:val="left"/>
-            </w:pPr>
-            <w:r>
-              <w:t xml:space="preserve">z=1.28 (p=0.201)</w:t>
+              <w:t xml:space="preserve">z=0.09 (p=.926)</w:t>
+            </w:r>
+          </w:p>
+        </w:tc>
+        <w:tc>
+          <w:tcPr/>
+          <w:p>
+            <w:pPr>
+              <w:pStyle w:val="Compact"/>
+              <w:jc w:val="left"/>
+            </w:pPr>
+            <w:r>
+              <w:t xml:space="preserve">z=0.14 (p=.888)</w:t>
+            </w:r>
+          </w:p>
+        </w:tc>
+        <w:tc>
+          <w:tcPr/>
+          <w:p>
+            <w:pPr>
+              <w:pStyle w:val="Compact"/>
+              <w:jc w:val="left"/>
+            </w:pPr>
+            <w:r>
+              <w:t xml:space="preserve">z=1.42 (p=.155)</w:t>
+            </w:r>
+          </w:p>
+        </w:tc>
+        <w:tc>
+          <w:tcPr/>
+          <w:p>
+            <w:pPr>
+              <w:pStyle w:val="Compact"/>
+              <w:jc w:val="left"/>
+            </w:pPr>
+            <w:r>
+              <w:t xml:space="preserve">z=1.28 (p=.201)</w:t>
             </w:r>
           </w:p>
         </w:tc>
@@ -28172,43 +28172,43 @@
               <w:jc w:val="left"/>
             </w:pPr>
             <w:r>
-              <w:t xml:space="preserve">z=0.66 (p=0.509)</w:t>
-            </w:r>
-          </w:p>
-        </w:tc>
-        <w:tc>
-          <w:tcPr/>
-          <w:p>
-            <w:pPr>
-              <w:pStyle w:val="Compact"/>
-              <w:jc w:val="left"/>
-            </w:pPr>
-            <w:r>
-              <w:t xml:space="preserve">z=-0.84 (p=0.400)</w:t>
-            </w:r>
-          </w:p>
-        </w:tc>
-        <w:tc>
-          <w:tcPr/>
-          <w:p>
-            <w:pPr>
-              <w:pStyle w:val="Compact"/>
-              <w:jc w:val="left"/>
-            </w:pPr>
-            <w:r>
-              <w:t xml:space="preserve">z=0.07 (p=0.947)</w:t>
-            </w:r>
-          </w:p>
-        </w:tc>
-        <w:tc>
-          <w:tcPr/>
-          <w:p>
-            <w:pPr>
-              <w:pStyle w:val="Compact"/>
-              <w:jc w:val="left"/>
-            </w:pPr>
-            <w:r>
-              <w:t xml:space="preserve">z=-2.05 (p=0.040)</w:t>
+              <w:t xml:space="preserve">z=0.66 (p=.509)</w:t>
+            </w:r>
+          </w:p>
+        </w:tc>
+        <w:tc>
+          <w:tcPr/>
+          <w:p>
+            <w:pPr>
+              <w:pStyle w:val="Compact"/>
+              <w:jc w:val="left"/>
+            </w:pPr>
+            <w:r>
+              <w:t xml:space="preserve">z=-0.84 (p=.400)</w:t>
+            </w:r>
+          </w:p>
+        </w:tc>
+        <w:tc>
+          <w:tcPr/>
+          <w:p>
+            <w:pPr>
+              <w:pStyle w:val="Compact"/>
+              <w:jc w:val="left"/>
+            </w:pPr>
+            <w:r>
+              <w:t xml:space="preserve">z=0.07 (p=.947)</w:t>
+            </w:r>
+          </w:p>
+        </w:tc>
+        <w:tc>
+          <w:tcPr/>
+          <w:p>
+            <w:pPr>
+              <w:pStyle w:val="Compact"/>
+              <w:jc w:val="left"/>
+            </w:pPr>
+            <w:r>
+              <w:t xml:space="preserve">z=-2.05 (p=.040)</w:t>
             </w:r>
           </w:p>
         </w:tc>
